--- a/Informe P1/P1.docx
+++ b/Informe P1/P1.docx
@@ -415,38 +415,19 @@
         <w:rPr>
           <w:lang w:val="es-ES" w:eastAsia="en-US"/>
         </w:rPr>
-        <w:t xml:space="preserve">montar un Laboratorio Virtual para desplegar una aplicación Web en un entorno de computación distribuida utilizando varias máquinas virtuales en el IAAS de la ULL. Una de ellas hará las veces de Proxy HTTP (futuro balanceador de carga) y permitirá la conexión con el exterior (debe configurarse con dos interfaces de red). Otras implementarán servidores de </w:t>
-      </w:r>
-      <w:proofErr w:type="spellStart"/>
-      <w:r>
-        <w:rPr>
-          <w:lang w:val="es-ES" w:eastAsia="en-US"/>
-        </w:rPr>
-        <w:t>backend</w:t>
-      </w:r>
-      <w:proofErr w:type="spellEnd"/>
-      <w:r>
-        <w:rPr>
-          <w:lang w:val="es-ES" w:eastAsia="en-US"/>
-        </w:rPr>
-        <w:t>, caches, bases de datos, etc.</w:t>
+        <w:t>montar un Laboratorio Virtual para desplegar una aplicación Web en un entorno de computación distribuida utilizando varias máquinas virtuales en el IAAS de la ULL. Una de ellas hará las veces de Proxy HTTP (futuro balanceador de carga) y permitirá la conexión con el exterior (debe configurarse con dos interfaces de red). Otras implementarán servidores de backend, caches, bases de datos, etc.</w:t>
       </w:r>
     </w:p>
     <w:p>
       <w:pPr>
         <w:pStyle w:val="Ttulo1"/>
-        <w:ind w:left="0"/>
-      </w:pPr>
-      <w:r>
-        <w:t>Creación de Máquinas Virtuales (</w:t>
-      </w:r>
-      <w:proofErr w:type="spellStart"/>
-      <w:r>
-        <w:t>MVs</w:t>
-      </w:r>
-      <w:proofErr w:type="spellEnd"/>
-      <w:r>
-        <w:t xml:space="preserve">) </w:t>
+        <w:numPr>
+          <w:ilvl w:val="0"/>
+          <w:numId w:val="3"/>
+        </w:numPr>
+      </w:pPr>
+      <w:r>
+        <w:t>Configuración básica del entorno</w:t>
       </w:r>
     </w:p>
     <w:p>
@@ -455,157 +436,58 @@
       </w:pPr>
       <w:bookmarkStart w:id="0" w:name="_5khdqzfb171c" w:colFirst="0" w:colLast="0"/>
       <w:bookmarkEnd w:id="0"/>
-      <w:proofErr w:type="spellStart"/>
-      <w:r>
-        <w:t>Lorem</w:t>
-      </w:r>
-      <w:proofErr w:type="spellEnd"/>
-      <w:r>
-        <w:t xml:space="preserve"> </w:t>
-      </w:r>
-      <w:proofErr w:type="spellStart"/>
-      <w:r>
-        <w:t>ipsum</w:t>
-      </w:r>
-      <w:proofErr w:type="spellEnd"/>
-      <w:r>
-        <w:t xml:space="preserve"> dolor </w:t>
-      </w:r>
-      <w:proofErr w:type="spellStart"/>
-      <w:r>
-        <w:t>sit</w:t>
-      </w:r>
-      <w:proofErr w:type="spellEnd"/>
-      <w:r>
-        <w:t xml:space="preserve"> </w:t>
-      </w:r>
-      <w:proofErr w:type="spellStart"/>
-      <w:r>
-        <w:t>amet</w:t>
-      </w:r>
-      <w:proofErr w:type="spellEnd"/>
-      <w:r>
-        <w:t xml:space="preserve">, </w:t>
-      </w:r>
-      <w:proofErr w:type="spellStart"/>
-      <w:r>
-        <w:t>consectetur</w:t>
-      </w:r>
-      <w:proofErr w:type="spellEnd"/>
-      <w:r>
-        <w:t xml:space="preserve"> </w:t>
-      </w:r>
-      <w:proofErr w:type="spellStart"/>
-      <w:r>
-        <w:t>adipiscing</w:t>
-      </w:r>
-      <w:proofErr w:type="spellEnd"/>
-      <w:r>
-        <w:t xml:space="preserve"> </w:t>
-      </w:r>
-      <w:proofErr w:type="spellStart"/>
-      <w:r>
-        <w:t>elit</w:t>
-      </w:r>
-      <w:proofErr w:type="spellEnd"/>
-      <w:r>
-        <w:t xml:space="preserve">, sed do </w:t>
-      </w:r>
-      <w:proofErr w:type="spellStart"/>
-      <w:r>
-        <w:t>eiusmod</w:t>
-      </w:r>
-      <w:proofErr w:type="spellEnd"/>
-      <w:r>
-        <w:t xml:space="preserve"> </w:t>
-      </w:r>
-      <w:proofErr w:type="spellStart"/>
-      <w:r>
-        <w:t>tempor</w:t>
-      </w:r>
-      <w:proofErr w:type="spellEnd"/>
-      <w:r>
-        <w:t xml:space="preserve"> </w:t>
-      </w:r>
-      <w:proofErr w:type="spellStart"/>
-      <w:r>
-        <w:t>incididunt</w:t>
-      </w:r>
-      <w:proofErr w:type="spellEnd"/>
-      <w:r>
-        <w:t xml:space="preserve"> ut labore et </w:t>
-      </w:r>
-      <w:proofErr w:type="spellStart"/>
-      <w:r>
-        <w:t>dolore</w:t>
-      </w:r>
-      <w:proofErr w:type="spellEnd"/>
-      <w:r>
-        <w:t xml:space="preserve"> magna </w:t>
-      </w:r>
-      <w:proofErr w:type="spellStart"/>
-      <w:r>
-        <w:t>aliqua</w:t>
-      </w:r>
-      <w:proofErr w:type="spellEnd"/>
-      <w:r>
-        <w:t xml:space="preserve">. Ut </w:t>
-      </w:r>
-      <w:proofErr w:type="spellStart"/>
-      <w:r>
-        <w:t>enim</w:t>
-      </w:r>
-      <w:proofErr w:type="spellEnd"/>
-      <w:r>
-        <w:t xml:space="preserve"> ad </w:t>
-      </w:r>
-      <w:proofErr w:type="spellStart"/>
-      <w:r>
-        <w:t>minim</w:t>
-      </w:r>
-      <w:proofErr w:type="spellEnd"/>
-      <w:r>
-        <w:t xml:space="preserve"> </w:t>
-      </w:r>
-      <w:proofErr w:type="spellStart"/>
-      <w:r>
-        <w:t>veniam</w:t>
-      </w:r>
-      <w:proofErr w:type="spellEnd"/>
-      <w:r>
-        <w:t xml:space="preserve">, quis </w:t>
-      </w:r>
-      <w:proofErr w:type="spellStart"/>
-      <w:r>
-        <w:t>nostrud</w:t>
-      </w:r>
-      <w:proofErr w:type="spellEnd"/>
-      <w:r>
-        <w:t xml:space="preserve"> </w:t>
-      </w:r>
-      <w:proofErr w:type="spellStart"/>
-      <w:r>
-        <w:t>exercitation</w:t>
-      </w:r>
-      <w:proofErr w:type="spellEnd"/>
-      <w:r>
-        <w:t xml:space="preserve"> </w:t>
-      </w:r>
-      <w:proofErr w:type="spellStart"/>
-      <w:r>
-        <w:t>ullamco</w:t>
-      </w:r>
-      <w:proofErr w:type="spellEnd"/>
-      <w:r>
-        <w:t xml:space="preserve"> </w:t>
-      </w:r>
-      <w:proofErr w:type="spellStart"/>
-      <w:r>
-        <w:t>laboris</w:t>
-      </w:r>
-      <w:proofErr w:type="spellEnd"/>
-      <w:r>
-        <w:t xml:space="preserve"> </w:t>
+      <w:r>
+        <w:rPr>
+          <w:noProof/>
+        </w:rPr>
+        <w:drawing>
+          <wp:inline distT="0" distB="0" distL="0" distR="0" wp14:anchorId="2B54EEF1" wp14:editId="685DB9A8">
+            <wp:extent cx="5387340" cy="571500"/>
+            <wp:effectExtent l="0" t="0" r="3810" b="0"/>
+            <wp:docPr id="1" name="Imagen 1"/>
+            <wp:cNvGraphicFramePr>
+              <a:graphicFrameLocks xmlns:a="http://schemas.openxmlformats.org/drawingml/2006/main" noChangeAspect="1"/>
+            </wp:cNvGraphicFramePr>
+            <a:graphic xmlns:a="http://schemas.openxmlformats.org/drawingml/2006/main">
+              <a:graphicData uri="http://schemas.openxmlformats.org/drawingml/2006/picture">
+                <pic:pic xmlns:pic="http://schemas.openxmlformats.org/drawingml/2006/picture">
+                  <pic:nvPicPr>
+                    <pic:cNvPr id="0" name="Picture 1"/>
+                    <pic:cNvPicPr>
+                      <a:picLocks noChangeAspect="1" noChangeArrowheads="1"/>
+                    </pic:cNvPicPr>
+                  </pic:nvPicPr>
+                  <pic:blipFill>
+                    <a:blip r:embed="rId7" cstate="print">
+                      <a:extLst>
+                        <a:ext uri="{28A0092B-C50C-407E-A947-70E740481C1C}">
+                          <a14:useLocalDpi xmlns:a14="http://schemas.microsoft.com/office/drawing/2010/main" val="0"/>
+                        </a:ext>
+                      </a:extLst>
+                    </a:blip>
+                    <a:srcRect/>
+                    <a:stretch>
+                      <a:fillRect/>
+                    </a:stretch>
+                  </pic:blipFill>
+                  <pic:spPr bwMode="auto">
+                    <a:xfrm>
+                      <a:off x="0" y="0"/>
+                      <a:ext cx="5387340" cy="571500"/>
+                    </a:xfrm>
+                    <a:prstGeom prst="rect">
+                      <a:avLst/>
+                    </a:prstGeom>
+                    <a:noFill/>
+                    <a:ln>
+                      <a:noFill/>
+                    </a:ln>
+                  </pic:spPr>
+                </pic:pic>
+              </a:graphicData>
+            </a:graphic>
+          </wp:inline>
+        </w:drawing>
       </w:r>
     </w:p>
     <w:p>
@@ -614,155 +496,994 @@
         <w:ind w:left="0"/>
       </w:pPr>
       <w:r>
-        <w:t>Título 2</w:t>
-      </w:r>
-    </w:p>
-    <w:p>
-      <w:pPr>
-        <w:ind w:left="0"/>
-      </w:pPr>
-      <w:proofErr w:type="spellStart"/>
-      <w:r>
-        <w:t>Lorem</w:t>
-      </w:r>
-      <w:proofErr w:type="spellEnd"/>
-      <w:r>
-        <w:t xml:space="preserve"> </w:t>
-      </w:r>
-      <w:proofErr w:type="spellStart"/>
-      <w:r>
-        <w:t>ipsum</w:t>
-      </w:r>
-      <w:proofErr w:type="spellEnd"/>
-      <w:r>
-        <w:t xml:space="preserve"> dolor </w:t>
-      </w:r>
-      <w:proofErr w:type="spellStart"/>
-      <w:r>
-        <w:t>sit</w:t>
-      </w:r>
-      <w:proofErr w:type="spellEnd"/>
-      <w:r>
-        <w:t xml:space="preserve"> </w:t>
-      </w:r>
-      <w:proofErr w:type="spellStart"/>
-      <w:r>
-        <w:t>amet</w:t>
-      </w:r>
-      <w:proofErr w:type="spellEnd"/>
-      <w:r>
-        <w:t xml:space="preserve">, </w:t>
-      </w:r>
-      <w:proofErr w:type="spellStart"/>
-      <w:r>
-        <w:t>consectetur</w:t>
-      </w:r>
-      <w:proofErr w:type="spellEnd"/>
-      <w:r>
-        <w:t xml:space="preserve"> </w:t>
-      </w:r>
-      <w:proofErr w:type="spellStart"/>
-      <w:r>
-        <w:t>adipiscing</w:t>
-      </w:r>
-      <w:proofErr w:type="spellEnd"/>
-      <w:r>
-        <w:t xml:space="preserve"> </w:t>
-      </w:r>
-      <w:proofErr w:type="spellStart"/>
-      <w:r>
-        <w:t>elit</w:t>
-      </w:r>
-      <w:proofErr w:type="spellEnd"/>
-      <w:r>
-        <w:t xml:space="preserve">, sed do </w:t>
-      </w:r>
-      <w:proofErr w:type="spellStart"/>
-      <w:r>
-        <w:t>eiusmod</w:t>
-      </w:r>
-      <w:proofErr w:type="spellEnd"/>
-      <w:r>
-        <w:t xml:space="preserve"> </w:t>
-      </w:r>
-      <w:proofErr w:type="spellStart"/>
-      <w:r>
-        <w:t>tempor</w:t>
-      </w:r>
-      <w:proofErr w:type="spellEnd"/>
-      <w:r>
-        <w:t xml:space="preserve"> </w:t>
-      </w:r>
-      <w:proofErr w:type="spellStart"/>
-      <w:r>
-        <w:t>incididunt</w:t>
-      </w:r>
-      <w:proofErr w:type="spellEnd"/>
-      <w:r>
-        <w:t xml:space="preserve"> ut labore et </w:t>
-      </w:r>
-      <w:proofErr w:type="spellStart"/>
-      <w:r>
-        <w:t>dolore</w:t>
-      </w:r>
-      <w:proofErr w:type="spellEnd"/>
-      <w:r>
-        <w:t xml:space="preserve"> magna </w:t>
-      </w:r>
-      <w:proofErr w:type="spellStart"/>
-      <w:r>
-        <w:t>aliqua</w:t>
-      </w:r>
-      <w:proofErr w:type="spellEnd"/>
-      <w:r>
-        <w:t xml:space="preserve">. Ut </w:t>
-      </w:r>
-      <w:proofErr w:type="spellStart"/>
-      <w:r>
-        <w:t>enim</w:t>
-      </w:r>
-      <w:proofErr w:type="spellEnd"/>
-      <w:r>
-        <w:t xml:space="preserve"> ad </w:t>
-      </w:r>
-      <w:proofErr w:type="spellStart"/>
-      <w:r>
-        <w:t>minim</w:t>
-      </w:r>
-      <w:proofErr w:type="spellEnd"/>
-      <w:r>
-        <w:t xml:space="preserve"> </w:t>
-      </w:r>
-      <w:proofErr w:type="spellStart"/>
-      <w:r>
-        <w:t>veniam</w:t>
-      </w:r>
-      <w:proofErr w:type="spellEnd"/>
-      <w:r>
-        <w:t xml:space="preserve">, quis </w:t>
-      </w:r>
-      <w:proofErr w:type="spellStart"/>
-      <w:r>
-        <w:t>nostrud</w:t>
-      </w:r>
-      <w:proofErr w:type="spellEnd"/>
-      <w:r>
-        <w:t xml:space="preserve"> </w:t>
-      </w:r>
-      <w:proofErr w:type="spellStart"/>
-      <w:r>
-        <w:t>exercitation</w:t>
-      </w:r>
-      <w:proofErr w:type="spellEnd"/>
-      <w:r>
-        <w:t xml:space="preserve"> </w:t>
-      </w:r>
+        <w:t xml:space="preserve">Paso 1: </w:t>
+      </w:r>
+      <w:r>
+        <w:t>Creación y configuración de la máquina Proxy</w:t>
+      </w:r>
+    </w:p>
+    <w:p>
+      <w:pPr>
+        <w:ind w:left="0"/>
+      </w:pPr>
       <w:bookmarkStart w:id="1" w:name="_l30242tk01ug" w:colFirst="0" w:colLast="0"/>
       <w:bookmarkEnd w:id="1"/>
+      <w:r>
+        <w:t>La primera máquina virtual configurada actúa como el punto de entrada (Proxy).</w:t>
+      </w:r>
+    </w:p>
+    <w:p>
+      <w:pPr>
+        <w:ind w:left="0"/>
+      </w:pPr>
+      <w:r>
+        <w:t>Creamos</w:t>
+      </w:r>
+      <w:r>
+        <w:t xml:space="preserve"> la máquina con el nombre </w:t>
+      </w:r>
+      <w:r>
+        <w:t>“</w:t>
+      </w:r>
+      <w:r>
+        <w:t>SYTW_alu0101323626_Proxy</w:t>
+      </w:r>
+      <w:r>
+        <w:t>”. Utilizamos</w:t>
+      </w:r>
+      <w:r>
+        <w:t xml:space="preserve"> la plantilla debian-12-sinred-cloudinit (base version) con el sistema operativo detectado como Debian 9+. </w:t>
+      </w:r>
+    </w:p>
+    <w:p>
+      <w:pPr>
+        <w:ind w:left="0"/>
+        <w:jc w:val="center"/>
+      </w:pPr>
+      <w:r>
+        <w:rPr>
+          <w:noProof/>
+        </w:rPr>
+        <w:drawing>
+          <wp:inline distT="0" distB="0" distL="0" distR="0" wp14:anchorId="74C86180" wp14:editId="6F883094">
+            <wp:extent cx="4069080" cy="2356388"/>
+            <wp:effectExtent l="0" t="0" r="7620" b="6350"/>
+            <wp:docPr id="5" name="Imagen 5"/>
+            <wp:cNvGraphicFramePr>
+              <a:graphicFrameLocks xmlns:a="http://schemas.openxmlformats.org/drawingml/2006/main" noChangeAspect="1"/>
+            </wp:cNvGraphicFramePr>
+            <a:graphic xmlns:a="http://schemas.openxmlformats.org/drawingml/2006/main">
+              <a:graphicData uri="http://schemas.openxmlformats.org/drawingml/2006/picture">
+                <pic:pic xmlns:pic="http://schemas.openxmlformats.org/drawingml/2006/picture">
+                  <pic:nvPicPr>
+                    <pic:cNvPr id="0" name="Picture 3"/>
+                    <pic:cNvPicPr>
+                      <a:picLocks noChangeAspect="1" noChangeArrowheads="1"/>
+                    </pic:cNvPicPr>
+                  </pic:nvPicPr>
+                  <pic:blipFill>
+                    <a:blip r:embed="rId8" cstate="print">
+                      <a:extLst>
+                        <a:ext uri="{28A0092B-C50C-407E-A947-70E740481C1C}">
+                          <a14:useLocalDpi xmlns:a14="http://schemas.microsoft.com/office/drawing/2010/main" val="0"/>
+                        </a:ext>
+                      </a:extLst>
+                    </a:blip>
+                    <a:srcRect/>
+                    <a:stretch>
+                      <a:fillRect/>
+                    </a:stretch>
+                  </pic:blipFill>
+                  <pic:spPr bwMode="auto">
+                    <a:xfrm>
+                      <a:off x="0" y="0"/>
+                      <a:ext cx="4076232" cy="2360530"/>
+                    </a:xfrm>
+                    <a:prstGeom prst="rect">
+                      <a:avLst/>
+                    </a:prstGeom>
+                    <a:noFill/>
+                    <a:ln>
+                      <a:noFill/>
+                    </a:ln>
+                  </pic:spPr>
+                </pic:pic>
+              </a:graphicData>
+            </a:graphic>
+          </wp:inline>
+        </w:drawing>
+      </w:r>
+    </w:p>
+    <w:p>
+      <w:pPr>
+        <w:spacing w:after="160" w:line="259" w:lineRule="auto"/>
+        <w:ind w:left="0"/>
+        <w:jc w:val="left"/>
+        <w:rPr>
+          <w:lang w:val="es-ES"/>
+        </w:rPr>
+      </w:pPr>
+      <w:r>
+        <w:rPr>
+          <w:lang w:val="es-ES"/>
+        </w:rPr>
+        <w:br w:type="page"/>
+      </w:r>
+    </w:p>
+    <w:p>
+      <w:pPr>
+        <w:ind w:left="0"/>
+        <w:rPr>
+          <w:lang w:val="es-ES"/>
+        </w:rPr>
+      </w:pPr>
+      <w:r>
+        <w:rPr>
+          <w:lang w:val="es-ES"/>
+        </w:rPr>
+        <w:lastRenderedPageBreak/>
+        <w:t xml:space="preserve">Asignamos </w:t>
+      </w:r>
+      <w:r>
+        <w:rPr>
+          <w:lang w:val="es-ES"/>
+        </w:rPr>
+        <w:t>dos interfaces de red para conectar dos segmentos diferentes:</w:t>
+      </w:r>
+    </w:p>
+    <w:p>
+      <w:pPr>
+        <w:numPr>
+          <w:ilvl w:val="0"/>
+          <w:numId w:val="2"/>
+        </w:numPr>
+        <w:rPr>
+          <w:lang w:val="es-ES"/>
+        </w:rPr>
+      </w:pPr>
+      <w:r>
+        <w:rPr>
+          <w:b/>
+          <w:bCs/>
+          <w:lang w:val="es-ES"/>
+        </w:rPr>
+        <w:t>nic1:</w:t>
+      </w:r>
+      <w:r>
+        <w:rPr>
+          <w:lang w:val="es-ES"/>
+        </w:rPr>
+        <w:t xml:space="preserve"> Conectada al perfil DOC1/DOC1</w:t>
+      </w:r>
+      <w:r>
+        <w:rPr>
+          <w:lang w:val="es-ES"/>
+        </w:rPr>
+        <w:t>, que actúa como red externa.</w:t>
+      </w:r>
+    </w:p>
+    <w:p>
+      <w:pPr>
+        <w:numPr>
+          <w:ilvl w:val="0"/>
+          <w:numId w:val="2"/>
+        </w:numPr>
+        <w:rPr>
+          <w:lang w:val="es-ES"/>
+        </w:rPr>
+      </w:pPr>
+      <w:r>
+        <w:rPr>
+          <w:b/>
+          <w:bCs/>
+          <w:lang w:val="es-ES"/>
+        </w:rPr>
+        <w:t>nic2:</w:t>
+      </w:r>
+      <w:r>
+        <w:rPr>
+          <w:lang w:val="es-ES"/>
+        </w:rPr>
+        <w:t xml:space="preserve"> Conectada al perfil DOCINT1/DOCINT1</w:t>
+      </w:r>
+      <w:r>
+        <w:rPr>
+          <w:lang w:val="es-ES"/>
+        </w:rPr>
+        <w:t>, que actúa como red interna para conectar con la máquina 2</w:t>
+      </w:r>
+      <w:r>
+        <w:rPr>
+          <w:lang w:val="es-ES"/>
+        </w:rPr>
+        <w:t>.</w:t>
+      </w:r>
+    </w:p>
+    <w:p>
+      <w:pPr>
+        <w:ind w:left="0"/>
+      </w:pPr>
+    </w:p>
+    <w:p>
+      <w:pPr>
+        <w:ind w:left="0"/>
+        <w:jc w:val="center"/>
+      </w:pPr>
+      <w:r>
+        <w:rPr>
+          <w:noProof/>
+        </w:rPr>
+        <w:drawing>
+          <wp:inline distT="0" distB="0" distL="0" distR="0" wp14:anchorId="5109E010" wp14:editId="38ECCD2E">
+            <wp:extent cx="4068000" cy="2373000"/>
+            <wp:effectExtent l="0" t="0" r="8890" b="8255"/>
+            <wp:docPr id="6" name="Imagen 6"/>
+            <wp:cNvGraphicFramePr>
+              <a:graphicFrameLocks xmlns:a="http://schemas.openxmlformats.org/drawingml/2006/main" noChangeAspect="1"/>
+            </wp:cNvGraphicFramePr>
+            <a:graphic xmlns:a="http://schemas.openxmlformats.org/drawingml/2006/main">
+              <a:graphicData uri="http://schemas.openxmlformats.org/drawingml/2006/picture">
+                <pic:pic xmlns:pic="http://schemas.openxmlformats.org/drawingml/2006/picture">
+                  <pic:nvPicPr>
+                    <pic:cNvPr id="0" name="Picture 4"/>
+                    <pic:cNvPicPr>
+                      <a:picLocks noChangeAspect="1" noChangeArrowheads="1"/>
+                    </pic:cNvPicPr>
+                  </pic:nvPicPr>
+                  <pic:blipFill>
+                    <a:blip r:embed="rId9" cstate="print">
+                      <a:extLst>
+                        <a:ext uri="{28A0092B-C50C-407E-A947-70E740481C1C}">
+                          <a14:useLocalDpi xmlns:a14="http://schemas.microsoft.com/office/drawing/2010/main" val="0"/>
+                        </a:ext>
+                      </a:extLst>
+                    </a:blip>
+                    <a:srcRect/>
+                    <a:stretch>
+                      <a:fillRect/>
+                    </a:stretch>
+                  </pic:blipFill>
+                  <pic:spPr bwMode="auto">
+                    <a:xfrm>
+                      <a:off x="0" y="0"/>
+                      <a:ext cx="4068000" cy="2373000"/>
+                    </a:xfrm>
+                    <a:prstGeom prst="rect">
+                      <a:avLst/>
+                    </a:prstGeom>
+                    <a:noFill/>
+                    <a:ln>
+                      <a:noFill/>
+                    </a:ln>
+                  </pic:spPr>
+                </pic:pic>
+              </a:graphicData>
+            </a:graphic>
+          </wp:inline>
+        </w:drawing>
+      </w:r>
+    </w:p>
+    <w:p>
+      <w:pPr>
+        <w:pStyle w:val="Ttulo2"/>
+        <w:ind w:left="0"/>
+      </w:pPr>
+      <w:r>
+        <w:t xml:space="preserve">Paso </w:t>
+      </w:r>
+      <w:r>
+        <w:t>2</w:t>
+      </w:r>
+      <w:r>
+        <w:t xml:space="preserve">: Creación y configuración de la máquina </w:t>
+      </w:r>
+      <w:r>
+        <w:t>Server</w:t>
+      </w:r>
+    </w:p>
+    <w:p>
+      <w:pPr>
+        <w:ind w:left="0"/>
+      </w:pPr>
+      <w:r>
+        <w:t>La segunda máquina virtual configurada actúa como el servidor de aplicaciones</w:t>
+      </w:r>
+      <w:r>
+        <w:t xml:space="preserve"> </w:t>
+      </w:r>
+      <w:r>
+        <w:t>(Server).</w:t>
+      </w:r>
+    </w:p>
+    <w:p>
+      <w:pPr>
+        <w:ind w:left="0"/>
+      </w:pPr>
+      <w:r>
+        <w:t>Creamos la máquina con</w:t>
+      </w:r>
+      <w:r>
+        <w:t xml:space="preserve"> </w:t>
+      </w:r>
+      <w:r>
+        <w:t>el nombre “SYTW_alu0101323626_Server”. Utilizamos la plantilla</w:t>
+      </w:r>
+      <w:r>
+        <w:t xml:space="preserve"> </w:t>
+      </w:r>
+      <w:r>
+        <w:t>debian-12-sinred-cloudinit (base version) con el sistema operativo detectado</w:t>
+      </w:r>
+      <w:r>
+        <w:t xml:space="preserve"> </w:t>
+      </w:r>
+      <w:r>
+        <w:t>como Debian 9+.</w:t>
+      </w:r>
+    </w:p>
+    <w:p>
+      <w:pPr>
+        <w:ind w:left="0"/>
+        <w:jc w:val="center"/>
+        <w:rPr>
+          <w:lang w:val="es-ES"/>
+        </w:rPr>
+      </w:pPr>
+      <w:r>
+        <w:rPr>
+          <w:noProof/>
+        </w:rPr>
+        <w:drawing>
+          <wp:inline distT="0" distB="0" distL="0" distR="0" wp14:anchorId="2E8251BF" wp14:editId="5601773B">
+            <wp:extent cx="4068000" cy="2349371"/>
+            <wp:effectExtent l="0" t="0" r="0" b="0"/>
+            <wp:docPr id="12" name="Imagen 12"/>
+            <wp:cNvGraphicFramePr>
+              <a:graphicFrameLocks xmlns:a="http://schemas.openxmlformats.org/drawingml/2006/main" noChangeAspect="1"/>
+            </wp:cNvGraphicFramePr>
+            <a:graphic xmlns:a="http://schemas.openxmlformats.org/drawingml/2006/main">
+              <a:graphicData uri="http://schemas.openxmlformats.org/drawingml/2006/picture">
+                <pic:pic xmlns:pic="http://schemas.openxmlformats.org/drawingml/2006/picture">
+                  <pic:nvPicPr>
+                    <pic:cNvPr id="0" name="Picture 6"/>
+                    <pic:cNvPicPr>
+                      <a:picLocks noChangeAspect="1" noChangeArrowheads="1"/>
+                    </pic:cNvPicPr>
+                  </pic:nvPicPr>
+                  <pic:blipFill>
+                    <a:blip r:embed="rId10" cstate="print">
+                      <a:extLst>
+                        <a:ext uri="{28A0092B-C50C-407E-A947-70E740481C1C}">
+                          <a14:useLocalDpi xmlns:a14="http://schemas.microsoft.com/office/drawing/2010/main" val="0"/>
+                        </a:ext>
+                      </a:extLst>
+                    </a:blip>
+                    <a:srcRect/>
+                    <a:stretch>
+                      <a:fillRect/>
+                    </a:stretch>
+                  </pic:blipFill>
+                  <pic:spPr bwMode="auto">
+                    <a:xfrm>
+                      <a:off x="0" y="0"/>
+                      <a:ext cx="4068000" cy="2349371"/>
+                    </a:xfrm>
+                    <a:prstGeom prst="rect">
+                      <a:avLst/>
+                    </a:prstGeom>
+                    <a:noFill/>
+                    <a:ln>
+                      <a:noFill/>
+                    </a:ln>
+                  </pic:spPr>
+                </pic:pic>
+              </a:graphicData>
+            </a:graphic>
+          </wp:inline>
+        </w:drawing>
+      </w:r>
+    </w:p>
+    <w:p>
+      <w:pPr>
+        <w:spacing w:after="160" w:line="259" w:lineRule="auto"/>
+        <w:ind w:left="0"/>
+        <w:jc w:val="left"/>
+        <w:rPr>
+          <w:lang w:val="es-ES"/>
+        </w:rPr>
+      </w:pPr>
+      <w:r>
+        <w:rPr>
+          <w:lang w:val="es-ES"/>
+        </w:rPr>
+        <w:br w:type="page"/>
+      </w:r>
+    </w:p>
+    <w:p>
+      <w:pPr>
+        <w:ind w:left="0"/>
+        <w:rPr>
+          <w:lang w:val="es-ES"/>
+        </w:rPr>
+      </w:pPr>
+      <w:r>
+        <w:rPr>
+          <w:lang w:val="es-ES"/>
+        </w:rPr>
+        <w:lastRenderedPageBreak/>
+        <w:t xml:space="preserve">Asignamos </w:t>
+      </w:r>
+      <w:r>
+        <w:rPr>
+          <w:lang w:val="es-ES"/>
+        </w:rPr>
+        <w:t>dos interfaces de red para conectar dos segmentos diferentes:</w:t>
+      </w:r>
+    </w:p>
+    <w:p>
+      <w:pPr>
+        <w:numPr>
+          <w:ilvl w:val="0"/>
+          <w:numId w:val="2"/>
+        </w:numPr>
+        <w:rPr>
+          <w:lang w:val="es-ES"/>
+        </w:rPr>
+      </w:pPr>
+      <w:r>
+        <w:rPr>
+          <w:b/>
+          <w:bCs/>
+          <w:lang w:val="es-ES"/>
+        </w:rPr>
+        <w:t>nic1:</w:t>
+      </w:r>
+      <w:r>
+        <w:rPr>
+          <w:lang w:val="es-ES"/>
+        </w:rPr>
+        <w:t xml:space="preserve"> </w:t>
+      </w:r>
+      <w:r>
+        <w:t>Conectada al perfil DOCINT1/DOCINT1, que actúa como red interna para conectar con la máquina 1 (Proxy).</w:t>
+      </w:r>
+    </w:p>
+    <w:p>
+      <w:pPr>
+        <w:numPr>
+          <w:ilvl w:val="0"/>
+          <w:numId w:val="2"/>
+        </w:numPr>
+        <w:rPr>
+          <w:lang w:val="es-ES"/>
+        </w:rPr>
+      </w:pPr>
+      <w:r>
+        <w:rPr>
+          <w:b/>
+          <w:bCs/>
+          <w:lang w:val="es-ES"/>
+        </w:rPr>
+        <w:t>nic2:</w:t>
+      </w:r>
+      <w:r>
+        <w:rPr>
+          <w:lang w:val="es-ES"/>
+        </w:rPr>
+        <w:t xml:space="preserve"> </w:t>
+      </w:r>
+      <w:r>
+        <w:t>Conectada al perfil DOCINT2/DOCINT2, que actúa como red interna para conectar con la máquina 3 (BD).</w:t>
+      </w:r>
+    </w:p>
+    <w:p>
+      <w:pPr>
+        <w:ind w:left="360"/>
+        <w:jc w:val="center"/>
+        <w:rPr>
+          <w:lang w:val="es-ES"/>
+        </w:rPr>
+      </w:pPr>
+      <w:r>
+        <w:rPr>
+          <w:noProof/>
+        </w:rPr>
+        <w:drawing>
+          <wp:inline distT="0" distB="0" distL="0" distR="0" wp14:anchorId="41FB62F2" wp14:editId="21E7D5CA">
+            <wp:extent cx="4070474" cy="2350800"/>
+            <wp:effectExtent l="0" t="0" r="6350" b="0"/>
+            <wp:docPr id="13" name="Imagen 13"/>
+            <wp:cNvGraphicFramePr>
+              <a:graphicFrameLocks xmlns:a="http://schemas.openxmlformats.org/drawingml/2006/main" noChangeAspect="1"/>
+            </wp:cNvGraphicFramePr>
+            <a:graphic xmlns:a="http://schemas.openxmlformats.org/drawingml/2006/main">
+              <a:graphicData uri="http://schemas.openxmlformats.org/drawingml/2006/picture">
+                <pic:pic xmlns:pic="http://schemas.openxmlformats.org/drawingml/2006/picture">
+                  <pic:nvPicPr>
+                    <pic:cNvPr id="0" name="Picture 7"/>
+                    <pic:cNvPicPr>
+                      <a:picLocks noChangeAspect="1" noChangeArrowheads="1"/>
+                    </pic:cNvPicPr>
+                  </pic:nvPicPr>
+                  <pic:blipFill>
+                    <a:blip r:embed="rId11" cstate="print">
+                      <a:extLst>
+                        <a:ext uri="{28A0092B-C50C-407E-A947-70E740481C1C}">
+                          <a14:useLocalDpi xmlns:a14="http://schemas.microsoft.com/office/drawing/2010/main" val="0"/>
+                        </a:ext>
+                      </a:extLst>
+                    </a:blip>
+                    <a:srcRect/>
+                    <a:stretch>
+                      <a:fillRect/>
+                    </a:stretch>
+                  </pic:blipFill>
+                  <pic:spPr bwMode="auto">
+                    <a:xfrm>
+                      <a:off x="0" y="0"/>
+                      <a:ext cx="4070474" cy="2350800"/>
+                    </a:xfrm>
+                    <a:prstGeom prst="rect">
+                      <a:avLst/>
+                    </a:prstGeom>
+                    <a:noFill/>
+                    <a:ln>
+                      <a:noFill/>
+                    </a:ln>
+                  </pic:spPr>
+                </pic:pic>
+              </a:graphicData>
+            </a:graphic>
+          </wp:inline>
+        </w:drawing>
+      </w:r>
+    </w:p>
+    <w:p>
+      <w:pPr>
+        <w:ind w:left="360"/>
+        <w:jc w:val="center"/>
+        <w:rPr>
+          <w:lang w:val="es-ES"/>
+        </w:rPr>
+      </w:pPr>
+    </w:p>
+    <w:p>
+      <w:pPr>
+        <w:pStyle w:val="Ttulo2"/>
+        <w:ind w:left="0"/>
+      </w:pPr>
+      <w:r>
+        <w:t xml:space="preserve">Paso </w:t>
+      </w:r>
+      <w:r>
+        <w:t>3</w:t>
+      </w:r>
+      <w:r>
+        <w:t>: Creación y configuración de la máquina Server</w:t>
+      </w:r>
+    </w:p>
+    <w:p>
+      <w:pPr>
+        <w:ind w:left="0"/>
+      </w:pPr>
+      <w:r>
+        <w:t xml:space="preserve">La tercera máquina virtual configurada actúa como la base de datos (BD). </w:t>
+      </w:r>
+    </w:p>
+    <w:p>
+      <w:pPr>
+        <w:ind w:left="0"/>
+      </w:pPr>
+      <w:r>
+        <w:t>Creamos la máquina con el nombre “SYTW_alu0101323626_BD”. Utilizamos la plantilla debian-12-sinred-cloudinit (base version) con el sistema operativo detectado como Debian 9+.</w:t>
+      </w:r>
+    </w:p>
+    <w:p>
+      <w:pPr>
+        <w:ind w:left="0"/>
+        <w:jc w:val="center"/>
+        <w:rPr>
+          <w:lang w:val="es-ES"/>
+        </w:rPr>
+      </w:pPr>
+      <w:r>
+        <w:rPr>
+          <w:noProof/>
+        </w:rPr>
+        <w:drawing>
+          <wp:inline distT="0" distB="0" distL="0" distR="0" wp14:anchorId="440529D3" wp14:editId="51D98C4A">
+            <wp:extent cx="4039724" cy="2350800"/>
+            <wp:effectExtent l="0" t="0" r="0" b="0"/>
+            <wp:docPr id="15" name="Imagen 15"/>
+            <wp:cNvGraphicFramePr>
+              <a:graphicFrameLocks xmlns:a="http://schemas.openxmlformats.org/drawingml/2006/main" noChangeAspect="1"/>
+            </wp:cNvGraphicFramePr>
+            <a:graphic xmlns:a="http://schemas.openxmlformats.org/drawingml/2006/main">
+              <a:graphicData uri="http://schemas.openxmlformats.org/drawingml/2006/picture">
+                <pic:pic xmlns:pic="http://schemas.openxmlformats.org/drawingml/2006/picture">
+                  <pic:nvPicPr>
+                    <pic:cNvPr id="0" name="Picture 8"/>
+                    <pic:cNvPicPr>
+                      <a:picLocks noChangeAspect="1" noChangeArrowheads="1"/>
+                    </pic:cNvPicPr>
+                  </pic:nvPicPr>
+                  <pic:blipFill>
+                    <a:blip r:embed="rId12" cstate="print">
+                      <a:extLst>
+                        <a:ext uri="{28A0092B-C50C-407E-A947-70E740481C1C}">
+                          <a14:useLocalDpi xmlns:a14="http://schemas.microsoft.com/office/drawing/2010/main" val="0"/>
+                        </a:ext>
+                      </a:extLst>
+                    </a:blip>
+                    <a:srcRect/>
+                    <a:stretch>
+                      <a:fillRect/>
+                    </a:stretch>
+                  </pic:blipFill>
+                  <pic:spPr bwMode="auto">
+                    <a:xfrm>
+                      <a:off x="0" y="0"/>
+                      <a:ext cx="4039724" cy="2350800"/>
+                    </a:xfrm>
+                    <a:prstGeom prst="rect">
+                      <a:avLst/>
+                    </a:prstGeom>
+                    <a:noFill/>
+                    <a:ln>
+                      <a:noFill/>
+                    </a:ln>
+                  </pic:spPr>
+                </pic:pic>
+              </a:graphicData>
+            </a:graphic>
+          </wp:inline>
+        </w:drawing>
+      </w:r>
+    </w:p>
+    <w:p>
+      <w:pPr>
+        <w:spacing w:after="160" w:line="259" w:lineRule="auto"/>
+        <w:ind w:left="0"/>
+        <w:jc w:val="left"/>
+        <w:rPr>
+          <w:lang w:val="es-ES"/>
+        </w:rPr>
+      </w:pPr>
+      <w:r>
+        <w:rPr>
+          <w:lang w:val="es-ES"/>
+        </w:rPr>
+        <w:br w:type="page"/>
+      </w:r>
+    </w:p>
+    <w:p>
+      <w:pPr>
+        <w:ind w:left="0"/>
+        <w:rPr>
+          <w:lang w:val="es-ES"/>
+        </w:rPr>
+      </w:pPr>
+      <w:r>
+        <w:rPr>
+          <w:lang w:val="es-ES"/>
+        </w:rPr>
+        <w:lastRenderedPageBreak/>
+        <w:t xml:space="preserve">Asignamos </w:t>
+      </w:r>
+      <w:r>
+        <w:rPr>
+          <w:lang w:val="es-ES"/>
+        </w:rPr>
+        <w:t>una interfaz de red para conectar con el segmento interno</w:t>
+      </w:r>
+      <w:r>
+        <w:rPr>
+          <w:lang w:val="es-ES"/>
+        </w:rPr>
+        <w:t>:</w:t>
+      </w:r>
+    </w:p>
+    <w:p>
+      <w:pPr>
+        <w:numPr>
+          <w:ilvl w:val="0"/>
+          <w:numId w:val="2"/>
+        </w:numPr>
+        <w:rPr>
+          <w:lang w:val="es-ES"/>
+        </w:rPr>
+      </w:pPr>
+      <w:r>
+        <w:rPr>
+          <w:b/>
+          <w:bCs/>
+          <w:lang w:val="es-ES"/>
+        </w:rPr>
+        <w:t>nic1:</w:t>
+      </w:r>
+      <w:r>
+        <w:rPr>
+          <w:lang w:val="es-ES"/>
+        </w:rPr>
+        <w:t xml:space="preserve"> </w:t>
+      </w:r>
+      <w:r>
+        <w:t>Conectada al perfil DOCINT2/DOCINT2, que actúa como red interna para conectar con la máquina 2 (Server).</w:t>
+      </w:r>
+    </w:p>
+    <w:p>
+      <w:pPr>
+        <w:ind w:left="0"/>
+        <w:jc w:val="center"/>
+      </w:pPr>
+      <w:r>
+        <w:rPr>
+          <w:noProof/>
+        </w:rPr>
+        <w:drawing>
+          <wp:inline distT="0" distB="0" distL="0" distR="0" wp14:anchorId="4C92D5A5" wp14:editId="5FB585C4">
+            <wp:extent cx="4049553" cy="2350800"/>
+            <wp:effectExtent l="0" t="0" r="8255" b="0"/>
+            <wp:docPr id="16" name="Imagen 16"/>
+            <wp:cNvGraphicFramePr>
+              <a:graphicFrameLocks xmlns:a="http://schemas.openxmlformats.org/drawingml/2006/main" noChangeAspect="1"/>
+            </wp:cNvGraphicFramePr>
+            <a:graphic xmlns:a="http://schemas.openxmlformats.org/drawingml/2006/main">
+              <a:graphicData uri="http://schemas.openxmlformats.org/drawingml/2006/picture">
+                <pic:pic xmlns:pic="http://schemas.openxmlformats.org/drawingml/2006/picture">
+                  <pic:nvPicPr>
+                    <pic:cNvPr id="0" name="Picture 9"/>
+                    <pic:cNvPicPr>
+                      <a:picLocks noChangeAspect="1" noChangeArrowheads="1"/>
+                    </pic:cNvPicPr>
+                  </pic:nvPicPr>
+                  <pic:blipFill>
+                    <a:blip r:embed="rId13" cstate="print">
+                      <a:extLst>
+                        <a:ext uri="{28A0092B-C50C-407E-A947-70E740481C1C}">
+                          <a14:useLocalDpi xmlns:a14="http://schemas.microsoft.com/office/drawing/2010/main" val="0"/>
+                        </a:ext>
+                      </a:extLst>
+                    </a:blip>
+                    <a:srcRect/>
+                    <a:stretch>
+                      <a:fillRect/>
+                    </a:stretch>
+                  </pic:blipFill>
+                  <pic:spPr bwMode="auto">
+                    <a:xfrm>
+                      <a:off x="0" y="0"/>
+                      <a:ext cx="4049553" cy="2350800"/>
+                    </a:xfrm>
+                    <a:prstGeom prst="rect">
+                      <a:avLst/>
+                    </a:prstGeom>
+                    <a:noFill/>
+                    <a:ln>
+                      <a:noFill/>
+                    </a:ln>
+                  </pic:spPr>
+                </pic:pic>
+              </a:graphicData>
+            </a:graphic>
+          </wp:inline>
+        </w:drawing>
+      </w:r>
+    </w:p>
+    <w:p>
+      <w:pPr>
+        <w:pStyle w:val="Ttulo2"/>
+        <w:ind w:left="0"/>
+        <w:rPr>
+          <w:lang w:val="es"/>
+        </w:rPr>
+      </w:pPr>
+      <w:r>
+        <w:t xml:space="preserve">Paso </w:t>
+      </w:r>
+      <w:r>
+        <w:t>4</w:t>
+      </w:r>
+      <w:r>
+        <w:t xml:space="preserve">: </w:t>
+      </w:r>
+      <w:r>
+        <w:rPr>
+          <w:lang w:val="es"/>
+        </w:rPr>
+        <w:t>Ejecución y acceso a las máquinas virtuales</w:t>
+      </w:r>
+    </w:p>
+    <w:p>
+      <w:pPr>
+        <w:ind w:left="0"/>
+      </w:pPr>
+      <w:r>
+        <w:t>Una vez creadas y configuradas las redes de las tres máquinas virtuales, el siguiente paso es iniciarlas para comprobar su funcionamiento y acceder a ellas. Verificamos en el panel principal que las máquinas “SYTW_alu0101323626_BD”, “SYTW_alu0101323626_Proxy” y “SYTW_alu0101323626_Server” se han arrancado correctamente y se encuentran en estado “En ejecución”.</w:t>
+      </w:r>
+    </w:p>
+    <w:p>
+      <w:pPr>
+        <w:ind w:left="0"/>
+      </w:pPr>
+      <w:r>
+        <w:rPr>
+          <w:noProof/>
+        </w:rPr>
+        <w:drawing>
+          <wp:inline distT="0" distB="0" distL="0" distR="0" wp14:anchorId="58D3E1F0" wp14:editId="5BEAF493">
+            <wp:extent cx="5394960" cy="1661160"/>
+            <wp:effectExtent l="0" t="0" r="0" b="0"/>
+            <wp:docPr id="18" name="Imagen 18"/>
+            <wp:cNvGraphicFramePr>
+              <a:graphicFrameLocks xmlns:a="http://schemas.openxmlformats.org/drawingml/2006/main" noChangeAspect="1"/>
+            </wp:cNvGraphicFramePr>
+            <a:graphic xmlns:a="http://schemas.openxmlformats.org/drawingml/2006/main">
+              <a:graphicData uri="http://schemas.openxmlformats.org/drawingml/2006/picture">
+                <pic:pic xmlns:pic="http://schemas.openxmlformats.org/drawingml/2006/picture">
+                  <pic:nvPicPr>
+                    <pic:cNvPr id="0" name="Picture 10"/>
+                    <pic:cNvPicPr>
+                      <a:picLocks noChangeAspect="1" noChangeArrowheads="1"/>
+                    </pic:cNvPicPr>
+                  </pic:nvPicPr>
+                  <pic:blipFill>
+                    <a:blip r:embed="rId14" cstate="print">
+                      <a:extLst>
+                        <a:ext uri="{28A0092B-C50C-407E-A947-70E740481C1C}">
+                          <a14:useLocalDpi xmlns:a14="http://schemas.microsoft.com/office/drawing/2010/main" val="0"/>
+                        </a:ext>
+                      </a:extLst>
+                    </a:blip>
+                    <a:srcRect/>
+                    <a:stretch>
+                      <a:fillRect/>
+                    </a:stretch>
+                  </pic:blipFill>
+                  <pic:spPr bwMode="auto">
+                    <a:xfrm>
+                      <a:off x="0" y="0"/>
+                      <a:ext cx="5394960" cy="1661160"/>
+                    </a:xfrm>
+                    <a:prstGeom prst="rect">
+                      <a:avLst/>
+                    </a:prstGeom>
+                    <a:noFill/>
+                    <a:ln>
+                      <a:noFill/>
+                    </a:ln>
+                  </pic:spPr>
+                </pic:pic>
+              </a:graphicData>
+            </a:graphic>
+          </wp:inline>
+        </w:drawing>
+      </w:r>
+    </w:p>
+    <w:p>
+      <w:pPr>
+        <w:ind w:left="0"/>
+      </w:pPr>
+    </w:p>
+    <w:p>
+      <w:pPr>
+        <w:pStyle w:val="Ttulo1"/>
+        <w:numPr>
+          <w:ilvl w:val="0"/>
+          <w:numId w:val="3"/>
+        </w:numPr>
+      </w:pPr>
+      <w:r>
+        <w:t>Configuración básica del entorno</w:t>
+      </w:r>
+    </w:p>
+    <w:p>
+      <w:pPr>
+        <w:ind w:left="0"/>
+      </w:pPr>
+      <w:r>
+        <w:rPr>
+          <w:noProof/>
+        </w:rPr>
+        <w:drawing>
+          <wp:inline distT="0" distB="0" distL="0" distR="0" wp14:anchorId="2718B14D" wp14:editId="7956A6D8">
+            <wp:extent cx="5387340" cy="571500"/>
+            <wp:effectExtent l="0" t="0" r="3810" b="0"/>
+            <wp:docPr id="17" name="Imagen 17"/>
+            <wp:cNvGraphicFramePr>
+              <a:graphicFrameLocks xmlns:a="http://schemas.openxmlformats.org/drawingml/2006/main" noChangeAspect="1"/>
+            </wp:cNvGraphicFramePr>
+            <a:graphic xmlns:a="http://schemas.openxmlformats.org/drawingml/2006/main">
+              <a:graphicData uri="http://schemas.openxmlformats.org/drawingml/2006/picture">
+                <pic:pic xmlns:pic="http://schemas.openxmlformats.org/drawingml/2006/picture">
+                  <pic:nvPicPr>
+                    <pic:cNvPr id="0" name="Picture 1"/>
+                    <pic:cNvPicPr>
+                      <a:picLocks noChangeAspect="1" noChangeArrowheads="1"/>
+                    </pic:cNvPicPr>
+                  </pic:nvPicPr>
+                  <pic:blipFill>
+                    <a:blip r:embed="rId7" cstate="print">
+                      <a:extLst>
+                        <a:ext uri="{28A0092B-C50C-407E-A947-70E740481C1C}">
+                          <a14:useLocalDpi xmlns:a14="http://schemas.microsoft.com/office/drawing/2010/main" val="0"/>
+                        </a:ext>
+                      </a:extLst>
+                    </a:blip>
+                    <a:srcRect/>
+                    <a:stretch>
+                      <a:fillRect/>
+                    </a:stretch>
+                  </pic:blipFill>
+                  <pic:spPr bwMode="auto">
+                    <a:xfrm>
+                      <a:off x="0" y="0"/>
+                      <a:ext cx="5387340" cy="571500"/>
+                    </a:xfrm>
+                    <a:prstGeom prst="rect">
+                      <a:avLst/>
+                    </a:prstGeom>
+                    <a:noFill/>
+                    <a:ln>
+                      <a:noFill/>
+                    </a:ln>
+                  </pic:spPr>
+                </pic:pic>
+              </a:graphicData>
+            </a:graphic>
+          </wp:inline>
+        </w:drawing>
+      </w:r>
+    </w:p>
+    <w:p>
+      <w:pPr>
+        <w:pStyle w:val="Ttulo2"/>
+        <w:ind w:left="0"/>
+      </w:pPr>
+      <w:r>
+        <w:t>Paso 1: Creación y configuración de la máquina Proxy</w:t>
+      </w:r>
+    </w:p>
+    <w:p>
+      <w:pPr>
+        <w:ind w:left="0"/>
+      </w:pPr>
+      <w:r>
+        <w:t>La primera máquina virtual configurada actúa como el punto de entrada (Proxy).</w:t>
+      </w:r>
+    </w:p>
+    <w:p>
+      <w:pPr>
+        <w:ind w:left="0"/>
+      </w:pPr>
+      <w:r>
+        <w:lastRenderedPageBreak/>
+        <w:t>Creamos</w:t>
+      </w:r>
+      <w:r>
+        <w:t xml:space="preserve"> la máquina con el nombre </w:t>
+      </w:r>
+      <w:r>
+        <w:t>“</w:t>
+      </w:r>
+      <w:r>
+        <w:t>SYTW_alu0101323626_Proxy</w:t>
+      </w:r>
+      <w:r>
+        <w:t>”. Utilizamos</w:t>
+      </w:r>
+      <w:r>
+        <w:t xml:space="preserve"> la plantilla debian-12-sinred-cloudinit (base version) con el sistema operativo detectado como Debian 9+. </w:t>
+      </w:r>
+    </w:p>
+    <w:p>
+      <w:pPr>
+        <w:ind w:left="0"/>
+      </w:pPr>
     </w:p>
     <w:sectPr>
-      <w:headerReference w:type="default" r:id="rId6"/>
-      <w:headerReference w:type="first" r:id="rId7"/>
+      <w:headerReference w:type="default" r:id="rId15"/>
+      <w:headerReference w:type="first" r:id="rId16"/>
       <w:pgSz w:w="11906" w:h="16838"/>
       <w:pgMar w:top="1417" w:right="1701" w:bottom="1417" w:left="1701" w:header="708" w:footer="708" w:gutter="0"/>
       <w:cols w:space="708"/>
@@ -955,6 +1676,499 @@
     </w:r>
   </w:p>
 </w:hdr>
+</file>
+
+<file path=word/numbering.xml><?xml version="1.0" encoding="utf-8"?>
+<w:numbering xmlns:wpc="http://schemas.microsoft.com/office/word/2010/wordprocessingCanvas" xmlns:cx="http://schemas.microsoft.com/office/drawing/2014/chartex" xmlns:cx1="http://schemas.microsoft.com/office/drawing/2015/9/8/chartex" xmlns:cx2="http://schemas.microsoft.com/office/drawing/2015/10/21/chartex" xmlns:cx3="http://schemas.microsoft.com/office/drawing/2016/5/9/chartex" xmlns:cx4="http://schemas.microsoft.com/office/drawing/2016/5/10/chartex" xmlns:cx5="http://schemas.microsoft.com/office/drawing/2016/5/11/chartex" xmlns:cx6="http://schemas.microsoft.com/office/drawing/2016/5/12/chartex" xmlns:cx7="http://schemas.microsoft.com/office/drawing/2016/5/13/chartex" xmlns:cx8="http://schemas.microsoft.com/office/drawing/2016/5/14/chartex" xmlns:mc="http://schemas.openxmlformats.org/markup-compatibility/2006" xmlns:aink="http://schemas.microsoft.com/office/drawing/2016/ink" xmlns:am3d="http://schemas.microsoft.com/office/drawing/2017/model3d" xmlns:o="urn:schemas-microsoft-com:office:office" xmlns:oel="http://schemas.microsoft.com/office/2019/extlst" xmlns:r="http://schemas.openxmlformats.org/officeDocument/2006/relationships" xmlns:m="http://schemas.openxmlformats.org/officeDocument/2006/math" xmlns:v="urn:schemas-microsoft-com:vml" xmlns:wp14="http://schemas.microsoft.com/office/word/2010/wordprocessingDrawing" xmlns:wp="http://schemas.openxmlformats.org/drawingml/2006/wordprocessingDrawing" xmlns:w10="urn:schemas-microsoft-com:office:word" xmlns:w="http://schemas.openxmlformats.org/wordprocessingml/2006/main" xmlns:w14="http://schemas.microsoft.com/office/word/2010/wordml" xmlns:w15="http://schemas.microsoft.com/office/word/2012/wordml" xmlns:w16cex="http://schemas.microsoft.com/office/word/2018/wordml/cex" xmlns:w16cid="http://schemas.microsoft.com/office/word/2016/wordml/cid" xmlns:w16="http://schemas.microsoft.com/office/word/2018/wordml" xmlns:w16sdtdh="http://schemas.microsoft.com/office/word/2020/wordml/sdtdatahash" xmlns:w16se="http://schemas.microsoft.com/office/word/2015/wordml/symex" xmlns:wpg="http://schemas.microsoft.com/office/word/2010/wordprocessingGroup" xmlns:wpi="http://schemas.microsoft.com/office/word/2010/wordprocessingInk" xmlns:wne="http://schemas.microsoft.com/office/word/2006/wordml" xmlns:wps="http://schemas.microsoft.com/office/word/2010/wordprocessingShape" mc:Ignorable="w14 w15 w16se w16cid w16 w16cex w16sdtdh wp14">
+  <w:abstractNum w:abstractNumId="0" w15:restartNumberingAfterBreak="0">
+    <w:nsid w:val="250B5AFF"/>
+    <w:multiLevelType w:val="multilevel"/>
+    <w:tmpl w:val="3FCE56A4"/>
+    <w:lvl w:ilvl="0">
+      <w:start w:val="1"/>
+      <w:numFmt w:val="bullet"/>
+      <w:lvlText w:val=""/>
+      <w:lvlJc w:val="left"/>
+      <w:pPr>
+        <w:tabs>
+          <w:tab w:val="num" w:pos="720"/>
+        </w:tabs>
+        <w:ind w:left="720" w:hanging="360"/>
+      </w:pPr>
+      <w:rPr>
+        <w:rFonts w:ascii="Symbol" w:hAnsi="Symbol" w:hint="default"/>
+        <w:sz w:val="20"/>
+      </w:rPr>
+    </w:lvl>
+    <w:lvl w:ilvl="1" w:tentative="1">
+      <w:start w:val="1"/>
+      <w:numFmt w:val="bullet"/>
+      <w:lvlText w:val="o"/>
+      <w:lvlJc w:val="left"/>
+      <w:pPr>
+        <w:tabs>
+          <w:tab w:val="num" w:pos="1440"/>
+        </w:tabs>
+        <w:ind w:left="1440" w:hanging="360"/>
+      </w:pPr>
+      <w:rPr>
+        <w:rFonts w:ascii="Courier New" w:hAnsi="Courier New" w:hint="default"/>
+        <w:sz w:val="20"/>
+      </w:rPr>
+    </w:lvl>
+    <w:lvl w:ilvl="2" w:tentative="1">
+      <w:start w:val="1"/>
+      <w:numFmt w:val="bullet"/>
+      <w:lvlText w:val=""/>
+      <w:lvlJc w:val="left"/>
+      <w:pPr>
+        <w:tabs>
+          <w:tab w:val="num" w:pos="2160"/>
+        </w:tabs>
+        <w:ind w:left="2160" w:hanging="360"/>
+      </w:pPr>
+      <w:rPr>
+        <w:rFonts w:ascii="Wingdings" w:hAnsi="Wingdings" w:hint="default"/>
+        <w:sz w:val="20"/>
+      </w:rPr>
+    </w:lvl>
+    <w:lvl w:ilvl="3" w:tentative="1">
+      <w:start w:val="1"/>
+      <w:numFmt w:val="bullet"/>
+      <w:lvlText w:val=""/>
+      <w:lvlJc w:val="left"/>
+      <w:pPr>
+        <w:tabs>
+          <w:tab w:val="num" w:pos="2880"/>
+        </w:tabs>
+        <w:ind w:left="2880" w:hanging="360"/>
+      </w:pPr>
+      <w:rPr>
+        <w:rFonts w:ascii="Wingdings" w:hAnsi="Wingdings" w:hint="default"/>
+        <w:sz w:val="20"/>
+      </w:rPr>
+    </w:lvl>
+    <w:lvl w:ilvl="4" w:tentative="1">
+      <w:start w:val="1"/>
+      <w:numFmt w:val="bullet"/>
+      <w:lvlText w:val=""/>
+      <w:lvlJc w:val="left"/>
+      <w:pPr>
+        <w:tabs>
+          <w:tab w:val="num" w:pos="3600"/>
+        </w:tabs>
+        <w:ind w:left="3600" w:hanging="360"/>
+      </w:pPr>
+      <w:rPr>
+        <w:rFonts w:ascii="Wingdings" w:hAnsi="Wingdings" w:hint="default"/>
+        <w:sz w:val="20"/>
+      </w:rPr>
+    </w:lvl>
+    <w:lvl w:ilvl="5" w:tentative="1">
+      <w:start w:val="1"/>
+      <w:numFmt w:val="bullet"/>
+      <w:lvlText w:val=""/>
+      <w:lvlJc w:val="left"/>
+      <w:pPr>
+        <w:tabs>
+          <w:tab w:val="num" w:pos="4320"/>
+        </w:tabs>
+        <w:ind w:left="4320" w:hanging="360"/>
+      </w:pPr>
+      <w:rPr>
+        <w:rFonts w:ascii="Wingdings" w:hAnsi="Wingdings" w:hint="default"/>
+        <w:sz w:val="20"/>
+      </w:rPr>
+    </w:lvl>
+    <w:lvl w:ilvl="6" w:tentative="1">
+      <w:start w:val="1"/>
+      <w:numFmt w:val="bullet"/>
+      <w:lvlText w:val=""/>
+      <w:lvlJc w:val="left"/>
+      <w:pPr>
+        <w:tabs>
+          <w:tab w:val="num" w:pos="5040"/>
+        </w:tabs>
+        <w:ind w:left="5040" w:hanging="360"/>
+      </w:pPr>
+      <w:rPr>
+        <w:rFonts w:ascii="Wingdings" w:hAnsi="Wingdings" w:hint="default"/>
+        <w:sz w:val="20"/>
+      </w:rPr>
+    </w:lvl>
+    <w:lvl w:ilvl="7" w:tentative="1">
+      <w:start w:val="1"/>
+      <w:numFmt w:val="bullet"/>
+      <w:lvlText w:val=""/>
+      <w:lvlJc w:val="left"/>
+      <w:pPr>
+        <w:tabs>
+          <w:tab w:val="num" w:pos="5760"/>
+        </w:tabs>
+        <w:ind w:left="5760" w:hanging="360"/>
+      </w:pPr>
+      <w:rPr>
+        <w:rFonts w:ascii="Wingdings" w:hAnsi="Wingdings" w:hint="default"/>
+        <w:sz w:val="20"/>
+      </w:rPr>
+    </w:lvl>
+    <w:lvl w:ilvl="8" w:tentative="1">
+      <w:start w:val="1"/>
+      <w:numFmt w:val="bullet"/>
+      <w:lvlText w:val=""/>
+      <w:lvlJc w:val="left"/>
+      <w:pPr>
+        <w:tabs>
+          <w:tab w:val="num" w:pos="6480"/>
+        </w:tabs>
+        <w:ind w:left="6480" w:hanging="360"/>
+      </w:pPr>
+      <w:rPr>
+        <w:rFonts w:ascii="Wingdings" w:hAnsi="Wingdings" w:hint="default"/>
+        <w:sz w:val="20"/>
+      </w:rPr>
+    </w:lvl>
+  </w:abstractNum>
+  <w:abstractNum w:abstractNumId="1" w15:restartNumberingAfterBreak="0">
+    <w:nsid w:val="42737BC9"/>
+    <w:multiLevelType w:val="hybridMultilevel"/>
+    <w:tmpl w:val="756C3D04"/>
+    <w:lvl w:ilvl="0" w:tplc="FFFFFFFF">
+      <w:start w:val="1"/>
+      <w:numFmt w:val="decimal"/>
+      <w:lvlText w:val="%1."/>
+      <w:lvlJc w:val="left"/>
+      <w:pPr>
+        <w:ind w:left="720" w:hanging="360"/>
+      </w:pPr>
+      <w:rPr>
+        <w:rFonts w:hint="default"/>
+      </w:rPr>
+    </w:lvl>
+    <w:lvl w:ilvl="1" w:tplc="FFFFFFFF" w:tentative="1">
+      <w:start w:val="1"/>
+      <w:numFmt w:val="lowerLetter"/>
+      <w:lvlText w:val="%2."/>
+      <w:lvlJc w:val="left"/>
+      <w:pPr>
+        <w:ind w:left="1440" w:hanging="360"/>
+      </w:pPr>
+    </w:lvl>
+    <w:lvl w:ilvl="2" w:tplc="FFFFFFFF" w:tentative="1">
+      <w:start w:val="1"/>
+      <w:numFmt w:val="lowerRoman"/>
+      <w:lvlText w:val="%3."/>
+      <w:lvlJc w:val="right"/>
+      <w:pPr>
+        <w:ind w:left="2160" w:hanging="180"/>
+      </w:pPr>
+    </w:lvl>
+    <w:lvl w:ilvl="3" w:tplc="FFFFFFFF" w:tentative="1">
+      <w:start w:val="1"/>
+      <w:numFmt w:val="decimal"/>
+      <w:lvlText w:val="%4."/>
+      <w:lvlJc w:val="left"/>
+      <w:pPr>
+        <w:ind w:left="2880" w:hanging="360"/>
+      </w:pPr>
+    </w:lvl>
+    <w:lvl w:ilvl="4" w:tplc="FFFFFFFF" w:tentative="1">
+      <w:start w:val="1"/>
+      <w:numFmt w:val="lowerLetter"/>
+      <w:lvlText w:val="%5."/>
+      <w:lvlJc w:val="left"/>
+      <w:pPr>
+        <w:ind w:left="3600" w:hanging="360"/>
+      </w:pPr>
+    </w:lvl>
+    <w:lvl w:ilvl="5" w:tplc="FFFFFFFF" w:tentative="1">
+      <w:start w:val="1"/>
+      <w:numFmt w:val="lowerRoman"/>
+      <w:lvlText w:val="%6."/>
+      <w:lvlJc w:val="right"/>
+      <w:pPr>
+        <w:ind w:left="4320" w:hanging="180"/>
+      </w:pPr>
+    </w:lvl>
+    <w:lvl w:ilvl="6" w:tplc="FFFFFFFF" w:tentative="1">
+      <w:start w:val="1"/>
+      <w:numFmt w:val="decimal"/>
+      <w:lvlText w:val="%7."/>
+      <w:lvlJc w:val="left"/>
+      <w:pPr>
+        <w:ind w:left="5040" w:hanging="360"/>
+      </w:pPr>
+    </w:lvl>
+    <w:lvl w:ilvl="7" w:tplc="FFFFFFFF" w:tentative="1">
+      <w:start w:val="1"/>
+      <w:numFmt w:val="lowerLetter"/>
+      <w:lvlText w:val="%8."/>
+      <w:lvlJc w:val="left"/>
+      <w:pPr>
+        <w:ind w:left="5760" w:hanging="360"/>
+      </w:pPr>
+    </w:lvl>
+    <w:lvl w:ilvl="8" w:tplc="FFFFFFFF" w:tentative="1">
+      <w:start w:val="1"/>
+      <w:numFmt w:val="lowerRoman"/>
+      <w:lvlText w:val="%9."/>
+      <w:lvlJc w:val="right"/>
+      <w:pPr>
+        <w:ind w:left="6480" w:hanging="180"/>
+      </w:pPr>
+    </w:lvl>
+  </w:abstractNum>
+  <w:abstractNum w:abstractNumId="2" w15:restartNumberingAfterBreak="0">
+    <w:nsid w:val="519C1E37"/>
+    <w:multiLevelType w:val="multilevel"/>
+    <w:tmpl w:val="A4388C64"/>
+    <w:lvl w:ilvl="0">
+      <w:start w:val="1"/>
+      <w:numFmt w:val="bullet"/>
+      <w:lvlText w:val=""/>
+      <w:lvlJc w:val="left"/>
+      <w:pPr>
+        <w:tabs>
+          <w:tab w:val="num" w:pos="720"/>
+        </w:tabs>
+        <w:ind w:left="720" w:hanging="360"/>
+      </w:pPr>
+      <w:rPr>
+        <w:rFonts w:ascii="Symbol" w:hAnsi="Symbol" w:hint="default"/>
+        <w:sz w:val="20"/>
+      </w:rPr>
+    </w:lvl>
+    <w:lvl w:ilvl="1" w:tentative="1">
+      <w:start w:val="1"/>
+      <w:numFmt w:val="bullet"/>
+      <w:lvlText w:val="o"/>
+      <w:lvlJc w:val="left"/>
+      <w:pPr>
+        <w:tabs>
+          <w:tab w:val="num" w:pos="1440"/>
+        </w:tabs>
+        <w:ind w:left="1440" w:hanging="360"/>
+      </w:pPr>
+      <w:rPr>
+        <w:rFonts w:ascii="Courier New" w:hAnsi="Courier New" w:hint="default"/>
+        <w:sz w:val="20"/>
+      </w:rPr>
+    </w:lvl>
+    <w:lvl w:ilvl="2" w:tentative="1">
+      <w:start w:val="1"/>
+      <w:numFmt w:val="bullet"/>
+      <w:lvlText w:val=""/>
+      <w:lvlJc w:val="left"/>
+      <w:pPr>
+        <w:tabs>
+          <w:tab w:val="num" w:pos="2160"/>
+        </w:tabs>
+        <w:ind w:left="2160" w:hanging="360"/>
+      </w:pPr>
+      <w:rPr>
+        <w:rFonts w:ascii="Wingdings" w:hAnsi="Wingdings" w:hint="default"/>
+        <w:sz w:val="20"/>
+      </w:rPr>
+    </w:lvl>
+    <w:lvl w:ilvl="3" w:tentative="1">
+      <w:start w:val="1"/>
+      <w:numFmt w:val="bullet"/>
+      <w:lvlText w:val=""/>
+      <w:lvlJc w:val="left"/>
+      <w:pPr>
+        <w:tabs>
+          <w:tab w:val="num" w:pos="2880"/>
+        </w:tabs>
+        <w:ind w:left="2880" w:hanging="360"/>
+      </w:pPr>
+      <w:rPr>
+        <w:rFonts w:ascii="Wingdings" w:hAnsi="Wingdings" w:hint="default"/>
+        <w:sz w:val="20"/>
+      </w:rPr>
+    </w:lvl>
+    <w:lvl w:ilvl="4" w:tentative="1">
+      <w:start w:val="1"/>
+      <w:numFmt w:val="bullet"/>
+      <w:lvlText w:val=""/>
+      <w:lvlJc w:val="left"/>
+      <w:pPr>
+        <w:tabs>
+          <w:tab w:val="num" w:pos="3600"/>
+        </w:tabs>
+        <w:ind w:left="3600" w:hanging="360"/>
+      </w:pPr>
+      <w:rPr>
+        <w:rFonts w:ascii="Wingdings" w:hAnsi="Wingdings" w:hint="default"/>
+        <w:sz w:val="20"/>
+      </w:rPr>
+    </w:lvl>
+    <w:lvl w:ilvl="5" w:tentative="1">
+      <w:start w:val="1"/>
+      <w:numFmt w:val="bullet"/>
+      <w:lvlText w:val=""/>
+      <w:lvlJc w:val="left"/>
+      <w:pPr>
+        <w:tabs>
+          <w:tab w:val="num" w:pos="4320"/>
+        </w:tabs>
+        <w:ind w:left="4320" w:hanging="360"/>
+      </w:pPr>
+      <w:rPr>
+        <w:rFonts w:ascii="Wingdings" w:hAnsi="Wingdings" w:hint="default"/>
+        <w:sz w:val="20"/>
+      </w:rPr>
+    </w:lvl>
+    <w:lvl w:ilvl="6" w:tentative="1">
+      <w:start w:val="1"/>
+      <w:numFmt w:val="bullet"/>
+      <w:lvlText w:val=""/>
+      <w:lvlJc w:val="left"/>
+      <w:pPr>
+        <w:tabs>
+          <w:tab w:val="num" w:pos="5040"/>
+        </w:tabs>
+        <w:ind w:left="5040" w:hanging="360"/>
+      </w:pPr>
+      <w:rPr>
+        <w:rFonts w:ascii="Wingdings" w:hAnsi="Wingdings" w:hint="default"/>
+        <w:sz w:val="20"/>
+      </w:rPr>
+    </w:lvl>
+    <w:lvl w:ilvl="7" w:tentative="1">
+      <w:start w:val="1"/>
+      <w:numFmt w:val="bullet"/>
+      <w:lvlText w:val=""/>
+      <w:lvlJc w:val="left"/>
+      <w:pPr>
+        <w:tabs>
+          <w:tab w:val="num" w:pos="5760"/>
+        </w:tabs>
+        <w:ind w:left="5760" w:hanging="360"/>
+      </w:pPr>
+      <w:rPr>
+        <w:rFonts w:ascii="Wingdings" w:hAnsi="Wingdings" w:hint="default"/>
+        <w:sz w:val="20"/>
+      </w:rPr>
+    </w:lvl>
+    <w:lvl w:ilvl="8" w:tentative="1">
+      <w:start w:val="1"/>
+      <w:numFmt w:val="bullet"/>
+      <w:lvlText w:val=""/>
+      <w:lvlJc w:val="left"/>
+      <w:pPr>
+        <w:tabs>
+          <w:tab w:val="num" w:pos="6480"/>
+        </w:tabs>
+        <w:ind w:left="6480" w:hanging="360"/>
+      </w:pPr>
+      <w:rPr>
+        <w:rFonts w:ascii="Wingdings" w:hAnsi="Wingdings" w:hint="default"/>
+        <w:sz w:val="20"/>
+      </w:rPr>
+    </w:lvl>
+  </w:abstractNum>
+  <w:abstractNum w:abstractNumId="3" w15:restartNumberingAfterBreak="0">
+    <w:nsid w:val="64416E88"/>
+    <w:multiLevelType w:val="hybridMultilevel"/>
+    <w:tmpl w:val="756C3D04"/>
+    <w:lvl w:ilvl="0" w:tplc="0C0A000F">
+      <w:start w:val="1"/>
+      <w:numFmt w:val="decimal"/>
+      <w:lvlText w:val="%1."/>
+      <w:lvlJc w:val="left"/>
+      <w:pPr>
+        <w:ind w:left="720" w:hanging="360"/>
+      </w:pPr>
+      <w:rPr>
+        <w:rFonts w:hint="default"/>
+      </w:rPr>
+    </w:lvl>
+    <w:lvl w:ilvl="1" w:tplc="0C0A0019" w:tentative="1">
+      <w:start w:val="1"/>
+      <w:numFmt w:val="lowerLetter"/>
+      <w:lvlText w:val="%2."/>
+      <w:lvlJc w:val="left"/>
+      <w:pPr>
+        <w:ind w:left="1440" w:hanging="360"/>
+      </w:pPr>
+    </w:lvl>
+    <w:lvl w:ilvl="2" w:tplc="0C0A001B" w:tentative="1">
+      <w:start w:val="1"/>
+      <w:numFmt w:val="lowerRoman"/>
+      <w:lvlText w:val="%3."/>
+      <w:lvlJc w:val="right"/>
+      <w:pPr>
+        <w:ind w:left="2160" w:hanging="180"/>
+      </w:pPr>
+    </w:lvl>
+    <w:lvl w:ilvl="3" w:tplc="0C0A000F" w:tentative="1">
+      <w:start w:val="1"/>
+      <w:numFmt w:val="decimal"/>
+      <w:lvlText w:val="%4."/>
+      <w:lvlJc w:val="left"/>
+      <w:pPr>
+        <w:ind w:left="2880" w:hanging="360"/>
+      </w:pPr>
+    </w:lvl>
+    <w:lvl w:ilvl="4" w:tplc="0C0A0019" w:tentative="1">
+      <w:start w:val="1"/>
+      <w:numFmt w:val="lowerLetter"/>
+      <w:lvlText w:val="%5."/>
+      <w:lvlJc w:val="left"/>
+      <w:pPr>
+        <w:ind w:left="3600" w:hanging="360"/>
+      </w:pPr>
+    </w:lvl>
+    <w:lvl w:ilvl="5" w:tplc="0C0A001B" w:tentative="1">
+      <w:start w:val="1"/>
+      <w:numFmt w:val="lowerRoman"/>
+      <w:lvlText w:val="%6."/>
+      <w:lvlJc w:val="right"/>
+      <w:pPr>
+        <w:ind w:left="4320" w:hanging="180"/>
+      </w:pPr>
+    </w:lvl>
+    <w:lvl w:ilvl="6" w:tplc="0C0A000F" w:tentative="1">
+      <w:start w:val="1"/>
+      <w:numFmt w:val="decimal"/>
+      <w:lvlText w:val="%7."/>
+      <w:lvlJc w:val="left"/>
+      <w:pPr>
+        <w:ind w:left="5040" w:hanging="360"/>
+      </w:pPr>
+    </w:lvl>
+    <w:lvl w:ilvl="7" w:tplc="0C0A0019" w:tentative="1">
+      <w:start w:val="1"/>
+      <w:numFmt w:val="lowerLetter"/>
+      <w:lvlText w:val="%8."/>
+      <w:lvlJc w:val="left"/>
+      <w:pPr>
+        <w:ind w:left="5760" w:hanging="360"/>
+      </w:pPr>
+    </w:lvl>
+    <w:lvl w:ilvl="8" w:tplc="0C0A001B" w:tentative="1">
+      <w:start w:val="1"/>
+      <w:numFmt w:val="lowerRoman"/>
+      <w:lvlText w:val="%9."/>
+      <w:lvlJc w:val="right"/>
+      <w:pPr>
+        <w:ind w:left="6480" w:hanging="180"/>
+      </w:pPr>
+    </w:lvl>
+  </w:abstractNum>
+  <w:num w:numId="1" w16cid:durableId="515771326">
+    <w:abstractNumId w:val="2"/>
+  </w:num>
+  <w:num w:numId="2" w16cid:durableId="542718523">
+    <w:abstractNumId w:val="0"/>
+  </w:num>
+  <w:num w:numId="3" w16cid:durableId="846941253">
+    <w:abstractNumId w:val="3"/>
+  </w:num>
+  <w:num w:numId="4" w16cid:durableId="447313891">
+    <w:abstractNumId w:val="1"/>
+  </w:num>
+</w:numbering>
 </file>
 
 <file path=word/styles.xml><?xml version="1.0" encoding="utf-8"?>
@@ -1762,6 +2976,7 @@
       <w:numPr>
         <w:ilvl w:val="1"/>
       </w:numPr>
+      <w:ind w:left="992"/>
     </w:pPr>
     <w:rPr>
       <w:rFonts w:eastAsiaTheme="majorEastAsia" w:cstheme="majorBidi"/>
@@ -1968,6 +3183,19 @@
     <w:rPr>
       <w:color w:val="605E5C"/>
       <w:shd w:val="clear" w:color="auto" w:fill="E1DFDD"/>
+    </w:rPr>
+  </w:style>
+  <w:style w:type="paragraph" w:styleId="NormalWeb">
+    <w:name w:val="Normal (Web)"/>
+    <w:basedOn w:val="Normal"/>
+    <w:uiPriority w:val="99"/>
+    <w:semiHidden/>
+    <w:unhideWhenUsed/>
+    <w:rsid w:val="00CA06F7"/>
+    <w:rPr>
+      <w:rFonts w:ascii="Times New Roman" w:hAnsi="Times New Roman" w:cs="Times New Roman"/>
+      <w:sz w:val="24"/>
+      <w:szCs w:val="24"/>
     </w:rPr>
   </w:style>
 </w:styles>

--- a/Informe P1/P1.docx
+++ b/Informe P1/P1.docx
@@ -85,7 +85,11 @@
           <w:lang w:val="es-ES"/>
         </w:rPr>
       </w:pPr>
-      <w:r>
+    </w:p>
+    <w:p>
+      <w:pPr>
+        <w:ind w:left="0"/>
+        <w:jc w:val="center"/>
         <w:rPr>
           <w:b/>
           <w:bCs/>
@@ -94,30 +98,54 @@
           <w:szCs w:val="38"/>
           <w:lang w:val="es-ES"/>
         </w:rPr>
-        <w:t>Práctica de Laboratorio #01</w:t>
-      </w:r>
+      </w:pPr>
     </w:p>
     <w:p>
       <w:pPr>
         <w:ind w:left="0"/>
         <w:jc w:val="center"/>
-      </w:pPr>
-    </w:p>
-    <w:p>
-      <w:pPr>
-        <w:ind w:left="0"/>
-        <w:jc w:val="center"/>
-        <w:rPr>
+        <w:rPr>
+          <w:b/>
+          <w:bCs/>
           <w:color w:val="5C068C"/>
           <w:sz w:val="38"/>
           <w:szCs w:val="38"/>
-        </w:rPr>
-      </w:pPr>
-      <w:r>
-        <w:rPr>
+          <w:lang w:val="es-ES"/>
+        </w:rPr>
+      </w:pPr>
+      <w:r>
+        <w:rPr>
+          <w:b/>
+          <w:bCs/>
           <w:color w:val="5C068C"/>
           <w:sz w:val="38"/>
           <w:szCs w:val="38"/>
+          <w:lang w:val="es-ES"/>
+        </w:rPr>
+        <w:t>Práctica de Laboratorio #01</w:t>
+      </w:r>
+    </w:p>
+    <w:p>
+      <w:pPr>
+        <w:ind w:left="0"/>
+        <w:jc w:val="center"/>
+      </w:pPr>
+    </w:p>
+    <w:p>
+      <w:pPr>
+        <w:ind w:left="0"/>
+        <w:jc w:val="center"/>
+        <w:rPr>
+          <w:color w:val="5C068C"/>
+          <w:sz w:val="38"/>
+          <w:szCs w:val="38"/>
+        </w:rPr>
+      </w:pPr>
+      <w:r>
+        <w:rPr>
+          <w:color w:val="5C068C"/>
+          <w:sz w:val="38"/>
+          <w:szCs w:val="38"/>
         </w:rPr>
         <w:t>Laboratorio virtual en IaaS de la ULL</w:t>
       </w:r>
@@ -257,8 +285,8 @@
     <w:p>
       <w:pPr>
         <w:spacing w:after="0"/>
-        <w:ind w:left="1712"/>
-        <w:jc w:val="center"/>
+        <w:ind w:left="0"/>
+        <w:jc w:val="left"/>
         <w:rPr>
           <w:color w:val="5C068C"/>
           <w:sz w:val="24"/>
@@ -269,8 +297,8 @@
     <w:p>
       <w:pPr>
         <w:spacing w:after="0"/>
-        <w:ind w:left="1712"/>
-        <w:jc w:val="center"/>
+        <w:ind w:left="0"/>
+        <w:jc w:val="left"/>
         <w:rPr>
           <w:color w:val="5C068C"/>
           <w:sz w:val="24"/>
@@ -281,8 +309,8 @@
     <w:p>
       <w:pPr>
         <w:spacing w:after="0"/>
-        <w:ind w:left="1712"/>
-        <w:jc w:val="center"/>
+        <w:ind w:left="0"/>
+        <w:jc w:val="left"/>
         <w:rPr>
           <w:color w:val="5C068C"/>
           <w:sz w:val="24"/>
@@ -325,61 +353,1403 @@
           <w:szCs w:val="24"/>
         </w:rPr>
       </w:pPr>
-    </w:p>
-    <w:p>
-      <w:pPr>
-        <w:spacing w:after="0"/>
-        <w:ind w:left="0"/>
-        <w:jc w:val="left"/>
+      <w:r>
         <w:rPr>
           <w:color w:val="5C068C"/>
           <w:sz w:val="24"/>
           <w:szCs w:val="24"/>
         </w:rPr>
-      </w:pPr>
-    </w:p>
-    <w:p>
-      <w:pPr>
-        <w:spacing w:after="0"/>
+        <w:t>Adrián Padrón Espinosa (alu0101323626@ull.edu.es)</w:t>
+      </w:r>
+    </w:p>
+    <w:sdt>
+      <w:sdtPr>
+        <w:id w:val="1335341896"/>
+        <w:docPartObj>
+          <w:docPartGallery w:val="Table of Contents"/>
+          <w:docPartUnique/>
+        </w:docPartObj>
+      </w:sdtPr>
+      <w:sdtEndPr>
+        <w:rPr>
+          <w:rFonts w:ascii="Montserrat" w:eastAsia="Montserrat" w:hAnsi="Montserrat" w:cs="Montserrat"/>
+          <w:b/>
+          <w:bCs/>
+          <w:color w:val="auto"/>
+          <w:sz w:val="20"/>
+          <w:szCs w:val="20"/>
+          <w:lang w:val="es"/>
+        </w:rPr>
+      </w:sdtEndPr>
+      <w:sdtContent>
+        <w:p>
+          <w:pPr>
+            <w:pStyle w:val="TtuloTDC"/>
+            <w:spacing w:after="240"/>
+            <w:rPr>
+              <w:color w:val="auto"/>
+            </w:rPr>
+          </w:pPr>
+          <w:r>
+            <w:rPr>
+              <w:color w:val="auto"/>
+            </w:rPr>
+            <w:t>Índice</w:t>
+          </w:r>
+        </w:p>
+        <w:p>
+          <w:pPr>
+            <w:pStyle w:val="TDC1"/>
+            <w:tabs>
+              <w:tab w:val="left" w:pos="480"/>
+              <w:tab w:val="right" w:pos="8494"/>
+            </w:tabs>
+            <w:spacing w:after="240"/>
+            <w:rPr>
+              <w:rFonts w:asciiTheme="minorHAnsi" w:eastAsiaTheme="minorEastAsia" w:hAnsiTheme="minorHAnsi" w:cstheme="minorBidi"/>
+              <w:noProof/>
+              <w:kern w:val="2"/>
+              <w:sz w:val="24"/>
+              <w:szCs w:val="24"/>
+              <w:lang w:val="es-ES"/>
+              <w14:ligatures w14:val="standardContextual"/>
+            </w:rPr>
+          </w:pPr>
+          <w:r>
+            <w:fldChar w:fldCharType="begin"/>
+          </w:r>
+          <w:r>
+            <w:instrText xml:space="preserve"> TOC \o "1-3" \h \z \u </w:instrText>
+          </w:r>
+          <w:r>
+            <w:fldChar w:fldCharType="separate"/>
+          </w:r>
+          <w:hyperlink w:anchor="_Toc241078324" w:history="1">
+            <w:r>
+              <w:rPr>
+                <w:rStyle w:val="Hipervnculo"/>
+                <w:noProof/>
+              </w:rPr>
+              <w:t>1.</w:t>
+            </w:r>
+            <w:r>
+              <w:rPr>
+                <w:rFonts w:asciiTheme="minorHAnsi" w:eastAsiaTheme="minorEastAsia" w:hAnsiTheme="minorHAnsi" w:cstheme="minorBidi"/>
+                <w:noProof/>
+                <w:kern w:val="2"/>
+                <w:sz w:val="24"/>
+                <w:szCs w:val="24"/>
+                <w:lang w:val="es-ES"/>
+                <w14:ligatures w14:val="standardContextual"/>
+              </w:rPr>
+              <w:tab/>
+            </w:r>
+            <w:r>
+              <w:rPr>
+                <w:rStyle w:val="Hipervnculo"/>
+                <w:noProof/>
+              </w:rPr>
+              <w:t>Configuración básica del entorno</w:t>
+            </w:r>
+            <w:r>
+              <w:rPr>
+                <w:noProof/>
+                <w:webHidden/>
+              </w:rPr>
+              <w:tab/>
+            </w:r>
+            <w:r>
+              <w:rPr>
+                <w:noProof/>
+                <w:webHidden/>
+              </w:rPr>
+              <w:fldChar w:fldCharType="begin"/>
+            </w:r>
+            <w:r>
+              <w:rPr>
+                <w:noProof/>
+                <w:webHidden/>
+              </w:rPr>
+              <w:instrText xml:space="preserve"> PAGEREF _Toc241078324 \h </w:instrText>
+            </w:r>
+            <w:r>
+              <w:rPr>
+                <w:noProof/>
+                <w:webHidden/>
+              </w:rPr>
+            </w:r>
+            <w:r>
+              <w:rPr>
+                <w:noProof/>
+                <w:webHidden/>
+              </w:rPr>
+              <w:fldChar w:fldCharType="separate"/>
+            </w:r>
+            <w:r>
+              <w:rPr>
+                <w:noProof/>
+                <w:webHidden/>
+              </w:rPr>
+              <w:t>3</w:t>
+            </w:r>
+            <w:r>
+              <w:rPr>
+                <w:noProof/>
+                <w:webHidden/>
+              </w:rPr>
+              <w:fldChar w:fldCharType="end"/>
+            </w:r>
+          </w:hyperlink>
+        </w:p>
+        <w:p>
+          <w:pPr>
+            <w:pStyle w:val="TDC2"/>
+            <w:tabs>
+              <w:tab w:val="right" w:pos="8494"/>
+            </w:tabs>
+            <w:spacing w:after="240"/>
+            <w:rPr>
+              <w:rFonts w:asciiTheme="minorHAnsi" w:eastAsiaTheme="minorEastAsia" w:hAnsiTheme="minorHAnsi" w:cstheme="minorBidi"/>
+              <w:noProof/>
+              <w:kern w:val="2"/>
+              <w:sz w:val="24"/>
+              <w:szCs w:val="24"/>
+              <w:lang w:val="es-ES"/>
+              <w14:ligatures w14:val="standardContextual"/>
+            </w:rPr>
+          </w:pPr>
+          <w:hyperlink w:anchor="_Toc241078325" w:history="1">
+            <w:r>
+              <w:rPr>
+                <w:rStyle w:val="Hipervnculo"/>
+                <w:noProof/>
+              </w:rPr>
+              <w:t>Paso 1: Creación y configuración de la máquina Proxy</w:t>
+            </w:r>
+            <w:r>
+              <w:rPr>
+                <w:noProof/>
+                <w:webHidden/>
+              </w:rPr>
+              <w:tab/>
+            </w:r>
+            <w:r>
+              <w:rPr>
+                <w:noProof/>
+                <w:webHidden/>
+              </w:rPr>
+              <w:fldChar w:fldCharType="begin"/>
+            </w:r>
+            <w:r>
+              <w:rPr>
+                <w:noProof/>
+                <w:webHidden/>
+              </w:rPr>
+              <w:instrText xml:space="preserve"> PAGEREF _Toc241078325 \h </w:instrText>
+            </w:r>
+            <w:r>
+              <w:rPr>
+                <w:noProof/>
+                <w:webHidden/>
+              </w:rPr>
+            </w:r>
+            <w:r>
+              <w:rPr>
+                <w:noProof/>
+                <w:webHidden/>
+              </w:rPr>
+              <w:fldChar w:fldCharType="separate"/>
+            </w:r>
+            <w:r>
+              <w:rPr>
+                <w:noProof/>
+                <w:webHidden/>
+              </w:rPr>
+              <w:t>3</w:t>
+            </w:r>
+            <w:r>
+              <w:rPr>
+                <w:noProof/>
+                <w:webHidden/>
+              </w:rPr>
+              <w:fldChar w:fldCharType="end"/>
+            </w:r>
+          </w:hyperlink>
+        </w:p>
+        <w:p>
+          <w:pPr>
+            <w:pStyle w:val="TDC2"/>
+            <w:tabs>
+              <w:tab w:val="right" w:pos="8494"/>
+            </w:tabs>
+            <w:spacing w:after="240"/>
+            <w:rPr>
+              <w:rFonts w:asciiTheme="minorHAnsi" w:eastAsiaTheme="minorEastAsia" w:hAnsiTheme="minorHAnsi" w:cstheme="minorBidi"/>
+              <w:noProof/>
+              <w:kern w:val="2"/>
+              <w:sz w:val="24"/>
+              <w:szCs w:val="24"/>
+              <w:lang w:val="es-ES"/>
+              <w14:ligatures w14:val="standardContextual"/>
+            </w:rPr>
+          </w:pPr>
+          <w:hyperlink w:anchor="_Toc241078326" w:history="1">
+            <w:r>
+              <w:rPr>
+                <w:rStyle w:val="Hipervnculo"/>
+                <w:noProof/>
+              </w:rPr>
+              <w:t>Paso 2: Creación y configuración de la máquina Server</w:t>
+            </w:r>
+            <w:r>
+              <w:rPr>
+                <w:noProof/>
+                <w:webHidden/>
+              </w:rPr>
+              <w:tab/>
+            </w:r>
+            <w:r>
+              <w:rPr>
+                <w:noProof/>
+                <w:webHidden/>
+              </w:rPr>
+              <w:fldChar w:fldCharType="begin"/>
+            </w:r>
+            <w:r>
+              <w:rPr>
+                <w:noProof/>
+                <w:webHidden/>
+              </w:rPr>
+              <w:instrText xml:space="preserve"> PAGEREF _Toc241078326 \h </w:instrText>
+            </w:r>
+            <w:r>
+              <w:rPr>
+                <w:noProof/>
+                <w:webHidden/>
+              </w:rPr>
+            </w:r>
+            <w:r>
+              <w:rPr>
+                <w:noProof/>
+                <w:webHidden/>
+              </w:rPr>
+              <w:fldChar w:fldCharType="separate"/>
+            </w:r>
+            <w:r>
+              <w:rPr>
+                <w:noProof/>
+                <w:webHidden/>
+              </w:rPr>
+              <w:t>4</w:t>
+            </w:r>
+            <w:r>
+              <w:rPr>
+                <w:noProof/>
+                <w:webHidden/>
+              </w:rPr>
+              <w:fldChar w:fldCharType="end"/>
+            </w:r>
+          </w:hyperlink>
+        </w:p>
+        <w:p>
+          <w:pPr>
+            <w:pStyle w:val="TDC2"/>
+            <w:tabs>
+              <w:tab w:val="right" w:pos="8494"/>
+            </w:tabs>
+            <w:spacing w:after="240"/>
+            <w:rPr>
+              <w:rFonts w:asciiTheme="minorHAnsi" w:eastAsiaTheme="minorEastAsia" w:hAnsiTheme="minorHAnsi" w:cstheme="minorBidi"/>
+              <w:noProof/>
+              <w:kern w:val="2"/>
+              <w:sz w:val="24"/>
+              <w:szCs w:val="24"/>
+              <w:lang w:val="es-ES"/>
+              <w14:ligatures w14:val="standardContextual"/>
+            </w:rPr>
+          </w:pPr>
+          <w:hyperlink w:anchor="_Toc241078327" w:history="1">
+            <w:r>
+              <w:rPr>
+                <w:rStyle w:val="Hipervnculo"/>
+                <w:noProof/>
+              </w:rPr>
+              <w:t>Paso 3: Creación y configuración de la máquina Server</w:t>
+            </w:r>
+            <w:r>
+              <w:rPr>
+                <w:noProof/>
+                <w:webHidden/>
+              </w:rPr>
+              <w:tab/>
+            </w:r>
+            <w:r>
+              <w:rPr>
+                <w:noProof/>
+                <w:webHidden/>
+              </w:rPr>
+              <w:fldChar w:fldCharType="begin"/>
+            </w:r>
+            <w:r>
+              <w:rPr>
+                <w:noProof/>
+                <w:webHidden/>
+              </w:rPr>
+              <w:instrText xml:space="preserve"> PAGEREF _Toc241078327 \h </w:instrText>
+            </w:r>
+            <w:r>
+              <w:rPr>
+                <w:noProof/>
+                <w:webHidden/>
+              </w:rPr>
+            </w:r>
+            <w:r>
+              <w:rPr>
+                <w:noProof/>
+                <w:webHidden/>
+              </w:rPr>
+              <w:fldChar w:fldCharType="separate"/>
+            </w:r>
+            <w:r>
+              <w:rPr>
+                <w:noProof/>
+                <w:webHidden/>
+              </w:rPr>
+              <w:t>5</w:t>
+            </w:r>
+            <w:r>
+              <w:rPr>
+                <w:noProof/>
+                <w:webHidden/>
+              </w:rPr>
+              <w:fldChar w:fldCharType="end"/>
+            </w:r>
+          </w:hyperlink>
+        </w:p>
+        <w:p>
+          <w:pPr>
+            <w:pStyle w:val="TDC1"/>
+            <w:tabs>
+              <w:tab w:val="left" w:pos="480"/>
+              <w:tab w:val="right" w:pos="8494"/>
+            </w:tabs>
+            <w:spacing w:after="240"/>
+            <w:rPr>
+              <w:rFonts w:asciiTheme="minorHAnsi" w:eastAsiaTheme="minorEastAsia" w:hAnsiTheme="minorHAnsi" w:cstheme="minorBidi"/>
+              <w:noProof/>
+              <w:kern w:val="2"/>
+              <w:sz w:val="24"/>
+              <w:szCs w:val="24"/>
+              <w:lang w:val="es-ES"/>
+              <w14:ligatures w14:val="standardContextual"/>
+            </w:rPr>
+          </w:pPr>
+          <w:hyperlink w:anchor="_Toc241078328" w:history="1">
+            <w:r>
+              <w:rPr>
+                <w:rStyle w:val="Hipervnculo"/>
+                <w:noProof/>
+              </w:rPr>
+              <w:t>2.</w:t>
+            </w:r>
+            <w:r>
+              <w:rPr>
+                <w:rFonts w:asciiTheme="minorHAnsi" w:eastAsiaTheme="minorEastAsia" w:hAnsiTheme="minorHAnsi" w:cstheme="minorBidi"/>
+                <w:noProof/>
+                <w:kern w:val="2"/>
+                <w:sz w:val="24"/>
+                <w:szCs w:val="24"/>
+                <w:lang w:val="es-ES"/>
+                <w14:ligatures w14:val="standardContextual"/>
+              </w:rPr>
+              <w:tab/>
+            </w:r>
+            <w:r>
+              <w:rPr>
+                <w:rStyle w:val="Hipervnculo"/>
+                <w:noProof/>
+              </w:rPr>
+              <w:t>Ejecución y acceso a las máquinas virtuales</w:t>
+            </w:r>
+            <w:r>
+              <w:rPr>
+                <w:noProof/>
+                <w:webHidden/>
+              </w:rPr>
+              <w:tab/>
+            </w:r>
+            <w:r>
+              <w:rPr>
+                <w:noProof/>
+                <w:webHidden/>
+              </w:rPr>
+              <w:fldChar w:fldCharType="begin"/>
+            </w:r>
+            <w:r>
+              <w:rPr>
+                <w:noProof/>
+                <w:webHidden/>
+              </w:rPr>
+              <w:instrText xml:space="preserve"> PAGEREF _Toc241078328 \h </w:instrText>
+            </w:r>
+            <w:r>
+              <w:rPr>
+                <w:noProof/>
+                <w:webHidden/>
+              </w:rPr>
+            </w:r>
+            <w:r>
+              <w:rPr>
+                <w:noProof/>
+                <w:webHidden/>
+              </w:rPr>
+              <w:fldChar w:fldCharType="separate"/>
+            </w:r>
+            <w:r>
+              <w:rPr>
+                <w:noProof/>
+                <w:webHidden/>
+              </w:rPr>
+              <w:t>6</w:t>
+            </w:r>
+            <w:r>
+              <w:rPr>
+                <w:noProof/>
+                <w:webHidden/>
+              </w:rPr>
+              <w:fldChar w:fldCharType="end"/>
+            </w:r>
+          </w:hyperlink>
+        </w:p>
+        <w:p>
+          <w:pPr>
+            <w:pStyle w:val="TDC1"/>
+            <w:tabs>
+              <w:tab w:val="left" w:pos="480"/>
+              <w:tab w:val="right" w:pos="8494"/>
+            </w:tabs>
+            <w:spacing w:after="240"/>
+            <w:rPr>
+              <w:rFonts w:asciiTheme="minorHAnsi" w:eastAsiaTheme="minorEastAsia" w:hAnsiTheme="minorHAnsi" w:cstheme="minorBidi"/>
+              <w:noProof/>
+              <w:kern w:val="2"/>
+              <w:sz w:val="24"/>
+              <w:szCs w:val="24"/>
+              <w:lang w:val="es-ES"/>
+              <w14:ligatures w14:val="standardContextual"/>
+            </w:rPr>
+          </w:pPr>
+          <w:hyperlink w:anchor="_Toc241078329" w:history="1">
+            <w:r>
+              <w:rPr>
+                <w:rStyle w:val="Hipervnculo"/>
+                <w:noProof/>
+              </w:rPr>
+              <w:t>3.</w:t>
+            </w:r>
+            <w:r>
+              <w:rPr>
+                <w:rFonts w:asciiTheme="minorHAnsi" w:eastAsiaTheme="minorEastAsia" w:hAnsiTheme="minorHAnsi" w:cstheme="minorBidi"/>
+                <w:noProof/>
+                <w:kern w:val="2"/>
+                <w:sz w:val="24"/>
+                <w:szCs w:val="24"/>
+                <w:lang w:val="es-ES"/>
+                <w14:ligatures w14:val="standardContextual"/>
+              </w:rPr>
+              <w:tab/>
+            </w:r>
+            <w:r>
+              <w:rPr>
+                <w:rStyle w:val="Hipervnculo"/>
+                <w:noProof/>
+              </w:rPr>
+              <w:t>Primer inicio de sesión y cambio de credenciales</w:t>
+            </w:r>
+            <w:r>
+              <w:rPr>
+                <w:noProof/>
+                <w:webHidden/>
+              </w:rPr>
+              <w:tab/>
+            </w:r>
+            <w:r>
+              <w:rPr>
+                <w:noProof/>
+                <w:webHidden/>
+              </w:rPr>
+              <w:fldChar w:fldCharType="begin"/>
+            </w:r>
+            <w:r>
+              <w:rPr>
+                <w:noProof/>
+                <w:webHidden/>
+              </w:rPr>
+              <w:instrText xml:space="preserve"> PAGEREF _Toc241078329 \h </w:instrText>
+            </w:r>
+            <w:r>
+              <w:rPr>
+                <w:noProof/>
+                <w:webHidden/>
+              </w:rPr>
+            </w:r>
+            <w:r>
+              <w:rPr>
+                <w:noProof/>
+                <w:webHidden/>
+              </w:rPr>
+              <w:fldChar w:fldCharType="separate"/>
+            </w:r>
+            <w:r>
+              <w:rPr>
+                <w:noProof/>
+                <w:webHidden/>
+              </w:rPr>
+              <w:t>7</w:t>
+            </w:r>
+            <w:r>
+              <w:rPr>
+                <w:noProof/>
+                <w:webHidden/>
+              </w:rPr>
+              <w:fldChar w:fldCharType="end"/>
+            </w:r>
+          </w:hyperlink>
+        </w:p>
+        <w:p>
+          <w:pPr>
+            <w:pStyle w:val="TDC1"/>
+            <w:tabs>
+              <w:tab w:val="left" w:pos="480"/>
+              <w:tab w:val="right" w:pos="8494"/>
+            </w:tabs>
+            <w:spacing w:after="240"/>
+            <w:rPr>
+              <w:rFonts w:asciiTheme="minorHAnsi" w:eastAsiaTheme="minorEastAsia" w:hAnsiTheme="minorHAnsi" w:cstheme="minorBidi"/>
+              <w:noProof/>
+              <w:kern w:val="2"/>
+              <w:sz w:val="24"/>
+              <w:szCs w:val="24"/>
+              <w:lang w:val="es-ES"/>
+              <w14:ligatures w14:val="standardContextual"/>
+            </w:rPr>
+          </w:pPr>
+          <w:hyperlink w:anchor="_Toc241078330" w:history="1">
+            <w:r>
+              <w:rPr>
+                <w:rStyle w:val="Hipervnculo"/>
+                <w:noProof/>
+              </w:rPr>
+              <w:t>4.</w:t>
+            </w:r>
+            <w:r>
+              <w:rPr>
+                <w:rFonts w:asciiTheme="minorHAnsi" w:eastAsiaTheme="minorEastAsia" w:hAnsiTheme="minorHAnsi" w:cstheme="minorBidi"/>
+                <w:noProof/>
+                <w:kern w:val="2"/>
+                <w:sz w:val="24"/>
+                <w:szCs w:val="24"/>
+                <w:lang w:val="es-ES"/>
+                <w14:ligatures w14:val="standardContextual"/>
+              </w:rPr>
+              <w:tab/>
+            </w:r>
+            <w:r>
+              <w:rPr>
+                <w:rStyle w:val="Hipervnculo"/>
+                <w:noProof/>
+              </w:rPr>
+              <w:t>Configuración de las interfaces de red</w:t>
+            </w:r>
+            <w:r>
+              <w:rPr>
+                <w:noProof/>
+                <w:webHidden/>
+              </w:rPr>
+              <w:tab/>
+            </w:r>
+            <w:r>
+              <w:rPr>
+                <w:noProof/>
+                <w:webHidden/>
+              </w:rPr>
+              <w:fldChar w:fldCharType="begin"/>
+            </w:r>
+            <w:r>
+              <w:rPr>
+                <w:noProof/>
+                <w:webHidden/>
+              </w:rPr>
+              <w:instrText xml:space="preserve"> PAGEREF _Toc241078330 \h </w:instrText>
+            </w:r>
+            <w:r>
+              <w:rPr>
+                <w:noProof/>
+                <w:webHidden/>
+              </w:rPr>
+            </w:r>
+            <w:r>
+              <w:rPr>
+                <w:noProof/>
+                <w:webHidden/>
+              </w:rPr>
+              <w:fldChar w:fldCharType="separate"/>
+            </w:r>
+            <w:r>
+              <w:rPr>
+                <w:noProof/>
+                <w:webHidden/>
+              </w:rPr>
+              <w:t>7</w:t>
+            </w:r>
+            <w:r>
+              <w:rPr>
+                <w:noProof/>
+                <w:webHidden/>
+              </w:rPr>
+              <w:fldChar w:fldCharType="end"/>
+            </w:r>
+          </w:hyperlink>
+        </w:p>
+        <w:p>
+          <w:pPr>
+            <w:pStyle w:val="TDC2"/>
+            <w:tabs>
+              <w:tab w:val="right" w:pos="8494"/>
+            </w:tabs>
+            <w:spacing w:after="240"/>
+            <w:rPr>
+              <w:rFonts w:asciiTheme="minorHAnsi" w:eastAsiaTheme="minorEastAsia" w:hAnsiTheme="minorHAnsi" w:cstheme="minorBidi"/>
+              <w:noProof/>
+              <w:kern w:val="2"/>
+              <w:sz w:val="24"/>
+              <w:szCs w:val="24"/>
+              <w:lang w:val="es-ES"/>
+              <w14:ligatures w14:val="standardContextual"/>
+            </w:rPr>
+          </w:pPr>
+          <w:hyperlink w:anchor="_Toc241078331" w:history="1">
+            <w:r>
+              <w:rPr>
+                <w:rStyle w:val="Hipervnculo"/>
+                <w:noProof/>
+              </w:rPr>
+              <w:t>Paso 1: Máquina Proxy</w:t>
+            </w:r>
+            <w:r>
+              <w:rPr>
+                <w:noProof/>
+                <w:webHidden/>
+              </w:rPr>
+              <w:tab/>
+            </w:r>
+            <w:r>
+              <w:rPr>
+                <w:noProof/>
+                <w:webHidden/>
+              </w:rPr>
+              <w:fldChar w:fldCharType="begin"/>
+            </w:r>
+            <w:r>
+              <w:rPr>
+                <w:noProof/>
+                <w:webHidden/>
+              </w:rPr>
+              <w:instrText xml:space="preserve"> PAGEREF _Toc241078331 \h </w:instrText>
+            </w:r>
+            <w:r>
+              <w:rPr>
+                <w:noProof/>
+                <w:webHidden/>
+              </w:rPr>
+            </w:r>
+            <w:r>
+              <w:rPr>
+                <w:noProof/>
+                <w:webHidden/>
+              </w:rPr>
+              <w:fldChar w:fldCharType="separate"/>
+            </w:r>
+            <w:r>
+              <w:rPr>
+                <w:noProof/>
+                <w:webHidden/>
+              </w:rPr>
+              <w:t>7</w:t>
+            </w:r>
+            <w:r>
+              <w:rPr>
+                <w:noProof/>
+                <w:webHidden/>
+              </w:rPr>
+              <w:fldChar w:fldCharType="end"/>
+            </w:r>
+          </w:hyperlink>
+        </w:p>
+        <w:p>
+          <w:pPr>
+            <w:pStyle w:val="TDC2"/>
+            <w:tabs>
+              <w:tab w:val="right" w:pos="8494"/>
+            </w:tabs>
+            <w:spacing w:after="240"/>
+            <w:rPr>
+              <w:rFonts w:asciiTheme="minorHAnsi" w:eastAsiaTheme="minorEastAsia" w:hAnsiTheme="minorHAnsi" w:cstheme="minorBidi"/>
+              <w:noProof/>
+              <w:kern w:val="2"/>
+              <w:sz w:val="24"/>
+              <w:szCs w:val="24"/>
+              <w:lang w:val="es-ES"/>
+              <w14:ligatures w14:val="standardContextual"/>
+            </w:rPr>
+          </w:pPr>
+          <w:hyperlink w:anchor="_Toc241078332" w:history="1">
+            <w:r>
+              <w:rPr>
+                <w:rStyle w:val="Hipervnculo"/>
+                <w:noProof/>
+              </w:rPr>
+              <w:t>Paso 2: Máquina Server</w:t>
+            </w:r>
+            <w:r>
+              <w:rPr>
+                <w:noProof/>
+                <w:webHidden/>
+              </w:rPr>
+              <w:tab/>
+            </w:r>
+            <w:r>
+              <w:rPr>
+                <w:noProof/>
+                <w:webHidden/>
+              </w:rPr>
+              <w:fldChar w:fldCharType="begin"/>
+            </w:r>
+            <w:r>
+              <w:rPr>
+                <w:noProof/>
+                <w:webHidden/>
+              </w:rPr>
+              <w:instrText xml:space="preserve"> PAGEREF _Toc241078332 \h </w:instrText>
+            </w:r>
+            <w:r>
+              <w:rPr>
+                <w:noProof/>
+                <w:webHidden/>
+              </w:rPr>
+            </w:r>
+            <w:r>
+              <w:rPr>
+                <w:noProof/>
+                <w:webHidden/>
+              </w:rPr>
+              <w:fldChar w:fldCharType="separate"/>
+            </w:r>
+            <w:r>
+              <w:rPr>
+                <w:noProof/>
+                <w:webHidden/>
+              </w:rPr>
+              <w:t>8</w:t>
+            </w:r>
+            <w:r>
+              <w:rPr>
+                <w:noProof/>
+                <w:webHidden/>
+              </w:rPr>
+              <w:fldChar w:fldCharType="end"/>
+            </w:r>
+          </w:hyperlink>
+        </w:p>
+        <w:p>
+          <w:pPr>
+            <w:pStyle w:val="TDC2"/>
+            <w:tabs>
+              <w:tab w:val="right" w:pos="8494"/>
+            </w:tabs>
+            <w:spacing w:after="240"/>
+            <w:rPr>
+              <w:rFonts w:asciiTheme="minorHAnsi" w:eastAsiaTheme="minorEastAsia" w:hAnsiTheme="minorHAnsi" w:cstheme="minorBidi"/>
+              <w:noProof/>
+              <w:kern w:val="2"/>
+              <w:sz w:val="24"/>
+              <w:szCs w:val="24"/>
+              <w:lang w:val="es-ES"/>
+              <w14:ligatures w14:val="standardContextual"/>
+            </w:rPr>
+          </w:pPr>
+          <w:hyperlink w:anchor="_Toc241078333" w:history="1">
+            <w:r>
+              <w:rPr>
+                <w:rStyle w:val="Hipervnculo"/>
+                <w:noProof/>
+              </w:rPr>
+              <w:t>Paso 3: Máquina BD</w:t>
+            </w:r>
+            <w:r>
+              <w:rPr>
+                <w:noProof/>
+                <w:webHidden/>
+              </w:rPr>
+              <w:tab/>
+            </w:r>
+            <w:r>
+              <w:rPr>
+                <w:noProof/>
+                <w:webHidden/>
+              </w:rPr>
+              <w:fldChar w:fldCharType="begin"/>
+            </w:r>
+            <w:r>
+              <w:rPr>
+                <w:noProof/>
+                <w:webHidden/>
+              </w:rPr>
+              <w:instrText xml:space="preserve"> PAGEREF _Toc241078333 \h </w:instrText>
+            </w:r>
+            <w:r>
+              <w:rPr>
+                <w:noProof/>
+                <w:webHidden/>
+              </w:rPr>
+            </w:r>
+            <w:r>
+              <w:rPr>
+                <w:noProof/>
+                <w:webHidden/>
+              </w:rPr>
+              <w:fldChar w:fldCharType="separate"/>
+            </w:r>
+            <w:r>
+              <w:rPr>
+                <w:noProof/>
+                <w:webHidden/>
+              </w:rPr>
+              <w:t>8</w:t>
+            </w:r>
+            <w:r>
+              <w:rPr>
+                <w:noProof/>
+                <w:webHidden/>
+              </w:rPr>
+              <w:fldChar w:fldCharType="end"/>
+            </w:r>
+          </w:hyperlink>
+        </w:p>
+        <w:p>
+          <w:pPr>
+            <w:pStyle w:val="TDC1"/>
+            <w:tabs>
+              <w:tab w:val="left" w:pos="480"/>
+              <w:tab w:val="right" w:pos="8494"/>
+            </w:tabs>
+            <w:spacing w:after="240"/>
+            <w:rPr>
+              <w:rFonts w:asciiTheme="minorHAnsi" w:eastAsiaTheme="minorEastAsia" w:hAnsiTheme="minorHAnsi" w:cstheme="minorBidi"/>
+              <w:noProof/>
+              <w:kern w:val="2"/>
+              <w:sz w:val="24"/>
+              <w:szCs w:val="24"/>
+              <w:lang w:val="es-ES"/>
+              <w14:ligatures w14:val="standardContextual"/>
+            </w:rPr>
+          </w:pPr>
+          <w:hyperlink w:anchor="_Toc241078334" w:history="1">
+            <w:r>
+              <w:rPr>
+                <w:rStyle w:val="Hipervnculo"/>
+                <w:noProof/>
+              </w:rPr>
+              <w:t>5.</w:t>
+            </w:r>
+            <w:r>
+              <w:rPr>
+                <w:rFonts w:asciiTheme="minorHAnsi" w:eastAsiaTheme="minorEastAsia" w:hAnsiTheme="minorHAnsi" w:cstheme="minorBidi"/>
+                <w:noProof/>
+                <w:kern w:val="2"/>
+                <w:sz w:val="24"/>
+                <w:szCs w:val="24"/>
+                <w:lang w:val="es-ES"/>
+                <w14:ligatures w14:val="standardContextual"/>
+              </w:rPr>
+              <w:tab/>
+            </w:r>
+            <w:r>
+              <w:rPr>
+                <w:rStyle w:val="Hipervnculo"/>
+                <w:noProof/>
+              </w:rPr>
+              <w:t>Comprobación de conectividad entre las máquinas con ping</w:t>
+            </w:r>
+            <w:r>
+              <w:rPr>
+                <w:noProof/>
+                <w:webHidden/>
+              </w:rPr>
+              <w:tab/>
+            </w:r>
+            <w:r>
+              <w:rPr>
+                <w:noProof/>
+                <w:webHidden/>
+              </w:rPr>
+              <w:fldChar w:fldCharType="begin"/>
+            </w:r>
+            <w:r>
+              <w:rPr>
+                <w:noProof/>
+                <w:webHidden/>
+              </w:rPr>
+              <w:instrText xml:space="preserve"> PAGEREF _Toc241078334 \h </w:instrText>
+            </w:r>
+            <w:r>
+              <w:rPr>
+                <w:noProof/>
+                <w:webHidden/>
+              </w:rPr>
+            </w:r>
+            <w:r>
+              <w:rPr>
+                <w:noProof/>
+                <w:webHidden/>
+              </w:rPr>
+              <w:fldChar w:fldCharType="separate"/>
+            </w:r>
+            <w:r>
+              <w:rPr>
+                <w:noProof/>
+                <w:webHidden/>
+              </w:rPr>
+              <w:t>9</w:t>
+            </w:r>
+            <w:r>
+              <w:rPr>
+                <w:noProof/>
+                <w:webHidden/>
+              </w:rPr>
+              <w:fldChar w:fldCharType="end"/>
+            </w:r>
+          </w:hyperlink>
+        </w:p>
+        <w:p>
+          <w:pPr>
+            <w:pStyle w:val="TDC2"/>
+            <w:tabs>
+              <w:tab w:val="right" w:pos="8494"/>
+            </w:tabs>
+            <w:spacing w:after="240"/>
+            <w:rPr>
+              <w:rFonts w:asciiTheme="minorHAnsi" w:eastAsiaTheme="minorEastAsia" w:hAnsiTheme="minorHAnsi" w:cstheme="minorBidi"/>
+              <w:noProof/>
+              <w:kern w:val="2"/>
+              <w:sz w:val="24"/>
+              <w:szCs w:val="24"/>
+              <w:lang w:val="es-ES"/>
+              <w14:ligatures w14:val="standardContextual"/>
+            </w:rPr>
+          </w:pPr>
+          <w:hyperlink w:anchor="_Toc241078335" w:history="1">
+            <w:r>
+              <w:rPr>
+                <w:rStyle w:val="Hipervnculo"/>
+                <w:noProof/>
+              </w:rPr>
+              <w:t>Paso 1: Conectividad entre Proxy y Server (Red Interna 1)</w:t>
+            </w:r>
+            <w:r>
+              <w:rPr>
+                <w:noProof/>
+                <w:webHidden/>
+              </w:rPr>
+              <w:tab/>
+            </w:r>
+            <w:r>
+              <w:rPr>
+                <w:noProof/>
+                <w:webHidden/>
+              </w:rPr>
+              <w:fldChar w:fldCharType="begin"/>
+            </w:r>
+            <w:r>
+              <w:rPr>
+                <w:noProof/>
+                <w:webHidden/>
+              </w:rPr>
+              <w:instrText xml:space="preserve"> PAGEREF _Toc241078335 \h </w:instrText>
+            </w:r>
+            <w:r>
+              <w:rPr>
+                <w:noProof/>
+                <w:webHidden/>
+              </w:rPr>
+            </w:r>
+            <w:r>
+              <w:rPr>
+                <w:noProof/>
+                <w:webHidden/>
+              </w:rPr>
+              <w:fldChar w:fldCharType="separate"/>
+            </w:r>
+            <w:r>
+              <w:rPr>
+                <w:noProof/>
+                <w:webHidden/>
+              </w:rPr>
+              <w:t>9</w:t>
+            </w:r>
+            <w:r>
+              <w:rPr>
+                <w:noProof/>
+                <w:webHidden/>
+              </w:rPr>
+              <w:fldChar w:fldCharType="end"/>
+            </w:r>
+          </w:hyperlink>
+        </w:p>
+        <w:p>
+          <w:pPr>
+            <w:pStyle w:val="TDC2"/>
+            <w:tabs>
+              <w:tab w:val="right" w:pos="8494"/>
+            </w:tabs>
+            <w:spacing w:after="240"/>
+            <w:rPr>
+              <w:rFonts w:asciiTheme="minorHAnsi" w:eastAsiaTheme="minorEastAsia" w:hAnsiTheme="minorHAnsi" w:cstheme="minorBidi"/>
+              <w:noProof/>
+              <w:kern w:val="2"/>
+              <w:sz w:val="24"/>
+              <w:szCs w:val="24"/>
+              <w:lang w:val="es-ES"/>
+              <w14:ligatures w14:val="standardContextual"/>
+            </w:rPr>
+          </w:pPr>
+          <w:hyperlink w:anchor="_Toc241078336" w:history="1">
+            <w:r>
+              <w:rPr>
+                <w:rStyle w:val="Hipervnculo"/>
+                <w:noProof/>
+              </w:rPr>
+              <w:t>Paso 2: Conectividad entre Server y BD (Red Interna 2)</w:t>
+            </w:r>
+            <w:r>
+              <w:rPr>
+                <w:noProof/>
+                <w:webHidden/>
+              </w:rPr>
+              <w:tab/>
+            </w:r>
+            <w:r>
+              <w:rPr>
+                <w:noProof/>
+                <w:webHidden/>
+              </w:rPr>
+              <w:fldChar w:fldCharType="begin"/>
+            </w:r>
+            <w:r>
+              <w:rPr>
+                <w:noProof/>
+                <w:webHidden/>
+              </w:rPr>
+              <w:instrText xml:space="preserve"> PAGEREF _Toc241078336 \h </w:instrText>
+            </w:r>
+            <w:r>
+              <w:rPr>
+                <w:noProof/>
+                <w:webHidden/>
+              </w:rPr>
+            </w:r>
+            <w:r>
+              <w:rPr>
+                <w:noProof/>
+                <w:webHidden/>
+              </w:rPr>
+              <w:fldChar w:fldCharType="separate"/>
+            </w:r>
+            <w:r>
+              <w:rPr>
+                <w:noProof/>
+                <w:webHidden/>
+              </w:rPr>
+              <w:t>10</w:t>
+            </w:r>
+            <w:r>
+              <w:rPr>
+                <w:noProof/>
+                <w:webHidden/>
+              </w:rPr>
+              <w:fldChar w:fldCharType="end"/>
+            </w:r>
+          </w:hyperlink>
+        </w:p>
+        <w:p>
+          <w:pPr>
+            <w:pStyle w:val="TDC1"/>
+            <w:tabs>
+              <w:tab w:val="left" w:pos="480"/>
+              <w:tab w:val="right" w:pos="8494"/>
+            </w:tabs>
+            <w:spacing w:after="240"/>
+            <w:rPr>
+              <w:rFonts w:asciiTheme="minorHAnsi" w:eastAsiaTheme="minorEastAsia" w:hAnsiTheme="minorHAnsi" w:cstheme="minorBidi"/>
+              <w:noProof/>
+              <w:kern w:val="2"/>
+              <w:sz w:val="24"/>
+              <w:szCs w:val="24"/>
+              <w:lang w:val="es-ES"/>
+              <w14:ligatures w14:val="standardContextual"/>
+            </w:rPr>
+          </w:pPr>
+          <w:hyperlink w:anchor="_Toc241078337" w:history="1">
+            <w:r>
+              <w:rPr>
+                <w:rStyle w:val="Hipervnculo"/>
+                <w:noProof/>
+              </w:rPr>
+              <w:t>6.</w:t>
+            </w:r>
+            <w:r>
+              <w:rPr>
+                <w:rFonts w:asciiTheme="minorHAnsi" w:eastAsiaTheme="minorEastAsia" w:hAnsiTheme="minorHAnsi" w:cstheme="minorBidi"/>
+                <w:noProof/>
+                <w:kern w:val="2"/>
+                <w:sz w:val="24"/>
+                <w:szCs w:val="24"/>
+                <w:lang w:val="es-ES"/>
+                <w14:ligatures w14:val="standardContextual"/>
+              </w:rPr>
+              <w:tab/>
+            </w:r>
+            <w:r>
+              <w:rPr>
+                <w:rStyle w:val="Hipervnculo"/>
+                <w:noProof/>
+              </w:rPr>
+              <w:t>Comprobación de acceso remoto vía SSH</w:t>
+            </w:r>
+            <w:r>
+              <w:rPr>
+                <w:noProof/>
+                <w:webHidden/>
+              </w:rPr>
+              <w:tab/>
+            </w:r>
+            <w:r>
+              <w:rPr>
+                <w:noProof/>
+                <w:webHidden/>
+              </w:rPr>
+              <w:fldChar w:fldCharType="begin"/>
+            </w:r>
+            <w:r>
+              <w:rPr>
+                <w:noProof/>
+                <w:webHidden/>
+              </w:rPr>
+              <w:instrText xml:space="preserve"> PAGEREF _Toc241078337 \h </w:instrText>
+            </w:r>
+            <w:r>
+              <w:rPr>
+                <w:noProof/>
+                <w:webHidden/>
+              </w:rPr>
+            </w:r>
+            <w:r>
+              <w:rPr>
+                <w:noProof/>
+                <w:webHidden/>
+              </w:rPr>
+              <w:fldChar w:fldCharType="separate"/>
+            </w:r>
+            <w:r>
+              <w:rPr>
+                <w:noProof/>
+                <w:webHidden/>
+              </w:rPr>
+              <w:t>11</w:t>
+            </w:r>
+            <w:r>
+              <w:rPr>
+                <w:noProof/>
+                <w:webHidden/>
+              </w:rPr>
+              <w:fldChar w:fldCharType="end"/>
+            </w:r>
+          </w:hyperlink>
+        </w:p>
+        <w:p>
+          <w:pPr>
+            <w:pStyle w:val="TDC2"/>
+            <w:tabs>
+              <w:tab w:val="right" w:pos="8494"/>
+            </w:tabs>
+            <w:spacing w:after="240"/>
+            <w:rPr>
+              <w:rFonts w:asciiTheme="minorHAnsi" w:eastAsiaTheme="minorEastAsia" w:hAnsiTheme="minorHAnsi" w:cstheme="minorBidi"/>
+              <w:noProof/>
+              <w:kern w:val="2"/>
+              <w:sz w:val="24"/>
+              <w:szCs w:val="24"/>
+              <w:lang w:val="es-ES"/>
+              <w14:ligatures w14:val="standardContextual"/>
+            </w:rPr>
+          </w:pPr>
+          <w:hyperlink w:anchor="_Toc241078338" w:history="1">
+            <w:r>
+              <w:rPr>
+                <w:rStyle w:val="Hipervnculo"/>
+                <w:noProof/>
+              </w:rPr>
+              <w:t>Paso 1: Conexión entre Proxy y Server</w:t>
+            </w:r>
+            <w:r>
+              <w:rPr>
+                <w:noProof/>
+                <w:webHidden/>
+              </w:rPr>
+              <w:tab/>
+            </w:r>
+            <w:r>
+              <w:rPr>
+                <w:noProof/>
+                <w:webHidden/>
+              </w:rPr>
+              <w:fldChar w:fldCharType="begin"/>
+            </w:r>
+            <w:r>
+              <w:rPr>
+                <w:noProof/>
+                <w:webHidden/>
+              </w:rPr>
+              <w:instrText xml:space="preserve"> PAGEREF _Toc241078338 \h </w:instrText>
+            </w:r>
+            <w:r>
+              <w:rPr>
+                <w:noProof/>
+                <w:webHidden/>
+              </w:rPr>
+            </w:r>
+            <w:r>
+              <w:rPr>
+                <w:noProof/>
+                <w:webHidden/>
+              </w:rPr>
+              <w:fldChar w:fldCharType="separate"/>
+            </w:r>
+            <w:r>
+              <w:rPr>
+                <w:noProof/>
+                <w:webHidden/>
+              </w:rPr>
+              <w:t>11</w:t>
+            </w:r>
+            <w:r>
+              <w:rPr>
+                <w:noProof/>
+                <w:webHidden/>
+              </w:rPr>
+              <w:fldChar w:fldCharType="end"/>
+            </w:r>
+          </w:hyperlink>
+        </w:p>
+        <w:p>
+          <w:pPr>
+            <w:pStyle w:val="TDC2"/>
+            <w:tabs>
+              <w:tab w:val="right" w:pos="8494"/>
+            </w:tabs>
+            <w:spacing w:after="240"/>
+            <w:rPr>
+              <w:rFonts w:asciiTheme="minorHAnsi" w:eastAsiaTheme="minorEastAsia" w:hAnsiTheme="minorHAnsi" w:cstheme="minorBidi"/>
+              <w:noProof/>
+              <w:kern w:val="2"/>
+              <w:sz w:val="24"/>
+              <w:szCs w:val="24"/>
+              <w:lang w:val="es-ES"/>
+              <w14:ligatures w14:val="standardContextual"/>
+            </w:rPr>
+          </w:pPr>
+          <w:hyperlink w:anchor="_Toc241078339" w:history="1">
+            <w:r>
+              <w:rPr>
+                <w:rStyle w:val="Hipervnculo"/>
+                <w:noProof/>
+              </w:rPr>
+              <w:t>Paso 2: Conexión entre Server y BD</w:t>
+            </w:r>
+            <w:r>
+              <w:rPr>
+                <w:noProof/>
+                <w:webHidden/>
+              </w:rPr>
+              <w:tab/>
+            </w:r>
+            <w:r>
+              <w:rPr>
+                <w:noProof/>
+                <w:webHidden/>
+              </w:rPr>
+              <w:fldChar w:fldCharType="begin"/>
+            </w:r>
+            <w:r>
+              <w:rPr>
+                <w:noProof/>
+                <w:webHidden/>
+              </w:rPr>
+              <w:instrText xml:space="preserve"> PAGEREF _Toc241078339 \h </w:instrText>
+            </w:r>
+            <w:r>
+              <w:rPr>
+                <w:noProof/>
+                <w:webHidden/>
+              </w:rPr>
+            </w:r>
+            <w:r>
+              <w:rPr>
+                <w:noProof/>
+                <w:webHidden/>
+              </w:rPr>
+              <w:fldChar w:fldCharType="separate"/>
+            </w:r>
+            <w:r>
+              <w:rPr>
+                <w:noProof/>
+                <w:webHidden/>
+              </w:rPr>
+              <w:t>12</w:t>
+            </w:r>
+            <w:r>
+              <w:rPr>
+                <w:noProof/>
+                <w:webHidden/>
+              </w:rPr>
+              <w:fldChar w:fldCharType="end"/>
+            </w:r>
+          </w:hyperlink>
+        </w:p>
+        <w:p>
+          <w:pPr>
+            <w:spacing w:after="240"/>
+          </w:pPr>
+          <w:r>
+            <w:fldChar w:fldCharType="end"/>
+          </w:r>
+        </w:p>
+      </w:sdtContent>
+    </w:sdt>
+    <w:p>
+      <w:pPr>
+        <w:spacing w:after="160" w:line="259" w:lineRule="auto"/>
         <w:ind w:left="0"/>
         <w:jc w:val="left"/>
         <w:rPr>
-          <w:color w:val="5C068C"/>
-          <w:sz w:val="24"/>
-          <w:szCs w:val="24"/>
-        </w:rPr>
-      </w:pPr>
-    </w:p>
-    <w:p>
-      <w:pPr>
-        <w:spacing w:after="0"/>
-        <w:ind w:left="0"/>
-        <w:jc w:val="left"/>
-        <w:rPr>
-          <w:color w:val="5C068C"/>
-          <w:sz w:val="24"/>
-          <w:szCs w:val="24"/>
-        </w:rPr>
-      </w:pPr>
-    </w:p>
-    <w:p>
-      <w:pPr>
-        <w:spacing w:after="0"/>
-        <w:ind w:left="0"/>
-        <w:jc w:val="left"/>
-        <w:rPr>
-          <w:color w:val="5C068C"/>
-          <w:sz w:val="24"/>
-          <w:szCs w:val="24"/>
-        </w:rPr>
-      </w:pPr>
-      <w:r>
-        <w:rPr>
-          <w:color w:val="5C068C"/>
-          <w:sz w:val="24"/>
-          <w:szCs w:val="24"/>
-        </w:rPr>
-        <w:t>Adrián Padrón Espinosa (alu0101323626@ull.edu.es)</w:t>
+          <w:lang w:val="es-ES" w:eastAsia="en-US"/>
+        </w:rPr>
+      </w:pPr>
+      <w:r>
+        <w:rPr>
+          <w:lang w:val="es-ES" w:eastAsia="en-US"/>
+        </w:rPr>
+        <w:br w:type="page"/>
       </w:r>
     </w:p>
     <w:p>
@@ -396,13 +1766,9 @@
         </w:rPr>
       </w:pPr>
       <w:r>
-        <w:br w:type="page"/>
-      </w:r>
-      <w:r>
         <w:rPr>
           <w:lang w:val="es-ES" w:eastAsia="en-US"/>
         </w:rPr>
-        <w:lastRenderedPageBreak/>
         <w:t>En esta práctica comenzaremos configurando el entorno de trabajo. Vamos a</w:t>
       </w:r>
       <w:r>
@@ -415,7 +1781,21 @@
         <w:rPr>
           <w:lang w:val="es-ES" w:eastAsia="en-US"/>
         </w:rPr>
-        <w:t>montar un Laboratorio Virtual para desplegar una aplicación Web en un entorno de computación distribuida utilizando varias máquinas virtuales en el IAAS de la ULL. Una de ellas hará las veces de Proxy HTTP (futuro balanceador de carga) y permitirá la conexión con el exterior (debe configurarse con dos interfaces de red). Otras implementarán servidores de backend, caches, bases de datos, etc.</w:t>
+        <w:t xml:space="preserve">montar un Laboratorio Virtual para desplegar una aplicación Web en un entorno de computación distribuida utilizando varias máquinas virtuales en el IAAS de la ULL. Una de ellas hará las veces de Proxy HTTP (futuro balanceador de carga) y permitirá la conexión con el exterior (debe configurarse con dos interfaces de red). Otras implementarán servidores de </w:t>
+      </w:r>
+      <w:proofErr w:type="spellStart"/>
+      <w:r>
+        <w:rPr>
+          <w:lang w:val="es-ES" w:eastAsia="en-US"/>
+        </w:rPr>
+        <w:t>backend</w:t>
+      </w:r>
+      <w:proofErr w:type="spellEnd"/>
+      <w:r>
+        <w:rPr>
+          <w:lang w:val="es-ES" w:eastAsia="en-US"/>
+        </w:rPr>
+        <w:t>, caches, bases de datos, etc.</w:t>
       </w:r>
     </w:p>
     <w:p>
@@ -426,22 +1806,24 @@
           <w:numId w:val="3"/>
         </w:numPr>
       </w:pPr>
+      <w:bookmarkStart w:id="0" w:name="_Toc241078324"/>
       <w:r>
         <w:t>Configuración básica del entorno</w:t>
       </w:r>
-    </w:p>
-    <w:p>
-      <w:pPr>
-        <w:ind w:left="0"/>
-      </w:pPr>
-      <w:bookmarkStart w:id="0" w:name="_5khdqzfb171c" w:colFirst="0" w:colLast="0"/>
       <w:bookmarkEnd w:id="0"/>
+    </w:p>
+    <w:p>
+      <w:pPr>
+        <w:ind w:left="0"/>
+      </w:pPr>
+      <w:bookmarkStart w:id="1" w:name="_5khdqzfb171c" w:colFirst="0" w:colLast="0"/>
+      <w:bookmarkEnd w:id="1"/>
       <w:r>
         <w:rPr>
           <w:noProof/>
         </w:rPr>
         <w:drawing>
-          <wp:inline distT="0" distB="0" distL="0" distR="0" wp14:anchorId="2B54EEF1" wp14:editId="685DB9A8">
+          <wp:inline distT="0" distB="0" distL="0" distR="0" wp14:anchorId="2B54EEF1" wp14:editId="69DFCCC3">
             <wp:extent cx="5387340" cy="571500"/>
             <wp:effectExtent l="0" t="0" r="3810" b="0"/>
             <wp:docPr id="1" name="Imagen 1"/>
@@ -458,7 +1840,7 @@
                     </pic:cNvPicPr>
                   </pic:nvPicPr>
                   <pic:blipFill>
-                    <a:blip r:embed="rId7" cstate="print">
+                    <a:blip r:embed="rId8" cstate="print">
                       <a:extLst>
                         <a:ext uri="{28A0092B-C50C-407E-A947-70E740481C1C}">
                           <a14:useLocalDpi xmlns:a14="http://schemas.microsoft.com/office/drawing/2010/main" val="0"/>
@@ -495,19 +1877,21 @@
         <w:pStyle w:val="Ttulo2"/>
         <w:ind w:left="0"/>
       </w:pPr>
+      <w:bookmarkStart w:id="2" w:name="_Toc241078325"/>
       <w:r>
         <w:t xml:space="preserve">Paso 1: </w:t>
       </w:r>
       <w:r>
         <w:t>Creación y configuración de la máquina Proxy</w:t>
       </w:r>
-    </w:p>
-    <w:p>
-      <w:pPr>
-        <w:ind w:left="0"/>
-      </w:pPr>
-      <w:bookmarkStart w:id="1" w:name="_l30242tk01ug" w:colFirst="0" w:colLast="0"/>
-      <w:bookmarkEnd w:id="1"/>
+      <w:bookmarkEnd w:id="2"/>
+    </w:p>
+    <w:p>
+      <w:pPr>
+        <w:ind w:left="0"/>
+      </w:pPr>
+      <w:bookmarkStart w:id="3" w:name="_l30242tk01ug" w:colFirst="0" w:colLast="0"/>
+      <w:bookmarkEnd w:id="3"/>
       <w:r>
         <w:t>La primera máquina virtual configurada actúa como el punto de entrada (Proxy).</w:t>
       </w:r>
@@ -532,7 +1916,15 @@
         <w:t>”. Utilizamos</w:t>
       </w:r>
       <w:r>
-        <w:t xml:space="preserve"> la plantilla debian-12-sinred-cloudinit (base version) con el sistema operativo detectado como Debian 9+. </w:t>
+        <w:t xml:space="preserve"> la plantilla debian-12-sinred-cloudinit (base </w:t>
+      </w:r>
+      <w:proofErr w:type="spellStart"/>
+      <w:r>
+        <w:t>version</w:t>
+      </w:r>
+      <w:proofErr w:type="spellEnd"/>
+      <w:r>
+        <w:t xml:space="preserve">) con el sistema operativo detectado como Debian 9+. </w:t>
       </w:r>
     </w:p>
     <w:p>
@@ -562,7 +1954,7 @@
                     </pic:cNvPicPr>
                   </pic:nvPicPr>
                   <pic:blipFill>
-                    <a:blip r:embed="rId8" cstate="print">
+                    <a:blip r:embed="rId9" cstate="print">
                       <a:extLst>
                         <a:ext uri="{28A0092B-C50C-407E-A947-70E740481C1C}">
                           <a14:useLocalDpi xmlns:a14="http://schemas.microsoft.com/office/drawing/2010/main" val="0"/>
@@ -702,11 +2094,6 @@
     <w:p>
       <w:pPr>
         <w:ind w:left="0"/>
-      </w:pPr>
-    </w:p>
-    <w:p>
-      <w:pPr>
-        <w:ind w:left="0"/>
         <w:jc w:val="center"/>
       </w:pPr>
       <w:r>
@@ -731,7 +2118,7 @@
                     </pic:cNvPicPr>
                   </pic:nvPicPr>
                   <pic:blipFill>
-                    <a:blip r:embed="rId9" cstate="print">
+                    <a:blip r:embed="rId10" cstate="print">
                       <a:extLst>
                         <a:ext uri="{28A0092B-C50C-407E-A947-70E740481C1C}">
                           <a14:useLocalDpi xmlns:a14="http://schemas.microsoft.com/office/drawing/2010/main" val="0"/>
@@ -768,57 +2155,34 @@
         <w:pStyle w:val="Ttulo2"/>
         <w:ind w:left="0"/>
       </w:pPr>
-      <w:r>
-        <w:t xml:space="preserve">Paso </w:t>
-      </w:r>
-      <w:r>
-        <w:t>2</w:t>
-      </w:r>
-      <w:r>
-        <w:t xml:space="preserve">: Creación y configuración de la máquina </w:t>
-      </w:r>
-      <w:r>
-        <w:t>Server</w:t>
-      </w:r>
-    </w:p>
-    <w:p>
-      <w:pPr>
-        <w:ind w:left="0"/>
-      </w:pPr>
-      <w:r>
-        <w:t>La segunda máquina virtual configurada actúa como el servidor de aplicaciones</w:t>
-      </w:r>
-      <w:r>
-        <w:t xml:space="preserve"> </w:t>
-      </w:r>
-      <w:r>
-        <w:t>(Server).</w:t>
-      </w:r>
-    </w:p>
-    <w:p>
-      <w:pPr>
-        <w:ind w:left="0"/>
-      </w:pPr>
-      <w:r>
-        <w:t>Creamos la máquina con</w:t>
-      </w:r>
-      <w:r>
-        <w:t xml:space="preserve"> </w:t>
-      </w:r>
-      <w:r>
-        <w:t>el nombre “SYTW_alu0101323626_Server”. Utilizamos la plantilla</w:t>
-      </w:r>
-      <w:r>
-        <w:t xml:space="preserve"> </w:t>
-      </w:r>
-      <w:r>
-        <w:t>debian-12-sinred-cloudinit (base version) con el sistema operativo detectado</w:t>
-      </w:r>
-      <w:r>
-        <w:t xml:space="preserve"> </w:t>
-      </w:r>
-      <w:r>
-        <w:t>como Debian 9+.</w:t>
+      <w:bookmarkStart w:id="4" w:name="_Toc241078326"/>
+      <w:r>
+        <w:t>Paso 2: Creación y configuración de la máquina Server</w:t>
+      </w:r>
+      <w:bookmarkEnd w:id="4"/>
+    </w:p>
+    <w:p>
+      <w:pPr>
+        <w:ind w:left="0"/>
+      </w:pPr>
+      <w:r>
+        <w:t>La segunda máquina virtual configurada actúa como el servidor de aplicaciones (Server).</w:t>
+      </w:r>
+    </w:p>
+    <w:p>
+      <w:pPr>
+        <w:ind w:left="0"/>
+      </w:pPr>
+      <w:r>
+        <w:t xml:space="preserve">Creamos la máquina con el nombre “SYTW_alu0101323626_Server”. Utilizamos la plantilla debian-12-sinred-cloudinit (base </w:t>
+      </w:r>
+      <w:proofErr w:type="spellStart"/>
+      <w:r>
+        <w:t>version</w:t>
+      </w:r>
+      <w:proofErr w:type="spellEnd"/>
+      <w:r>
+        <w:t>) con el sistema operativo detectado como Debian 9+.</w:t>
       </w:r>
     </w:p>
     <w:p>
@@ -851,7 +2215,7 @@
                     </pic:cNvPicPr>
                   </pic:nvPicPr>
                   <pic:blipFill>
-                    <a:blip r:embed="rId10" cstate="print">
+                    <a:blip r:embed="rId11" cstate="print">
                       <a:extLst>
                         <a:ext uri="{28A0092B-C50C-407E-A947-70E740481C1C}">
                           <a14:useLocalDpi xmlns:a14="http://schemas.microsoft.com/office/drawing/2010/main" val="0"/>
@@ -910,7 +2274,6 @@
         <w:rPr>
           <w:lang w:val="es-ES"/>
         </w:rPr>
-        <w:lastRenderedPageBreak/>
         <w:t xml:space="preserve">Asignamos </w:t>
       </w:r>
       <w:r>
@@ -1006,7 +2369,7 @@
                     </pic:cNvPicPr>
                   </pic:nvPicPr>
                   <pic:blipFill>
-                    <a:blip r:embed="rId11" cstate="print">
+                    <a:blip r:embed="rId12" cstate="print">
                       <a:extLst>
                         <a:ext uri="{28A0092B-C50C-407E-A947-70E740481C1C}">
                           <a14:useLocalDpi xmlns:a14="http://schemas.microsoft.com/office/drawing/2010/main" val="0"/>
@@ -1052,15 +2415,11 @@
         <w:pStyle w:val="Ttulo2"/>
         <w:ind w:left="0"/>
       </w:pPr>
-      <w:r>
-        <w:t xml:space="preserve">Paso </w:t>
-      </w:r>
-      <w:r>
-        <w:t>3</w:t>
-      </w:r>
-      <w:r>
-        <w:t>: Creación y configuración de la máquina Server</w:t>
-      </w:r>
+      <w:bookmarkStart w:id="5" w:name="_Toc241078327"/>
+      <w:r>
+        <w:t>Paso 3: Creación y configuración de la máquina Server</w:t>
+      </w:r>
+      <w:bookmarkEnd w:id="5"/>
     </w:p>
     <w:p>
       <w:pPr>
@@ -1075,7 +2434,15 @@
         <w:ind w:left="0"/>
       </w:pPr>
       <w:r>
-        <w:t>Creamos la máquina con el nombre “SYTW_alu0101323626_BD”. Utilizamos la plantilla debian-12-sinred-cloudinit (base version) con el sistema operativo detectado como Debian 9+.</w:t>
+        <w:t xml:space="preserve">Creamos la máquina con el nombre “SYTW_alu0101323626_BD”. Utilizamos la plantilla debian-12-sinred-cloudinit (base </w:t>
+      </w:r>
+      <w:proofErr w:type="spellStart"/>
+      <w:r>
+        <w:t>version</w:t>
+      </w:r>
+      <w:proofErr w:type="spellEnd"/>
+      <w:r>
+        <w:t>) con el sistema operativo detectado como Debian 9+.</w:t>
       </w:r>
     </w:p>
     <w:p>
@@ -1108,7 +2475,7 @@
                     </pic:cNvPicPr>
                   </pic:nvPicPr>
                   <pic:blipFill>
-                    <a:blip r:embed="rId12" cstate="print">
+                    <a:blip r:embed="rId13" cstate="print">
                       <a:extLst>
                         <a:ext uri="{28A0092B-C50C-407E-A947-70E740481C1C}">
                           <a14:useLocalDpi xmlns:a14="http://schemas.microsoft.com/office/drawing/2010/main" val="0"/>
@@ -1167,7 +2534,6 @@
         <w:rPr>
           <w:lang w:val="es-ES"/>
         </w:rPr>
-        <w:lastRenderedPageBreak/>
         <w:t xml:space="preserve">Asignamos </w:t>
       </w:r>
       <w:r>
@@ -1238,7 +2604,7 @@
                     </pic:cNvPicPr>
                   </pic:nvPicPr>
                   <pic:blipFill>
-                    <a:blip r:embed="rId13" cstate="print">
+                    <a:blip r:embed="rId14" cstate="print">
                       <a:extLst>
                         <a:ext uri="{28A0092B-C50C-407E-A947-70E740481C1C}">
                           <a14:useLocalDpi xmlns:a14="http://schemas.microsoft.com/office/drawing/2010/main" val="0"/>
@@ -1272,34 +2638,98 @@
     </w:p>
     <w:p>
       <w:pPr>
-        <w:pStyle w:val="Ttulo2"/>
-        <w:ind w:left="0"/>
+        <w:ind w:left="0"/>
+      </w:pPr>
+    </w:p>
+    <w:p>
+      <w:pPr>
+        <w:pStyle w:val="Ttulo1"/>
+        <w:numPr>
+          <w:ilvl w:val="0"/>
+          <w:numId w:val="3"/>
+        </w:numPr>
+      </w:pPr>
+      <w:bookmarkStart w:id="6" w:name="_Toc241078328"/>
+      <w:r>
         <w:rPr>
           <w:lang w:val="es"/>
         </w:rPr>
-      </w:pPr>
-      <w:r>
-        <w:t xml:space="preserve">Paso </w:t>
-      </w:r>
-      <w:r>
-        <w:t>4</w:t>
-      </w:r>
-      <w:r>
-        <w:t xml:space="preserve">: </w:t>
-      </w:r>
-      <w:r>
-        <w:rPr>
-          <w:lang w:val="es"/>
-        </w:rPr>
         <w:t>Ejecución y acceso a las máquinas virtuales</w:t>
       </w:r>
-    </w:p>
-    <w:p>
-      <w:pPr>
-        <w:ind w:left="0"/>
-      </w:pPr>
-      <w:r>
-        <w:t>Una vez creadas y configuradas las redes de las tres máquinas virtuales, el siguiente paso es iniciarlas para comprobar su funcionamiento y acceder a ellas. Verificamos en el panel principal que las máquinas “SYTW_alu0101323626_BD”, “SYTW_alu0101323626_Proxy” y “SYTW_alu0101323626_Server” se han arrancado correctamente y se encuentran en estado “En ejecución”.</w:t>
+      <w:bookmarkEnd w:id="6"/>
+    </w:p>
+    <w:p>
+      <w:pPr>
+        <w:ind w:left="0"/>
+      </w:pPr>
+      <w:r>
+        <w:t>Una vez creadas y configuradas las redes de las tres máquinas virtuales, el siguiente paso es iniciarlas para comprobar su funcionamiento y acceder a ellas. Verificamos en el panel principal que las máquinas, “SYTW_alu0101323626_Proxy”</w:t>
+      </w:r>
+      <w:r>
+        <w:t xml:space="preserve">, </w:t>
+      </w:r>
+      <w:r>
+        <w:t>“SYTW_alu0101323626_Server”</w:t>
+      </w:r>
+      <w:r>
+        <w:t xml:space="preserve"> y </w:t>
+      </w:r>
+      <w:r>
+        <w:t>“SYTW_alu0101323626_BD” se han arrancado correctamente y se encuentran en estado “En ejecución”.</w:t>
+      </w:r>
+    </w:p>
+    <w:p>
+      <w:pPr>
+        <w:ind w:left="0"/>
+        <w:rPr>
+          <w:lang w:val="es-ES"/>
+        </w:rPr>
+      </w:pPr>
+      <w:r>
+        <w:rPr>
+          <w:lang w:val="es-ES"/>
+        </w:rPr>
+        <w:t xml:space="preserve">Para interactuar con ellas a nivel de sistema operativo y continuar con la </w:t>
+      </w:r>
+      <w:r>
+        <w:rPr>
+          <w:lang w:val="es-ES"/>
+        </w:rPr>
+        <w:t>configuración</w:t>
+      </w:r>
+      <w:r>
+        <w:rPr>
+          <w:lang w:val="es-ES"/>
+        </w:rPr>
+        <w:t xml:space="preserve"> interna, realizamos lo siguiente:</w:t>
+      </w:r>
+    </w:p>
+    <w:p>
+      <w:pPr>
+        <w:ind w:left="0"/>
+        <w:rPr>
+          <w:lang w:val="es-ES"/>
+        </w:rPr>
+      </w:pPr>
+      <w:r>
+        <w:rPr>
+          <w:lang w:val="es-ES"/>
+        </w:rPr>
+        <w:t xml:space="preserve">Accedemos a la vista de detalles de la máquina virtual correspondiente. </w:t>
+      </w:r>
+    </w:p>
+    <w:p>
+      <w:pPr>
+        <w:ind w:left="0"/>
+        <w:rPr>
+          <w:lang w:val="es-ES"/>
+        </w:rPr>
+      </w:pPr>
+      <w:r>
+        <w:rPr>
+          <w:lang w:val="es-ES"/>
+        </w:rPr>
+        <w:t>Desplegamos el menú superior de “Consola” y seleccionamos la opción “Consola VNC (explorador)”. Esto nos abre una nueva ventana en el navegador con el terminal interactivo de la máquina</w:t>
       </w:r>
     </w:p>
     <w:p>
@@ -1311,7 +2741,7 @@
           <w:noProof/>
         </w:rPr>
         <w:drawing>
-          <wp:inline distT="0" distB="0" distL="0" distR="0" wp14:anchorId="58D3E1F0" wp14:editId="5BEAF493">
+          <wp:inline distT="0" distB="0" distL="0" distR="0" wp14:anchorId="450C9515" wp14:editId="0EC029FD">
             <wp:extent cx="5394960" cy="1661160"/>
             <wp:effectExtent l="0" t="0" r="0" b="0"/>
             <wp:docPr id="18" name="Imagen 18"/>
@@ -1328,7 +2758,7 @@
                     </pic:cNvPicPr>
                   </pic:nvPicPr>
                   <pic:blipFill>
-                    <a:blip r:embed="rId14" cstate="print">
+                    <a:blip r:embed="rId15" cstate="print">
                       <a:extLst>
                         <a:ext uri="{28A0092B-C50C-407E-A947-70E740481C1C}">
                           <a14:useLocalDpi xmlns:a14="http://schemas.microsoft.com/office/drawing/2010/main" val="0"/>
@@ -1362,8 +2792,25 @@
     </w:p>
     <w:p>
       <w:pPr>
-        <w:ind w:left="0"/>
-      </w:pPr>
+        <w:spacing w:after="160" w:line="259" w:lineRule="auto"/>
+        <w:ind w:left="0"/>
+        <w:jc w:val="left"/>
+        <w:rPr>
+          <w:rFonts w:ascii="Montserrat Medium" w:eastAsiaTheme="majorEastAsia" w:hAnsi="Montserrat Medium" w:cstheme="majorBidi"/>
+          <w:kern w:val="2"/>
+          <w:sz w:val="28"/>
+          <w:szCs w:val="40"/>
+          <w:lang w:eastAsia="en-US"/>
+          <w14:ligatures w14:val="standardContextual"/>
+        </w:rPr>
+      </w:pPr>
+      <w:r>
+        <w:rPr>
+          <w:sz w:val="28"/>
+          <w:szCs w:val="40"/>
+        </w:rPr>
+        <w:br w:type="page"/>
+      </w:r>
     </w:p>
     <w:p>
       <w:pPr>
@@ -1373,23 +2820,55 @@
           <w:numId w:val="3"/>
         </w:numPr>
       </w:pPr>
-      <w:r>
-        <w:t>Configuración básica del entorno</w:t>
-      </w:r>
-    </w:p>
-    <w:p>
-      <w:pPr>
-        <w:ind w:left="0"/>
+      <w:bookmarkStart w:id="7" w:name="_Toc241078329"/>
+      <w:r>
+        <w:t xml:space="preserve">Primer inicio de sesión </w:t>
+      </w:r>
+      <w:r>
+        <w:t xml:space="preserve">y </w:t>
+      </w:r>
+      <w:r>
+        <w:t>cambio de credenciales</w:t>
+      </w:r>
+      <w:bookmarkEnd w:id="7"/>
+    </w:p>
+    <w:p>
+      <w:pPr>
+        <w:ind w:left="0"/>
+      </w:pPr>
+      <w:r>
+        <w:t xml:space="preserve">Una vez en la </w:t>
+      </w:r>
+      <w:r>
+        <w:t>consola de la máquina, iniciamos sesión con el usuario por defecto "usuario"</w:t>
+      </w:r>
+      <w:r>
+        <w:t>, cuya contraseña también es “usuario”</w:t>
+      </w:r>
+      <w:r>
+        <w:t xml:space="preserve">. El sistema operativo nos indica que es obligatorio cambiar la contraseña de forma inmediata. Para ello, </w:t>
+      </w:r>
+      <w:r>
+        <w:t>introducimos una</w:t>
+      </w:r>
+      <w:r>
+        <w:t xml:space="preserve"> nueva y la confirmamos, lo que nos permite acceder finalmente al intérprete de comandos del sistema Debian.</w:t>
+      </w:r>
+    </w:p>
+    <w:p>
+      <w:pPr>
+        <w:ind w:left="0"/>
+        <w:jc w:val="center"/>
       </w:pPr>
       <w:r>
         <w:rPr>
           <w:noProof/>
         </w:rPr>
         <w:drawing>
-          <wp:inline distT="0" distB="0" distL="0" distR="0" wp14:anchorId="2718B14D" wp14:editId="7956A6D8">
-            <wp:extent cx="5387340" cy="571500"/>
-            <wp:effectExtent l="0" t="0" r="3810" b="0"/>
-            <wp:docPr id="17" name="Imagen 17"/>
+          <wp:inline distT="0" distB="0" distL="0" distR="0" wp14:anchorId="313810B8" wp14:editId="0B7AEDF8">
+            <wp:extent cx="5133848" cy="2350800"/>
+            <wp:effectExtent l="0" t="0" r="0" b="0"/>
+            <wp:docPr id="7" name="Imagen 7"/>
             <wp:cNvGraphicFramePr>
               <a:graphicFrameLocks xmlns:a="http://schemas.openxmlformats.org/drawingml/2006/main" noChangeAspect="1"/>
             </wp:cNvGraphicFramePr>
@@ -1397,13 +2876,13 @@
               <a:graphicData uri="http://schemas.openxmlformats.org/drawingml/2006/picture">
                 <pic:pic xmlns:pic="http://schemas.openxmlformats.org/drawingml/2006/picture">
                   <pic:nvPicPr>
-                    <pic:cNvPr id="0" name="Picture 1"/>
+                    <pic:cNvPr id="0" name="Picture 3"/>
                     <pic:cNvPicPr>
                       <a:picLocks noChangeAspect="1" noChangeArrowheads="1"/>
                     </pic:cNvPicPr>
                   </pic:nvPicPr>
                   <pic:blipFill>
-                    <a:blip r:embed="rId7" cstate="print">
+                    <a:blip r:embed="rId16">
                       <a:extLst>
                         <a:ext uri="{28A0092B-C50C-407E-A947-70E740481C1C}">
                           <a14:useLocalDpi xmlns:a14="http://schemas.microsoft.com/office/drawing/2010/main" val="0"/>
@@ -1418,7 +2897,7 @@
                   <pic:spPr bwMode="auto">
                     <a:xfrm>
                       <a:off x="0" y="0"/>
-                      <a:ext cx="5387340" cy="571500"/>
+                      <a:ext cx="5133848" cy="2350800"/>
                     </a:xfrm>
                     <a:prstGeom prst="rect">
                       <a:avLst/>
@@ -1437,53 +2916,1468 @@
     </w:p>
     <w:p>
       <w:pPr>
+        <w:pStyle w:val="Ttulo1"/>
+        <w:numPr>
+          <w:ilvl w:val="0"/>
+          <w:numId w:val="3"/>
+        </w:numPr>
+      </w:pPr>
+      <w:bookmarkStart w:id="8" w:name="_Toc241078330"/>
+      <w:r>
+        <w:t>Configuración de las interfaces de red</w:t>
+      </w:r>
+      <w:bookmarkEnd w:id="8"/>
+      <w:r>
+        <w:t xml:space="preserve"> </w:t>
+      </w:r>
+    </w:p>
+    <w:p>
+      <w:pPr>
+        <w:ind w:left="0"/>
+      </w:pPr>
+      <w:r>
+        <w:t>Una vez dentro del sistema, procedemos a configurar y verificar las tarjetas de red modificando el archivo /</w:t>
+      </w:r>
+      <w:proofErr w:type="spellStart"/>
+      <w:r>
+        <w:t>etc</w:t>
+      </w:r>
+      <w:proofErr w:type="spellEnd"/>
+      <w:r>
+        <w:t>/</w:t>
+      </w:r>
+      <w:proofErr w:type="spellStart"/>
+      <w:r>
+        <w:t>network</w:t>
+      </w:r>
+      <w:proofErr w:type="spellEnd"/>
+      <w:r>
+        <w:t>/interfaces</w:t>
+      </w:r>
+      <w:r>
+        <w:t>.</w:t>
+      </w:r>
+    </w:p>
+    <w:p>
+      <w:pPr>
+        <w:ind w:left="0"/>
+      </w:pPr>
+      <w:r>
+        <w:t xml:space="preserve">Usaremos el comando </w:t>
+      </w:r>
+      <w:r>
+        <w:rPr>
+          <w:b/>
+          <w:bCs/>
+        </w:rPr>
+        <w:t>sudo vi /</w:t>
+      </w:r>
+      <w:proofErr w:type="spellStart"/>
+      <w:r>
+        <w:rPr>
+          <w:b/>
+          <w:bCs/>
+        </w:rPr>
+        <w:t>etc</w:t>
+      </w:r>
+      <w:proofErr w:type="spellEnd"/>
+      <w:r>
+        <w:rPr>
+          <w:b/>
+          <w:bCs/>
+        </w:rPr>
+        <w:t>/</w:t>
+      </w:r>
+      <w:proofErr w:type="spellStart"/>
+      <w:r>
+        <w:rPr>
+          <w:b/>
+          <w:bCs/>
+        </w:rPr>
+        <w:t>network</w:t>
+      </w:r>
+      <w:proofErr w:type="spellEnd"/>
+      <w:r>
+        <w:rPr>
+          <w:b/>
+          <w:bCs/>
+        </w:rPr>
+        <w:t>/</w:t>
+      </w:r>
+      <w:proofErr w:type="spellStart"/>
+      <w:r>
+        <w:rPr>
+          <w:b/>
+          <w:bCs/>
+        </w:rPr>
+        <w:t>ineterfaces</w:t>
+      </w:r>
+      <w:proofErr w:type="spellEnd"/>
+      <w:r>
+        <w:t xml:space="preserve"> para modificar el contenido del archivo de texto.</w:t>
+      </w:r>
+    </w:p>
+    <w:p>
+      <w:pPr>
         <w:pStyle w:val="Ttulo2"/>
-        <w:ind w:left="0"/>
-      </w:pPr>
-      <w:r>
-        <w:t>Paso 1: Creación y configuración de la máquina Proxy</w:t>
-      </w:r>
-    </w:p>
-    <w:p>
-      <w:pPr>
-        <w:ind w:left="0"/>
-      </w:pPr>
-      <w:r>
-        <w:t>La primera máquina virtual configurada actúa como el punto de entrada (Proxy).</w:t>
-      </w:r>
-    </w:p>
-    <w:p>
-      <w:pPr>
-        <w:ind w:left="0"/>
-      </w:pPr>
-      <w:r>
-        <w:lastRenderedPageBreak/>
-        <w:t>Creamos</w:t>
-      </w:r>
-      <w:r>
-        <w:t xml:space="preserve"> la máquina con el nombre </w:t>
-      </w:r>
-      <w:r>
-        <w:t>“</w:t>
-      </w:r>
-      <w:r>
-        <w:t>SYTW_alu0101323626_Proxy</w:t>
-      </w:r>
-      <w:r>
-        <w:t>”. Utilizamos</w:t>
-      </w:r>
-      <w:r>
-        <w:t xml:space="preserve"> la plantilla debian-12-sinred-cloudinit (base version) con el sistema operativo detectado como Debian 9+. </w:t>
-      </w:r>
-    </w:p>
-    <w:p>
-      <w:pPr>
-        <w:ind w:left="0"/>
-      </w:pPr>
+        <w:ind w:left="0" w:firstLine="708"/>
+      </w:pPr>
+      <w:bookmarkStart w:id="9" w:name="_Toc241078331"/>
+      <w:r>
+        <w:t xml:space="preserve">Paso </w:t>
+      </w:r>
+      <w:r>
+        <w:t>1</w:t>
+      </w:r>
+      <w:r>
+        <w:t>:</w:t>
+      </w:r>
+      <w:r>
+        <w:t xml:space="preserve"> M</w:t>
+      </w:r>
+      <w:r>
+        <w:t xml:space="preserve">áquina </w:t>
+      </w:r>
+      <w:r>
+        <w:t>Proxy</w:t>
+      </w:r>
+      <w:bookmarkEnd w:id="9"/>
+    </w:p>
+    <w:p>
+      <w:pPr>
+        <w:ind w:left="0"/>
+        <w:rPr>
+          <w:lang w:val="es-ES"/>
+        </w:rPr>
+      </w:pPr>
+      <w:r>
+        <w:rPr>
+          <w:lang w:val="es-ES"/>
+        </w:rPr>
+        <w:t>Indicamos</w:t>
+      </w:r>
+      <w:r>
+        <w:rPr>
+          <w:lang w:val="es-ES"/>
+        </w:rPr>
+        <w:t xml:space="preserve"> que la interfaz de red primaria (ens3) está configurada para obtener una dirección IP automáticamente mediante DHCP (</w:t>
+      </w:r>
+      <w:proofErr w:type="spellStart"/>
+      <w:r>
+        <w:rPr>
+          <w:b/>
+          <w:bCs/>
+          <w:lang w:val="es-ES"/>
+        </w:rPr>
+        <w:t>iface</w:t>
+      </w:r>
+      <w:proofErr w:type="spellEnd"/>
+      <w:r>
+        <w:rPr>
+          <w:b/>
+          <w:bCs/>
+          <w:lang w:val="es-ES"/>
+        </w:rPr>
+        <w:t xml:space="preserve"> ens3 </w:t>
+      </w:r>
+      <w:proofErr w:type="spellStart"/>
+      <w:r>
+        <w:rPr>
+          <w:b/>
+          <w:bCs/>
+          <w:lang w:val="es-ES"/>
+        </w:rPr>
+        <w:t>inet</w:t>
+      </w:r>
+      <w:proofErr w:type="spellEnd"/>
+      <w:r>
+        <w:rPr>
+          <w:b/>
+          <w:bCs/>
+          <w:lang w:val="es-ES"/>
+        </w:rPr>
+        <w:t xml:space="preserve"> </w:t>
+      </w:r>
+      <w:proofErr w:type="spellStart"/>
+      <w:r>
+        <w:rPr>
+          <w:b/>
+          <w:bCs/>
+          <w:lang w:val="es-ES"/>
+        </w:rPr>
+        <w:t>dhcp</w:t>
+      </w:r>
+      <w:proofErr w:type="spellEnd"/>
+      <w:r>
+        <w:rPr>
+          <w:lang w:val="es-ES"/>
+        </w:rPr>
+        <w:t xml:space="preserve">). La segunda interfaz (ens4) </w:t>
+      </w:r>
+      <w:r>
+        <w:rPr>
+          <w:lang w:val="es-ES"/>
+        </w:rPr>
+        <w:t xml:space="preserve">la configuramos </w:t>
+      </w:r>
+      <w:r>
+        <w:rPr>
+          <w:lang w:val="es-ES"/>
+        </w:rPr>
+        <w:t xml:space="preserve">de forma estática con la dirección IP 172.16.156.1 y </w:t>
+      </w:r>
+      <w:proofErr w:type="spellStart"/>
+      <w:r>
+        <w:rPr>
+          <w:lang w:val="es-ES"/>
+        </w:rPr>
+        <w:t>netmask</w:t>
+      </w:r>
+      <w:proofErr w:type="spellEnd"/>
+      <w:r>
+        <w:rPr>
+          <w:lang w:val="es-ES"/>
+        </w:rPr>
+        <w:t xml:space="preserve"> 255.255.255.0 para actuar como puerta de enlace en la primera red interna. </w:t>
+      </w:r>
+    </w:p>
+    <w:p>
+      <w:pPr>
+        <w:ind w:left="0"/>
+        <w:jc w:val="center"/>
+        <w:rPr>
+          <w:lang w:val="es-ES"/>
+        </w:rPr>
+      </w:pPr>
+      <w:r>
+        <w:rPr>
+          <w:noProof/>
+        </w:rPr>
+        <w:drawing>
+          <wp:inline distT="0" distB="0" distL="0" distR="0" wp14:anchorId="6702E389" wp14:editId="2DCF8F01">
+            <wp:extent cx="4730386" cy="2494800"/>
+            <wp:effectExtent l="0" t="0" r="0" b="1270"/>
+            <wp:docPr id="9" name="Imagen 9"/>
+            <wp:cNvGraphicFramePr>
+              <a:graphicFrameLocks xmlns:a="http://schemas.openxmlformats.org/drawingml/2006/main" noChangeAspect="1"/>
+            </wp:cNvGraphicFramePr>
+            <a:graphic xmlns:a="http://schemas.openxmlformats.org/drawingml/2006/main">
+              <a:graphicData uri="http://schemas.openxmlformats.org/drawingml/2006/picture">
+                <pic:pic xmlns:pic="http://schemas.openxmlformats.org/drawingml/2006/picture">
+                  <pic:nvPicPr>
+                    <pic:cNvPr id="0" name="Picture 7"/>
+                    <pic:cNvPicPr>
+                      <a:picLocks noChangeAspect="1" noChangeArrowheads="1"/>
+                    </pic:cNvPicPr>
+                  </pic:nvPicPr>
+                  <pic:blipFill>
+                    <a:blip r:embed="rId17">
+                      <a:extLst>
+                        <a:ext uri="{28A0092B-C50C-407E-A947-70E740481C1C}">
+                          <a14:useLocalDpi xmlns:a14="http://schemas.microsoft.com/office/drawing/2010/main" val="0"/>
+                        </a:ext>
+                      </a:extLst>
+                    </a:blip>
+                    <a:srcRect/>
+                    <a:stretch>
+                      <a:fillRect/>
+                    </a:stretch>
+                  </pic:blipFill>
+                  <pic:spPr bwMode="auto">
+                    <a:xfrm>
+                      <a:off x="0" y="0"/>
+                      <a:ext cx="4730386" cy="2494800"/>
+                    </a:xfrm>
+                    <a:prstGeom prst="rect">
+                      <a:avLst/>
+                    </a:prstGeom>
+                    <a:noFill/>
+                    <a:ln>
+                      <a:noFill/>
+                    </a:ln>
+                  </pic:spPr>
+                </pic:pic>
+              </a:graphicData>
+            </a:graphic>
+          </wp:inline>
+        </w:drawing>
+      </w:r>
+    </w:p>
+    <w:p>
+      <w:pPr>
+        <w:pStyle w:val="Ttulo2"/>
+        <w:ind w:left="0" w:firstLine="708"/>
+      </w:pPr>
+      <w:bookmarkStart w:id="10" w:name="_Toc241078332"/>
+      <w:r>
+        <w:t xml:space="preserve">Paso </w:t>
+      </w:r>
+      <w:r>
+        <w:t>2</w:t>
+      </w:r>
+      <w:r>
+        <w:t xml:space="preserve">: </w:t>
+      </w:r>
+      <w:r>
+        <w:t>Máquina</w:t>
+      </w:r>
+      <w:r>
+        <w:t xml:space="preserve"> Server</w:t>
+      </w:r>
+      <w:bookmarkEnd w:id="10"/>
+    </w:p>
+    <w:p>
+      <w:pPr>
+        <w:ind w:left="0"/>
+        <w:rPr>
+          <w:lang w:val="es-ES"/>
+        </w:rPr>
+      </w:pPr>
+      <w:r>
+        <w:t>La interfaz ens3 tiene asignada la IP 172.16.156.2 (en la misma red que el Proxy) y la interfaz ens4 tiene la IP 172.16.157.1 (para la subred de la Base de Datos)</w:t>
+      </w:r>
+      <w:r>
+        <w:t xml:space="preserve">, con </w:t>
+      </w:r>
+      <w:proofErr w:type="spellStart"/>
+      <w:r>
+        <w:t>netmask</w:t>
+      </w:r>
+      <w:proofErr w:type="spellEnd"/>
+      <w:r>
+        <w:t xml:space="preserve"> ambas 255.255.255.0</w:t>
+      </w:r>
+      <w:r>
+        <w:t>.</w:t>
+      </w:r>
+    </w:p>
+    <w:p>
+      <w:pPr>
+        <w:ind w:left="0"/>
+        <w:jc w:val="center"/>
+      </w:pPr>
+      <w:r>
+        <w:rPr>
+          <w:noProof/>
+        </w:rPr>
+        <w:drawing>
+          <wp:inline distT="0" distB="0" distL="0" distR="0" wp14:anchorId="1E065BC9" wp14:editId="6C661BF4">
+            <wp:extent cx="4095710" cy="2494800"/>
+            <wp:effectExtent l="0" t="0" r="635" b="1270"/>
+            <wp:docPr id="10" name="Imagen 10"/>
+            <wp:cNvGraphicFramePr>
+              <a:graphicFrameLocks xmlns:a="http://schemas.openxmlformats.org/drawingml/2006/main" noChangeAspect="1"/>
+            </wp:cNvGraphicFramePr>
+            <a:graphic xmlns:a="http://schemas.openxmlformats.org/drawingml/2006/main">
+              <a:graphicData uri="http://schemas.openxmlformats.org/drawingml/2006/picture">
+                <pic:pic xmlns:pic="http://schemas.openxmlformats.org/drawingml/2006/picture">
+                  <pic:nvPicPr>
+                    <pic:cNvPr id="0" name="Picture 9"/>
+                    <pic:cNvPicPr>
+                      <a:picLocks noChangeAspect="1" noChangeArrowheads="1"/>
+                    </pic:cNvPicPr>
+                  </pic:nvPicPr>
+                  <pic:blipFill>
+                    <a:blip r:embed="rId18">
+                      <a:extLst>
+                        <a:ext uri="{28A0092B-C50C-407E-A947-70E740481C1C}">
+                          <a14:useLocalDpi xmlns:a14="http://schemas.microsoft.com/office/drawing/2010/main" val="0"/>
+                        </a:ext>
+                      </a:extLst>
+                    </a:blip>
+                    <a:srcRect/>
+                    <a:stretch>
+                      <a:fillRect/>
+                    </a:stretch>
+                  </pic:blipFill>
+                  <pic:spPr bwMode="auto">
+                    <a:xfrm>
+                      <a:off x="0" y="0"/>
+                      <a:ext cx="4095710" cy="2494800"/>
+                    </a:xfrm>
+                    <a:prstGeom prst="rect">
+                      <a:avLst/>
+                    </a:prstGeom>
+                    <a:noFill/>
+                    <a:ln>
+                      <a:noFill/>
+                    </a:ln>
+                  </pic:spPr>
+                </pic:pic>
+              </a:graphicData>
+            </a:graphic>
+          </wp:inline>
+        </w:drawing>
+      </w:r>
+    </w:p>
+    <w:p>
+      <w:pPr>
+        <w:pStyle w:val="Ttulo2"/>
+        <w:ind w:left="0" w:firstLine="708"/>
+      </w:pPr>
+      <w:bookmarkStart w:id="11" w:name="_Toc241078333"/>
+      <w:r>
+        <w:t xml:space="preserve">Paso </w:t>
+      </w:r>
+      <w:r>
+        <w:t>3</w:t>
+      </w:r>
+      <w:r>
+        <w:t xml:space="preserve">: Máquina </w:t>
+      </w:r>
+      <w:r>
+        <w:t>BD</w:t>
+      </w:r>
+      <w:bookmarkEnd w:id="11"/>
+    </w:p>
+    <w:p>
+      <w:pPr>
+        <w:ind w:left="0"/>
+      </w:pPr>
+      <w:r>
+        <w:t xml:space="preserve">En este caso, según nuestro diseño esta </w:t>
+      </w:r>
+      <w:proofErr w:type="spellStart"/>
+      <w:r>
+        <w:t>maquina</w:t>
+      </w:r>
+      <w:proofErr w:type="spellEnd"/>
+      <w:r>
+        <w:t xml:space="preserve"> tiene solo una </w:t>
+      </w:r>
+      <w:r>
+        <w:t xml:space="preserve">interfaz de red </w:t>
+      </w:r>
+      <w:r>
+        <w:t>cuya configurada de</w:t>
+      </w:r>
+      <w:r>
+        <w:t xml:space="preserve"> forma estática con la dirección IP 172.16.157.2. Esta configuración la sitúa en la misma subred que la segunda interfaz del Servidor (172.16.157.1), garantizando que la base de datos permanezca aislada y solo sea accesible a través de la red interna designada</w:t>
+      </w:r>
+    </w:p>
+    <w:p>
+      <w:pPr>
+        <w:ind w:left="0"/>
+        <w:jc w:val="center"/>
+      </w:pPr>
+      <w:r>
+        <w:drawing>
+          <wp:inline distT="0" distB="0" distL="0" distR="0" wp14:anchorId="383D05CC" wp14:editId="45FF0800">
+            <wp:extent cx="5215285" cy="2494800"/>
+            <wp:effectExtent l="0" t="0" r="4445" b="1270"/>
+            <wp:docPr id="11" name="Imagen 11"/>
+            <wp:cNvGraphicFramePr>
+              <a:graphicFrameLocks xmlns:a="http://schemas.openxmlformats.org/drawingml/2006/main" noChangeAspect="1"/>
+            </wp:cNvGraphicFramePr>
+            <a:graphic xmlns:a="http://schemas.openxmlformats.org/drawingml/2006/main">
+              <a:graphicData uri="http://schemas.openxmlformats.org/drawingml/2006/picture">
+                <pic:pic xmlns:pic="http://schemas.openxmlformats.org/drawingml/2006/picture">
+                  <pic:nvPicPr>
+                    <pic:cNvPr id="1" name=""/>
+                    <pic:cNvPicPr/>
+                  </pic:nvPicPr>
+                  <pic:blipFill>
+                    <a:blip r:embed="rId19"/>
+                    <a:stretch>
+                      <a:fillRect/>
+                    </a:stretch>
+                  </pic:blipFill>
+                  <pic:spPr>
+                    <a:xfrm>
+                      <a:off x="0" y="0"/>
+                      <a:ext cx="5215285" cy="2494800"/>
+                    </a:xfrm>
+                    <a:prstGeom prst="rect">
+                      <a:avLst/>
+                    </a:prstGeom>
+                  </pic:spPr>
+                </pic:pic>
+              </a:graphicData>
+            </a:graphic>
+          </wp:inline>
+        </w:drawing>
+      </w:r>
+    </w:p>
+    <w:p>
+      <w:pPr>
+        <w:spacing w:after="160" w:line="259" w:lineRule="auto"/>
+        <w:ind w:left="0"/>
+        <w:jc w:val="left"/>
+        <w:rPr>
+          <w:rFonts w:ascii="Montserrat Medium" w:eastAsiaTheme="majorEastAsia" w:hAnsi="Montserrat Medium" w:cstheme="majorBidi"/>
+          <w:kern w:val="2"/>
+          <w:sz w:val="28"/>
+          <w:szCs w:val="40"/>
+          <w:lang w:val="es-ES" w:eastAsia="en-US"/>
+          <w14:ligatures w14:val="standardContextual"/>
+        </w:rPr>
+      </w:pPr>
+      <w:r>
+        <w:br w:type="page"/>
+      </w:r>
+    </w:p>
+    <w:p>
+      <w:pPr>
+        <w:pStyle w:val="Ttulo1"/>
+        <w:numPr>
+          <w:ilvl w:val="0"/>
+          <w:numId w:val="3"/>
+        </w:numPr>
+      </w:pPr>
+      <w:bookmarkStart w:id="12" w:name="_Toc241078334"/>
+      <w:r>
+        <w:t>Comprobación de conectividad entre las máquinas</w:t>
+      </w:r>
+      <w:r>
+        <w:t xml:space="preserve"> con ping</w:t>
+      </w:r>
+      <w:bookmarkEnd w:id="12"/>
+    </w:p>
+    <w:p>
+      <w:pPr>
+        <w:ind w:left="0"/>
+      </w:pPr>
+      <w:r>
+        <w:t>Para validar que la configuración de red aplicada funciona correctamente y que los equipos pueden comunicarse entre los diferentes segmentos, realizamos una serie de pruebas utilizando el comando ping.</w:t>
+      </w:r>
+    </w:p>
+    <w:p>
+      <w:pPr>
+        <w:pStyle w:val="Ttulo2"/>
+        <w:ind w:left="708"/>
+      </w:pPr>
+      <w:bookmarkStart w:id="13" w:name="_Toc241078335"/>
+      <w:r>
+        <w:t xml:space="preserve">Paso 1: </w:t>
+      </w:r>
+      <w:r>
+        <w:t>Conectividad entre Proxy y Server (Red Interna 1)</w:t>
+      </w:r>
+      <w:bookmarkEnd w:id="13"/>
+    </w:p>
+    <w:p>
+      <w:pPr>
+        <w:ind w:left="0"/>
+        <w:rPr>
+          <w:lang w:eastAsia="en-US"/>
+        </w:rPr>
+      </w:pPr>
+      <w:r>
+        <w:rPr>
+          <w:lang w:eastAsia="en-US"/>
+        </w:rPr>
+        <w:t xml:space="preserve">Ejecutamos un ping desde la Máquina 1 (Proxy) hacia la IP de la Máquina 2 (172.16.156.2), confirmando que se envían y reciben los paquetes sin ninguna pérdida (0% </w:t>
+      </w:r>
+      <w:proofErr w:type="spellStart"/>
+      <w:r>
+        <w:rPr>
+          <w:lang w:eastAsia="en-US"/>
+        </w:rPr>
+        <w:t>packet</w:t>
+      </w:r>
+      <w:proofErr w:type="spellEnd"/>
+      <w:r>
+        <w:rPr>
+          <w:lang w:eastAsia="en-US"/>
+        </w:rPr>
+        <w:t xml:space="preserve"> </w:t>
+      </w:r>
+      <w:proofErr w:type="spellStart"/>
+      <w:r>
+        <w:rPr>
+          <w:lang w:eastAsia="en-US"/>
+        </w:rPr>
+        <w:t>loss</w:t>
+      </w:r>
+      <w:proofErr w:type="spellEnd"/>
+      <w:r>
+        <w:rPr>
+          <w:lang w:eastAsia="en-US"/>
+        </w:rPr>
+        <w:t>)</w:t>
+      </w:r>
+      <w:r>
+        <w:rPr>
+          <w:lang w:eastAsia="en-US"/>
+        </w:rPr>
+        <w:t>.</w:t>
+      </w:r>
+    </w:p>
+    <w:p>
+      <w:pPr>
+        <w:ind w:left="0"/>
+        <w:jc w:val="center"/>
+        <w:rPr>
+          <w:lang w:eastAsia="en-US"/>
+        </w:rPr>
+      </w:pPr>
+      <w:r>
+        <w:rPr>
+          <w:noProof/>
+        </w:rPr>
+        <w:drawing>
+          <wp:inline distT="0" distB="0" distL="0" distR="0" wp14:anchorId="58B5EBD2" wp14:editId="24DDB8C1">
+            <wp:extent cx="4371656" cy="2494800"/>
+            <wp:effectExtent l="0" t="0" r="0" b="1270"/>
+            <wp:docPr id="14" name="Imagen 14"/>
+            <wp:cNvGraphicFramePr>
+              <a:graphicFrameLocks xmlns:a="http://schemas.openxmlformats.org/drawingml/2006/main" noChangeAspect="1"/>
+            </wp:cNvGraphicFramePr>
+            <a:graphic xmlns:a="http://schemas.openxmlformats.org/drawingml/2006/main">
+              <a:graphicData uri="http://schemas.openxmlformats.org/drawingml/2006/picture">
+                <pic:pic xmlns:pic="http://schemas.openxmlformats.org/drawingml/2006/picture">
+                  <pic:nvPicPr>
+                    <pic:cNvPr id="0" name="Picture 11"/>
+                    <pic:cNvPicPr>
+                      <a:picLocks noChangeAspect="1" noChangeArrowheads="1"/>
+                    </pic:cNvPicPr>
+                  </pic:nvPicPr>
+                  <pic:blipFill>
+                    <a:blip r:embed="rId20">
+                      <a:extLst>
+                        <a:ext uri="{28A0092B-C50C-407E-A947-70E740481C1C}">
+                          <a14:useLocalDpi xmlns:a14="http://schemas.microsoft.com/office/drawing/2010/main" val="0"/>
+                        </a:ext>
+                      </a:extLst>
+                    </a:blip>
+                    <a:srcRect/>
+                    <a:stretch>
+                      <a:fillRect/>
+                    </a:stretch>
+                  </pic:blipFill>
+                  <pic:spPr bwMode="auto">
+                    <a:xfrm>
+                      <a:off x="0" y="0"/>
+                      <a:ext cx="4371656" cy="2494800"/>
+                    </a:xfrm>
+                    <a:prstGeom prst="rect">
+                      <a:avLst/>
+                    </a:prstGeom>
+                    <a:noFill/>
+                    <a:ln>
+                      <a:noFill/>
+                    </a:ln>
+                  </pic:spPr>
+                </pic:pic>
+              </a:graphicData>
+            </a:graphic>
+          </wp:inline>
+        </w:drawing>
+      </w:r>
+    </w:p>
+    <w:p>
+      <w:pPr>
+        <w:ind w:left="0"/>
+        <w:rPr>
+          <w:lang w:eastAsia="en-US"/>
+        </w:rPr>
+      </w:pPr>
+      <w:r>
+        <w:rPr>
+          <w:lang w:eastAsia="en-US"/>
+        </w:rPr>
+        <w:t>Verificamos la ruta inversa ejecutando un ping desde la Máquina 2 (Server) hacia la IP del Proxy (172.16.156.1), obteniendo igualmente una respuesta exitosa y continua.</w:t>
+      </w:r>
+    </w:p>
+    <w:p>
+      <w:pPr>
+        <w:ind w:left="0"/>
+        <w:jc w:val="center"/>
+        <w:rPr>
+          <w:lang w:val="es-ES" w:eastAsia="en-US"/>
+        </w:rPr>
+      </w:pPr>
+      <w:r>
+        <w:rPr>
+          <w:noProof/>
+        </w:rPr>
+        <w:drawing>
+          <wp:inline distT="0" distB="0" distL="0" distR="0" wp14:anchorId="34084109" wp14:editId="67B10788">
+            <wp:extent cx="4535224" cy="2494800"/>
+            <wp:effectExtent l="0" t="0" r="0" b="1270"/>
+            <wp:docPr id="19" name="Imagen 19"/>
+            <wp:cNvGraphicFramePr>
+              <a:graphicFrameLocks xmlns:a="http://schemas.openxmlformats.org/drawingml/2006/main" noChangeAspect="1"/>
+            </wp:cNvGraphicFramePr>
+            <a:graphic xmlns:a="http://schemas.openxmlformats.org/drawingml/2006/main">
+              <a:graphicData uri="http://schemas.openxmlformats.org/drawingml/2006/picture">
+                <pic:pic xmlns:pic="http://schemas.openxmlformats.org/drawingml/2006/picture">
+                  <pic:nvPicPr>
+                    <pic:cNvPr id="0" name="Picture 13"/>
+                    <pic:cNvPicPr>
+                      <a:picLocks noChangeAspect="1" noChangeArrowheads="1"/>
+                    </pic:cNvPicPr>
+                  </pic:nvPicPr>
+                  <pic:blipFill>
+                    <a:blip r:embed="rId21">
+                      <a:extLst>
+                        <a:ext uri="{28A0092B-C50C-407E-A947-70E740481C1C}">
+                          <a14:useLocalDpi xmlns:a14="http://schemas.microsoft.com/office/drawing/2010/main" val="0"/>
+                        </a:ext>
+                      </a:extLst>
+                    </a:blip>
+                    <a:srcRect/>
+                    <a:stretch>
+                      <a:fillRect/>
+                    </a:stretch>
+                  </pic:blipFill>
+                  <pic:spPr bwMode="auto">
+                    <a:xfrm>
+                      <a:off x="0" y="0"/>
+                      <a:ext cx="4535224" cy="2494800"/>
+                    </a:xfrm>
+                    <a:prstGeom prst="rect">
+                      <a:avLst/>
+                    </a:prstGeom>
+                    <a:noFill/>
+                    <a:ln>
+                      <a:noFill/>
+                    </a:ln>
+                  </pic:spPr>
+                </pic:pic>
+              </a:graphicData>
+            </a:graphic>
+          </wp:inline>
+        </w:drawing>
+      </w:r>
+    </w:p>
+    <w:p>
+      <w:pPr>
+        <w:spacing w:after="160" w:line="259" w:lineRule="auto"/>
+        <w:ind w:left="0"/>
+        <w:jc w:val="left"/>
+        <w:rPr>
+          <w:rFonts w:ascii="Montserrat Medium" w:eastAsiaTheme="majorEastAsia" w:hAnsi="Montserrat Medium" w:cstheme="majorBidi"/>
+          <w:kern w:val="2"/>
+          <w:sz w:val="24"/>
+          <w:szCs w:val="32"/>
+          <w:lang w:val="es-ES" w:eastAsia="en-US"/>
+          <w14:ligatures w14:val="standardContextual"/>
+        </w:rPr>
+      </w:pPr>
+      <w:r>
+        <w:br w:type="page"/>
+      </w:r>
+    </w:p>
+    <w:p>
+      <w:pPr>
+        <w:pStyle w:val="Ttulo2"/>
+        <w:ind w:left="708"/>
+      </w:pPr>
+      <w:bookmarkStart w:id="14" w:name="_Toc241078336"/>
+      <w:r>
+        <w:t xml:space="preserve">Paso </w:t>
+      </w:r>
+      <w:r>
+        <w:t>2</w:t>
+      </w:r>
+      <w:r>
+        <w:t xml:space="preserve">: </w:t>
+      </w:r>
+      <w:r>
+        <w:rPr>
+          <w:lang w:val="es"/>
+        </w:rPr>
+        <w:t>Conectividad entre Server y BD (Red Interna 2)</w:t>
+      </w:r>
+      <w:bookmarkEnd w:id="14"/>
+    </w:p>
+    <w:p>
+      <w:pPr>
+        <w:ind w:left="0"/>
+        <w:rPr>
+          <w:lang w:eastAsia="en-US"/>
+        </w:rPr>
+      </w:pPr>
+      <w:r>
+        <w:rPr>
+          <w:lang w:eastAsia="en-US"/>
+        </w:rPr>
+        <w:t>Lanzamos un ping desde la Máquina 2 (Server) hacia la IP de la Máquina 3 (BD, con IP 172.16.157.2), recibiendo respuesta de todos los paquetes enviados con éxito.</w:t>
+      </w:r>
+    </w:p>
+    <w:p>
+      <w:pPr>
+        <w:ind w:left="0"/>
+        <w:jc w:val="center"/>
+        <w:rPr>
+          <w:lang w:val="es-ES" w:eastAsia="en-US"/>
+        </w:rPr>
+      </w:pPr>
+      <w:r>
+        <w:rPr>
+          <w:noProof/>
+        </w:rPr>
+        <w:drawing>
+          <wp:inline distT="0" distB="0" distL="0" distR="0" wp14:anchorId="47A8E964" wp14:editId="7091B87F">
+            <wp:extent cx="4996651" cy="2494800"/>
+            <wp:effectExtent l="0" t="0" r="0" b="1270"/>
+            <wp:docPr id="20" name="Imagen 20"/>
+            <wp:cNvGraphicFramePr>
+              <a:graphicFrameLocks xmlns:a="http://schemas.openxmlformats.org/drawingml/2006/main" noChangeAspect="1"/>
+            </wp:cNvGraphicFramePr>
+            <a:graphic xmlns:a="http://schemas.openxmlformats.org/drawingml/2006/main">
+              <a:graphicData uri="http://schemas.openxmlformats.org/drawingml/2006/picture">
+                <pic:pic xmlns:pic="http://schemas.openxmlformats.org/drawingml/2006/picture">
+                  <pic:nvPicPr>
+                    <pic:cNvPr id="0" name="Picture 15"/>
+                    <pic:cNvPicPr>
+                      <a:picLocks noChangeAspect="1" noChangeArrowheads="1"/>
+                    </pic:cNvPicPr>
+                  </pic:nvPicPr>
+                  <pic:blipFill>
+                    <a:blip r:embed="rId22">
+                      <a:extLst>
+                        <a:ext uri="{28A0092B-C50C-407E-A947-70E740481C1C}">
+                          <a14:useLocalDpi xmlns:a14="http://schemas.microsoft.com/office/drawing/2010/main" val="0"/>
+                        </a:ext>
+                      </a:extLst>
+                    </a:blip>
+                    <a:srcRect/>
+                    <a:stretch>
+                      <a:fillRect/>
+                    </a:stretch>
+                  </pic:blipFill>
+                  <pic:spPr bwMode="auto">
+                    <a:xfrm>
+                      <a:off x="0" y="0"/>
+                      <a:ext cx="4996651" cy="2494800"/>
+                    </a:xfrm>
+                    <a:prstGeom prst="rect">
+                      <a:avLst/>
+                    </a:prstGeom>
+                    <a:noFill/>
+                    <a:ln>
+                      <a:noFill/>
+                    </a:ln>
+                  </pic:spPr>
+                </pic:pic>
+              </a:graphicData>
+            </a:graphic>
+          </wp:inline>
+        </w:drawing>
+      </w:r>
+    </w:p>
+    <w:p>
+      <w:pPr>
+        <w:ind w:left="0"/>
+        <w:rPr>
+          <w:lang w:val="es-ES" w:eastAsia="en-US"/>
+        </w:rPr>
+      </w:pPr>
+      <w:r>
+        <w:rPr>
+          <w:lang w:val="es-ES" w:eastAsia="en-US"/>
+        </w:rPr>
+        <w:t xml:space="preserve">Finalmente, comprobamos la conexión de vuelta con un ping desde la Máquina 3 (BD) hacia la IP de la Máquina 2 (172.16.157.1), lo cual demuestra que la comunicación bidireccional en el segundo segmento de red funciona perfectamente y sin pérdida de paquetes. </w:t>
+      </w:r>
+    </w:p>
+    <w:p>
+      <w:pPr>
+        <w:ind w:left="0"/>
+        <w:jc w:val="center"/>
+        <w:rPr>
+          <w:lang w:val="es-ES" w:eastAsia="en-US"/>
+        </w:rPr>
+      </w:pPr>
+      <w:r>
+        <w:rPr>
+          <w:noProof/>
+        </w:rPr>
+        <w:drawing>
+          <wp:inline distT="0" distB="0" distL="0" distR="0" wp14:anchorId="36BC63F5" wp14:editId="4235271C">
+            <wp:extent cx="4297957" cy="2494800"/>
+            <wp:effectExtent l="0" t="0" r="7620" b="1270"/>
+            <wp:docPr id="21" name="Imagen 21"/>
+            <wp:cNvGraphicFramePr>
+              <a:graphicFrameLocks xmlns:a="http://schemas.openxmlformats.org/drawingml/2006/main" noChangeAspect="1"/>
+            </wp:cNvGraphicFramePr>
+            <a:graphic xmlns:a="http://schemas.openxmlformats.org/drawingml/2006/main">
+              <a:graphicData uri="http://schemas.openxmlformats.org/drawingml/2006/picture">
+                <pic:pic xmlns:pic="http://schemas.openxmlformats.org/drawingml/2006/picture">
+                  <pic:nvPicPr>
+                    <pic:cNvPr id="0" name="Picture 17"/>
+                    <pic:cNvPicPr>
+                      <a:picLocks noChangeAspect="1" noChangeArrowheads="1"/>
+                    </pic:cNvPicPr>
+                  </pic:nvPicPr>
+                  <pic:blipFill>
+                    <a:blip r:embed="rId23">
+                      <a:extLst>
+                        <a:ext uri="{28A0092B-C50C-407E-A947-70E740481C1C}">
+                          <a14:useLocalDpi xmlns:a14="http://schemas.microsoft.com/office/drawing/2010/main" val="0"/>
+                        </a:ext>
+                      </a:extLst>
+                    </a:blip>
+                    <a:srcRect/>
+                    <a:stretch>
+                      <a:fillRect/>
+                    </a:stretch>
+                  </pic:blipFill>
+                  <pic:spPr bwMode="auto">
+                    <a:xfrm>
+                      <a:off x="0" y="0"/>
+                      <a:ext cx="4297957" cy="2494800"/>
+                    </a:xfrm>
+                    <a:prstGeom prst="rect">
+                      <a:avLst/>
+                    </a:prstGeom>
+                    <a:noFill/>
+                    <a:ln>
+                      <a:noFill/>
+                    </a:ln>
+                  </pic:spPr>
+                </pic:pic>
+              </a:graphicData>
+            </a:graphic>
+          </wp:inline>
+        </w:drawing>
+      </w:r>
+    </w:p>
+    <w:p>
+      <w:pPr>
+        <w:spacing w:after="160" w:line="259" w:lineRule="auto"/>
+        <w:ind w:left="0"/>
+        <w:jc w:val="left"/>
+        <w:rPr>
+          <w:lang w:val="es-ES" w:eastAsia="en-US"/>
+        </w:rPr>
+      </w:pPr>
+      <w:r>
+        <w:rPr>
+          <w:lang w:val="es-ES" w:eastAsia="en-US"/>
+        </w:rPr>
+        <w:br w:type="page"/>
+      </w:r>
+    </w:p>
+    <w:p>
+      <w:pPr>
+        <w:pStyle w:val="Ttulo1"/>
+        <w:numPr>
+          <w:ilvl w:val="0"/>
+          <w:numId w:val="3"/>
+        </w:numPr>
+      </w:pPr>
+      <w:bookmarkStart w:id="15" w:name="_Toc241078337"/>
+      <w:r>
+        <w:t>Comprobación de acceso remoto vía SSH</w:t>
+      </w:r>
+      <w:bookmarkEnd w:id="15"/>
+    </w:p>
+    <w:p>
+      <w:pPr>
+        <w:ind w:left="0"/>
+        <w:rPr>
+          <w:lang w:val="es-ES" w:eastAsia="en-US"/>
+        </w:rPr>
+      </w:pPr>
+      <w:r>
+        <w:rPr>
+          <w:lang w:eastAsia="en-US"/>
+        </w:rPr>
+        <w:t>Para complementar las pruebas de conectividad básica</w:t>
+      </w:r>
+      <w:r>
+        <w:rPr>
+          <w:lang w:eastAsia="en-US"/>
+        </w:rPr>
+        <w:t>s</w:t>
+      </w:r>
+      <w:r>
+        <w:rPr>
+          <w:lang w:eastAsia="en-US"/>
+        </w:rPr>
+        <w:t xml:space="preserve"> realizadas anteriormente, verificamos el acceso de administración remota a través del protocolo SSH entre las distintas máquinas.</w:t>
+      </w:r>
+    </w:p>
+    <w:p>
+      <w:pPr>
+        <w:pStyle w:val="Ttulo2"/>
+        <w:rPr>
+          <w:lang w:val="es"/>
+        </w:rPr>
+      </w:pPr>
+      <w:bookmarkStart w:id="16" w:name="_Toc241078338"/>
+      <w:r>
+        <w:t xml:space="preserve">Paso 1: </w:t>
+      </w:r>
+      <w:r>
+        <w:rPr>
+          <w:lang w:val="es"/>
+        </w:rPr>
+        <w:t>Conexión entre Proxy y Server</w:t>
+      </w:r>
+      <w:bookmarkEnd w:id="16"/>
+      <w:r>
+        <w:rPr>
+          <w:lang w:val="es"/>
+        </w:rPr>
+        <w:t xml:space="preserve"> </w:t>
+      </w:r>
+    </w:p>
+    <w:p>
+      <w:pPr>
+        <w:ind w:left="0"/>
+        <w:rPr>
+          <w:lang w:val="es-ES" w:eastAsia="en-US"/>
+        </w:rPr>
+      </w:pPr>
+      <w:r>
+        <w:rPr>
+          <w:lang w:eastAsia="en-US"/>
+        </w:rPr>
+        <w:t xml:space="preserve">Desde la máquina 1 (Proxy), iniciamos una conexión SSH hacia la máquina 2 (Server) ejecutando el comando </w:t>
+      </w:r>
+      <w:proofErr w:type="spellStart"/>
+      <w:r>
+        <w:rPr>
+          <w:lang w:eastAsia="en-US"/>
+        </w:rPr>
+        <w:t>ssh</w:t>
+      </w:r>
+      <w:proofErr w:type="spellEnd"/>
+      <w:r>
+        <w:rPr>
+          <w:lang w:eastAsia="en-US"/>
+        </w:rPr>
+        <w:t xml:space="preserve"> usuario@172.16.156.2. Tras aceptar la huella digital (</w:t>
+      </w:r>
+      <w:proofErr w:type="spellStart"/>
+      <w:r>
+        <w:rPr>
+          <w:lang w:eastAsia="en-US"/>
+        </w:rPr>
+        <w:t>fingerprint</w:t>
+      </w:r>
+      <w:proofErr w:type="spellEnd"/>
+      <w:r>
+        <w:rPr>
+          <w:lang w:eastAsia="en-US"/>
+        </w:rPr>
+        <w:t>) del nuevo host e introducir la contraseña de usuario, accedimos exitosamente a la terminal remota.</w:t>
+      </w:r>
+    </w:p>
+    <w:p>
+      <w:pPr>
+        <w:ind w:left="0"/>
+      </w:pPr>
+      <w:r>
+        <w:drawing>
+          <wp:inline distT="0" distB="0" distL="0" distR="0" wp14:anchorId="1111BF26" wp14:editId="5E0E89C3">
+            <wp:extent cx="5400040" cy="2147570"/>
+            <wp:effectExtent l="0" t="0" r="0" b="5080"/>
+            <wp:docPr id="22" name="Imagen 22"/>
+            <wp:cNvGraphicFramePr>
+              <a:graphicFrameLocks xmlns:a="http://schemas.openxmlformats.org/drawingml/2006/main" noChangeAspect="1"/>
+            </wp:cNvGraphicFramePr>
+            <a:graphic xmlns:a="http://schemas.openxmlformats.org/drawingml/2006/main">
+              <a:graphicData uri="http://schemas.openxmlformats.org/drawingml/2006/picture">
+                <pic:pic xmlns:pic="http://schemas.openxmlformats.org/drawingml/2006/picture">
+                  <pic:nvPicPr>
+                    <pic:cNvPr id="1" name=""/>
+                    <pic:cNvPicPr/>
+                  </pic:nvPicPr>
+                  <pic:blipFill>
+                    <a:blip r:embed="rId24"/>
+                    <a:stretch>
+                      <a:fillRect/>
+                    </a:stretch>
+                  </pic:blipFill>
+                  <pic:spPr>
+                    <a:xfrm>
+                      <a:off x="0" y="0"/>
+                      <a:ext cx="5400040" cy="2147570"/>
+                    </a:xfrm>
+                    <a:prstGeom prst="rect">
+                      <a:avLst/>
+                    </a:prstGeom>
+                  </pic:spPr>
+                </pic:pic>
+              </a:graphicData>
+            </a:graphic>
+          </wp:inline>
+        </w:drawing>
+      </w:r>
+    </w:p>
+    <w:p>
+      <w:pPr>
+        <w:ind w:left="0"/>
+      </w:pPr>
+      <w:r>
+        <w:t xml:space="preserve">De forma inversa, comprobamos el acceso desde la máquina 2 (Server) hacia la máquina 1 (Proxy) mediante el comando </w:t>
+      </w:r>
+      <w:proofErr w:type="spellStart"/>
+      <w:r>
+        <w:t>ssh</w:t>
+      </w:r>
+      <w:proofErr w:type="spellEnd"/>
+      <w:r>
+        <w:t xml:space="preserve"> usuario@172.16.156.1. El inicio de sesión remoto se completó sin problemas.</w:t>
+      </w:r>
+    </w:p>
+    <w:p>
+      <w:pPr>
+        <w:ind w:left="0"/>
+      </w:pPr>
+      <w:r>
+        <w:drawing>
+          <wp:inline distT="0" distB="0" distL="0" distR="0" wp14:anchorId="709F1C2A" wp14:editId="09E1F741">
+            <wp:extent cx="5400040" cy="2112645"/>
+            <wp:effectExtent l="0" t="0" r="0" b="1905"/>
+            <wp:docPr id="23" name="Imagen 23"/>
+            <wp:cNvGraphicFramePr>
+              <a:graphicFrameLocks xmlns:a="http://schemas.openxmlformats.org/drawingml/2006/main" noChangeAspect="1"/>
+            </wp:cNvGraphicFramePr>
+            <a:graphic xmlns:a="http://schemas.openxmlformats.org/drawingml/2006/main">
+              <a:graphicData uri="http://schemas.openxmlformats.org/drawingml/2006/picture">
+                <pic:pic xmlns:pic="http://schemas.openxmlformats.org/drawingml/2006/picture">
+                  <pic:nvPicPr>
+                    <pic:cNvPr id="1" name=""/>
+                    <pic:cNvPicPr/>
+                  </pic:nvPicPr>
+                  <pic:blipFill>
+                    <a:blip r:embed="rId25"/>
+                    <a:stretch>
+                      <a:fillRect/>
+                    </a:stretch>
+                  </pic:blipFill>
+                  <pic:spPr>
+                    <a:xfrm>
+                      <a:off x="0" y="0"/>
+                      <a:ext cx="5400040" cy="2112645"/>
+                    </a:xfrm>
+                    <a:prstGeom prst="rect">
+                      <a:avLst/>
+                    </a:prstGeom>
+                  </pic:spPr>
+                </pic:pic>
+              </a:graphicData>
+            </a:graphic>
+          </wp:inline>
+        </w:drawing>
+      </w:r>
+    </w:p>
+    <w:p>
+      <w:pPr>
+        <w:spacing w:after="160" w:line="259" w:lineRule="auto"/>
+        <w:ind w:left="0"/>
+        <w:jc w:val="left"/>
+      </w:pPr>
+      <w:r>
+        <w:br w:type="page"/>
+      </w:r>
+    </w:p>
+    <w:p>
+      <w:pPr>
+        <w:pStyle w:val="Ttulo2"/>
+      </w:pPr>
+      <w:bookmarkStart w:id="17" w:name="_Toc241078339"/>
+      <w:r>
+        <w:t xml:space="preserve">Paso </w:t>
+      </w:r>
+      <w:r>
+        <w:t>2</w:t>
+      </w:r>
+      <w:r>
+        <w:t xml:space="preserve">: </w:t>
+      </w:r>
+      <w:r>
+        <w:rPr>
+          <w:lang w:val="es"/>
+        </w:rPr>
+        <w:t>Conexión entre Server y BD</w:t>
+      </w:r>
+      <w:bookmarkEnd w:id="17"/>
+      <w:r>
+        <w:rPr>
+          <w:lang w:val="es"/>
+        </w:rPr>
+        <w:t xml:space="preserve"> </w:t>
+      </w:r>
+    </w:p>
+    <w:p>
+      <w:pPr>
+        <w:ind w:left="0"/>
+      </w:pPr>
+      <w:r>
+        <w:t xml:space="preserve">Desde la máquina 2 (Server), validamos el acceso a la máquina 3 (BD) en el segundo segmento de red ejecutando </w:t>
+      </w:r>
+      <w:proofErr w:type="spellStart"/>
+      <w:r>
+        <w:t>ssh</w:t>
+      </w:r>
+      <w:proofErr w:type="spellEnd"/>
+      <w:r>
+        <w:t xml:space="preserve"> usuario@172.16.157.2. Al igual que en las pruebas anteriores, confirmamos la conexión y logramos acceder al intérprete de comandos remoto.</w:t>
+      </w:r>
+    </w:p>
+    <w:p>
+      <w:pPr>
+        <w:ind w:left="0"/>
+      </w:pPr>
+      <w:r>
+        <w:drawing>
+          <wp:inline distT="0" distB="0" distL="0" distR="0" wp14:anchorId="408FD2F7" wp14:editId="449DD4A4">
+            <wp:extent cx="5400040" cy="2134235"/>
+            <wp:effectExtent l="0" t="0" r="0" b="0"/>
+            <wp:docPr id="24" name="Imagen 24"/>
+            <wp:cNvGraphicFramePr>
+              <a:graphicFrameLocks xmlns:a="http://schemas.openxmlformats.org/drawingml/2006/main" noChangeAspect="1"/>
+            </wp:cNvGraphicFramePr>
+            <a:graphic xmlns:a="http://schemas.openxmlformats.org/drawingml/2006/main">
+              <a:graphicData uri="http://schemas.openxmlformats.org/drawingml/2006/picture">
+                <pic:pic xmlns:pic="http://schemas.openxmlformats.org/drawingml/2006/picture">
+                  <pic:nvPicPr>
+                    <pic:cNvPr id="1" name=""/>
+                    <pic:cNvPicPr/>
+                  </pic:nvPicPr>
+                  <pic:blipFill>
+                    <a:blip r:embed="rId26"/>
+                    <a:stretch>
+                      <a:fillRect/>
+                    </a:stretch>
+                  </pic:blipFill>
+                  <pic:spPr>
+                    <a:xfrm>
+                      <a:off x="0" y="0"/>
+                      <a:ext cx="5400040" cy="2134235"/>
+                    </a:xfrm>
+                    <a:prstGeom prst="rect">
+                      <a:avLst/>
+                    </a:prstGeom>
+                  </pic:spPr>
+                </pic:pic>
+              </a:graphicData>
+            </a:graphic>
+          </wp:inline>
+        </w:drawing>
+      </w:r>
+    </w:p>
+    <w:p>
+      <w:pPr>
+        <w:ind w:left="0"/>
+      </w:pPr>
+      <w:r>
+        <w:t xml:space="preserve">Finalmente, realizamos la conexión desde la máquina 3 (BD) hacia la máquina 2 (Server) utilizando el comando </w:t>
+      </w:r>
+      <w:proofErr w:type="spellStart"/>
+      <w:r>
+        <w:t>ssh</w:t>
+      </w:r>
+      <w:proofErr w:type="spellEnd"/>
+      <w:r>
+        <w:t xml:space="preserve"> usuario@172.16.157.1. Esta prueba también resultó exitosa, demostrando que los servicios SSH operan correctamente y permiten la administración remota a lo largo de toda la infraestructura.</w:t>
+      </w:r>
+    </w:p>
+    <w:p>
+      <w:pPr>
+        <w:ind w:left="0"/>
+      </w:pPr>
+      <w:r>
+        <w:drawing>
+          <wp:inline distT="0" distB="0" distL="0" distR="0" wp14:anchorId="28C9BF07" wp14:editId="6585E97B">
+            <wp:extent cx="5400040" cy="1993900"/>
+            <wp:effectExtent l="0" t="0" r="0" b="6350"/>
+            <wp:docPr id="25" name="Imagen 25"/>
+            <wp:cNvGraphicFramePr>
+              <a:graphicFrameLocks xmlns:a="http://schemas.openxmlformats.org/drawingml/2006/main" noChangeAspect="1"/>
+            </wp:cNvGraphicFramePr>
+            <a:graphic xmlns:a="http://schemas.openxmlformats.org/drawingml/2006/main">
+              <a:graphicData uri="http://schemas.openxmlformats.org/drawingml/2006/picture">
+                <pic:pic xmlns:pic="http://schemas.openxmlformats.org/drawingml/2006/picture">
+                  <pic:nvPicPr>
+                    <pic:cNvPr id="1" name=""/>
+                    <pic:cNvPicPr/>
+                  </pic:nvPicPr>
+                  <pic:blipFill>
+                    <a:blip r:embed="rId27"/>
+                    <a:stretch>
+                      <a:fillRect/>
+                    </a:stretch>
+                  </pic:blipFill>
+                  <pic:spPr>
+                    <a:xfrm>
+                      <a:off x="0" y="0"/>
+                      <a:ext cx="5400040" cy="1993900"/>
+                    </a:xfrm>
+                    <a:prstGeom prst="rect">
+                      <a:avLst/>
+                    </a:prstGeom>
+                  </pic:spPr>
+                </pic:pic>
+              </a:graphicData>
+            </a:graphic>
+          </wp:inline>
+        </w:drawing>
+      </w:r>
+    </w:p>
+    <w:p>
+      <w:pPr>
+        <w:ind w:left="0"/>
+      </w:pPr>
+      <w:r>
+        <w:t xml:space="preserve">Como prueba final de red, intentamos establecer una conexión directa desde la máquina 3 (BD) hacia la máquina 1 (Proxy). </w:t>
+      </w:r>
+    </w:p>
+    <w:p>
+      <w:pPr>
+        <w:ind w:left="0"/>
+      </w:pPr>
+      <w:r>
+        <w:t xml:space="preserve">Ejecutamos el comando </w:t>
+      </w:r>
+      <w:proofErr w:type="spellStart"/>
+      <w:r>
+        <w:t>ssh</w:t>
+      </w:r>
+      <w:proofErr w:type="spellEnd"/>
+      <w:r>
+        <w:t xml:space="preserve"> usuario@172.16.156.1 desde la consola de la BD. El resultado es un error que indica </w:t>
+      </w:r>
+      <w:proofErr w:type="spellStart"/>
+      <w:r>
+        <w:rPr>
+          <w:b/>
+          <w:bCs/>
+        </w:rPr>
+        <w:t>ssh</w:t>
+      </w:r>
+      <w:proofErr w:type="spellEnd"/>
+      <w:r>
+        <w:rPr>
+          <w:b/>
+          <w:bCs/>
+        </w:rPr>
+        <w:t xml:space="preserve">: </w:t>
+      </w:r>
+      <w:proofErr w:type="spellStart"/>
+      <w:r>
+        <w:rPr>
+          <w:b/>
+          <w:bCs/>
+        </w:rPr>
+        <w:t>connect</w:t>
+      </w:r>
+      <w:proofErr w:type="spellEnd"/>
+      <w:r>
+        <w:rPr>
+          <w:b/>
+          <w:bCs/>
+        </w:rPr>
+        <w:t xml:space="preserve"> </w:t>
+      </w:r>
+      <w:proofErr w:type="spellStart"/>
+      <w:r>
+        <w:rPr>
+          <w:b/>
+          <w:bCs/>
+        </w:rPr>
+        <w:t>to</w:t>
+      </w:r>
+      <w:proofErr w:type="spellEnd"/>
+      <w:r>
+        <w:rPr>
+          <w:b/>
+          <w:bCs/>
+        </w:rPr>
+        <w:t xml:space="preserve"> host 172.16.156.1 </w:t>
+      </w:r>
+      <w:proofErr w:type="spellStart"/>
+      <w:r>
+        <w:rPr>
+          <w:b/>
+          <w:bCs/>
+        </w:rPr>
+        <w:t>port</w:t>
+      </w:r>
+      <w:proofErr w:type="spellEnd"/>
+      <w:r>
+        <w:rPr>
+          <w:b/>
+          <w:bCs/>
+        </w:rPr>
+        <w:t xml:space="preserve"> 22: Network </w:t>
+      </w:r>
+      <w:proofErr w:type="spellStart"/>
+      <w:r>
+        <w:rPr>
+          <w:b/>
+          <w:bCs/>
+        </w:rPr>
+        <w:t>is</w:t>
+      </w:r>
+      <w:proofErr w:type="spellEnd"/>
+      <w:r>
+        <w:rPr>
+          <w:b/>
+          <w:bCs/>
+        </w:rPr>
+        <w:t xml:space="preserve"> </w:t>
+      </w:r>
+      <w:proofErr w:type="spellStart"/>
+      <w:r>
+        <w:rPr>
+          <w:b/>
+          <w:bCs/>
+        </w:rPr>
+        <w:t>unreachable</w:t>
+      </w:r>
+      <w:proofErr w:type="spellEnd"/>
+      <w:r>
+        <w:t xml:space="preserve">. Este comportamiento es el esperado y confirma que la máquina de base de datos no tiene rutas directas hacia la red donde opera el Proxy, garantizando así su aislamiento y cumpliendo con </w:t>
+      </w:r>
+      <w:r>
+        <w:t>la</w:t>
+      </w:r>
+      <w:r>
+        <w:t xml:space="preserve"> seguridad establecida.</w:t>
+      </w:r>
+    </w:p>
+    <w:p>
+      <w:pPr>
+        <w:ind w:left="0"/>
+      </w:pPr>
+      <w:r>
+        <w:drawing>
+          <wp:inline distT="0" distB="0" distL="0" distR="0" wp14:anchorId="0E3FC109" wp14:editId="1C673287">
+            <wp:extent cx="5400040" cy="586105"/>
+            <wp:effectExtent l="0" t="0" r="0" b="4445"/>
+            <wp:docPr id="27" name="Imagen 27"/>
+            <wp:cNvGraphicFramePr>
+              <a:graphicFrameLocks xmlns:a="http://schemas.openxmlformats.org/drawingml/2006/main" noChangeAspect="1"/>
+            </wp:cNvGraphicFramePr>
+            <a:graphic xmlns:a="http://schemas.openxmlformats.org/drawingml/2006/main">
+              <a:graphicData uri="http://schemas.openxmlformats.org/drawingml/2006/picture">
+                <pic:pic xmlns:pic="http://schemas.openxmlformats.org/drawingml/2006/picture">
+                  <pic:nvPicPr>
+                    <pic:cNvPr id="1" name=""/>
+                    <pic:cNvPicPr/>
+                  </pic:nvPicPr>
+                  <pic:blipFill>
+                    <a:blip r:embed="rId28"/>
+                    <a:stretch>
+                      <a:fillRect/>
+                    </a:stretch>
+                  </pic:blipFill>
+                  <pic:spPr>
+                    <a:xfrm>
+                      <a:off x="0" y="0"/>
+                      <a:ext cx="5400040" cy="586105"/>
+                    </a:xfrm>
+                    <a:prstGeom prst="rect">
+                      <a:avLst/>
+                    </a:prstGeom>
+                  </pic:spPr>
+                </pic:pic>
+              </a:graphicData>
+            </a:graphic>
+          </wp:inline>
+        </w:drawing>
+      </w:r>
     </w:p>
     <w:sectPr>
-      <w:headerReference w:type="default" r:id="rId15"/>
-      <w:headerReference w:type="first" r:id="rId16"/>
+      <w:headerReference w:type="default" r:id="rId29"/>
+      <w:headerReference w:type="first" r:id="rId30"/>
       <w:pgSz w:w="11906" w:h="16838"/>
       <w:pgMar w:top="1417" w:right="1701" w:bottom="1417" w:left="1701" w:header="708" w:footer="708" w:gutter="0"/>
       <w:cols w:space="708"/>
@@ -1830,6 +4724,273 @@
     </w:lvl>
   </w:abstractNum>
   <w:abstractNum w:abstractNumId="1" w15:restartNumberingAfterBreak="0">
+    <w:nsid w:val="25A97CAB"/>
+    <w:multiLevelType w:val="hybridMultilevel"/>
+    <w:tmpl w:val="756C3D04"/>
+    <w:lvl w:ilvl="0" w:tplc="FFFFFFFF">
+      <w:start w:val="1"/>
+      <w:numFmt w:val="decimal"/>
+      <w:lvlText w:val="%1."/>
+      <w:lvlJc w:val="left"/>
+      <w:pPr>
+        <w:ind w:left="720" w:hanging="360"/>
+      </w:pPr>
+      <w:rPr>
+        <w:rFonts w:hint="default"/>
+      </w:rPr>
+    </w:lvl>
+    <w:lvl w:ilvl="1" w:tplc="FFFFFFFF" w:tentative="1">
+      <w:start w:val="1"/>
+      <w:numFmt w:val="lowerLetter"/>
+      <w:lvlText w:val="%2."/>
+      <w:lvlJc w:val="left"/>
+      <w:pPr>
+        <w:ind w:left="1440" w:hanging="360"/>
+      </w:pPr>
+    </w:lvl>
+    <w:lvl w:ilvl="2" w:tplc="FFFFFFFF" w:tentative="1">
+      <w:start w:val="1"/>
+      <w:numFmt w:val="lowerRoman"/>
+      <w:lvlText w:val="%3."/>
+      <w:lvlJc w:val="right"/>
+      <w:pPr>
+        <w:ind w:left="2160" w:hanging="180"/>
+      </w:pPr>
+    </w:lvl>
+    <w:lvl w:ilvl="3" w:tplc="FFFFFFFF" w:tentative="1">
+      <w:start w:val="1"/>
+      <w:numFmt w:val="decimal"/>
+      <w:lvlText w:val="%4."/>
+      <w:lvlJc w:val="left"/>
+      <w:pPr>
+        <w:ind w:left="2880" w:hanging="360"/>
+      </w:pPr>
+    </w:lvl>
+    <w:lvl w:ilvl="4" w:tplc="FFFFFFFF" w:tentative="1">
+      <w:start w:val="1"/>
+      <w:numFmt w:val="lowerLetter"/>
+      <w:lvlText w:val="%5."/>
+      <w:lvlJc w:val="left"/>
+      <w:pPr>
+        <w:ind w:left="3600" w:hanging="360"/>
+      </w:pPr>
+    </w:lvl>
+    <w:lvl w:ilvl="5" w:tplc="FFFFFFFF" w:tentative="1">
+      <w:start w:val="1"/>
+      <w:numFmt w:val="lowerRoman"/>
+      <w:lvlText w:val="%6."/>
+      <w:lvlJc w:val="right"/>
+      <w:pPr>
+        <w:ind w:left="4320" w:hanging="180"/>
+      </w:pPr>
+    </w:lvl>
+    <w:lvl w:ilvl="6" w:tplc="FFFFFFFF" w:tentative="1">
+      <w:start w:val="1"/>
+      <w:numFmt w:val="decimal"/>
+      <w:lvlText w:val="%7."/>
+      <w:lvlJc w:val="left"/>
+      <w:pPr>
+        <w:ind w:left="5040" w:hanging="360"/>
+      </w:pPr>
+    </w:lvl>
+    <w:lvl w:ilvl="7" w:tplc="FFFFFFFF" w:tentative="1">
+      <w:start w:val="1"/>
+      <w:numFmt w:val="lowerLetter"/>
+      <w:lvlText w:val="%8."/>
+      <w:lvlJc w:val="left"/>
+      <w:pPr>
+        <w:ind w:left="5760" w:hanging="360"/>
+      </w:pPr>
+    </w:lvl>
+    <w:lvl w:ilvl="8" w:tplc="FFFFFFFF" w:tentative="1">
+      <w:start w:val="1"/>
+      <w:numFmt w:val="lowerRoman"/>
+      <w:lvlText w:val="%9."/>
+      <w:lvlJc w:val="right"/>
+      <w:pPr>
+        <w:ind w:left="6480" w:hanging="180"/>
+      </w:pPr>
+    </w:lvl>
+  </w:abstractNum>
+  <w:abstractNum w:abstractNumId="2" w15:restartNumberingAfterBreak="0">
+    <w:nsid w:val="2C8529BC"/>
+    <w:multiLevelType w:val="hybridMultilevel"/>
+    <w:tmpl w:val="756C3D04"/>
+    <w:lvl w:ilvl="0" w:tplc="FFFFFFFF">
+      <w:start w:val="1"/>
+      <w:numFmt w:val="decimal"/>
+      <w:lvlText w:val="%1."/>
+      <w:lvlJc w:val="left"/>
+      <w:pPr>
+        <w:ind w:left="720" w:hanging="360"/>
+      </w:pPr>
+      <w:rPr>
+        <w:rFonts w:hint="default"/>
+      </w:rPr>
+    </w:lvl>
+    <w:lvl w:ilvl="1" w:tplc="FFFFFFFF" w:tentative="1">
+      <w:start w:val="1"/>
+      <w:numFmt w:val="lowerLetter"/>
+      <w:lvlText w:val="%2."/>
+      <w:lvlJc w:val="left"/>
+      <w:pPr>
+        <w:ind w:left="1440" w:hanging="360"/>
+      </w:pPr>
+    </w:lvl>
+    <w:lvl w:ilvl="2" w:tplc="FFFFFFFF" w:tentative="1">
+      <w:start w:val="1"/>
+      <w:numFmt w:val="lowerRoman"/>
+      <w:lvlText w:val="%3."/>
+      <w:lvlJc w:val="right"/>
+      <w:pPr>
+        <w:ind w:left="2160" w:hanging="180"/>
+      </w:pPr>
+    </w:lvl>
+    <w:lvl w:ilvl="3" w:tplc="FFFFFFFF" w:tentative="1">
+      <w:start w:val="1"/>
+      <w:numFmt w:val="decimal"/>
+      <w:lvlText w:val="%4."/>
+      <w:lvlJc w:val="left"/>
+      <w:pPr>
+        <w:ind w:left="2880" w:hanging="360"/>
+      </w:pPr>
+    </w:lvl>
+    <w:lvl w:ilvl="4" w:tplc="FFFFFFFF" w:tentative="1">
+      <w:start w:val="1"/>
+      <w:numFmt w:val="lowerLetter"/>
+      <w:lvlText w:val="%5."/>
+      <w:lvlJc w:val="left"/>
+      <w:pPr>
+        <w:ind w:left="3600" w:hanging="360"/>
+      </w:pPr>
+    </w:lvl>
+    <w:lvl w:ilvl="5" w:tplc="FFFFFFFF" w:tentative="1">
+      <w:start w:val="1"/>
+      <w:numFmt w:val="lowerRoman"/>
+      <w:lvlText w:val="%6."/>
+      <w:lvlJc w:val="right"/>
+      <w:pPr>
+        <w:ind w:left="4320" w:hanging="180"/>
+      </w:pPr>
+    </w:lvl>
+    <w:lvl w:ilvl="6" w:tplc="FFFFFFFF" w:tentative="1">
+      <w:start w:val="1"/>
+      <w:numFmt w:val="decimal"/>
+      <w:lvlText w:val="%7."/>
+      <w:lvlJc w:val="left"/>
+      <w:pPr>
+        <w:ind w:left="5040" w:hanging="360"/>
+      </w:pPr>
+    </w:lvl>
+    <w:lvl w:ilvl="7" w:tplc="FFFFFFFF" w:tentative="1">
+      <w:start w:val="1"/>
+      <w:numFmt w:val="lowerLetter"/>
+      <w:lvlText w:val="%8."/>
+      <w:lvlJc w:val="left"/>
+      <w:pPr>
+        <w:ind w:left="5760" w:hanging="360"/>
+      </w:pPr>
+    </w:lvl>
+    <w:lvl w:ilvl="8" w:tplc="FFFFFFFF" w:tentative="1">
+      <w:start w:val="1"/>
+      <w:numFmt w:val="lowerRoman"/>
+      <w:lvlText w:val="%9."/>
+      <w:lvlJc w:val="right"/>
+      <w:pPr>
+        <w:ind w:left="6480" w:hanging="180"/>
+      </w:pPr>
+    </w:lvl>
+  </w:abstractNum>
+  <w:abstractNum w:abstractNumId="3" w15:restartNumberingAfterBreak="0">
+    <w:nsid w:val="41AC14B4"/>
+    <w:multiLevelType w:val="hybridMultilevel"/>
+    <w:tmpl w:val="756C3D04"/>
+    <w:lvl w:ilvl="0" w:tplc="FFFFFFFF">
+      <w:start w:val="1"/>
+      <w:numFmt w:val="decimal"/>
+      <w:lvlText w:val="%1."/>
+      <w:lvlJc w:val="left"/>
+      <w:pPr>
+        <w:ind w:left="720" w:hanging="360"/>
+      </w:pPr>
+      <w:rPr>
+        <w:rFonts w:hint="default"/>
+      </w:rPr>
+    </w:lvl>
+    <w:lvl w:ilvl="1" w:tplc="FFFFFFFF" w:tentative="1">
+      <w:start w:val="1"/>
+      <w:numFmt w:val="lowerLetter"/>
+      <w:lvlText w:val="%2."/>
+      <w:lvlJc w:val="left"/>
+      <w:pPr>
+        <w:ind w:left="1440" w:hanging="360"/>
+      </w:pPr>
+    </w:lvl>
+    <w:lvl w:ilvl="2" w:tplc="FFFFFFFF" w:tentative="1">
+      <w:start w:val="1"/>
+      <w:numFmt w:val="lowerRoman"/>
+      <w:lvlText w:val="%3."/>
+      <w:lvlJc w:val="right"/>
+      <w:pPr>
+        <w:ind w:left="2160" w:hanging="180"/>
+      </w:pPr>
+    </w:lvl>
+    <w:lvl w:ilvl="3" w:tplc="FFFFFFFF" w:tentative="1">
+      <w:start w:val="1"/>
+      <w:numFmt w:val="decimal"/>
+      <w:lvlText w:val="%4."/>
+      <w:lvlJc w:val="left"/>
+      <w:pPr>
+        <w:ind w:left="2880" w:hanging="360"/>
+      </w:pPr>
+    </w:lvl>
+    <w:lvl w:ilvl="4" w:tplc="FFFFFFFF" w:tentative="1">
+      <w:start w:val="1"/>
+      <w:numFmt w:val="lowerLetter"/>
+      <w:lvlText w:val="%5."/>
+      <w:lvlJc w:val="left"/>
+      <w:pPr>
+        <w:ind w:left="3600" w:hanging="360"/>
+      </w:pPr>
+    </w:lvl>
+    <w:lvl w:ilvl="5" w:tplc="FFFFFFFF" w:tentative="1">
+      <w:start w:val="1"/>
+      <w:numFmt w:val="lowerRoman"/>
+      <w:lvlText w:val="%6."/>
+      <w:lvlJc w:val="right"/>
+      <w:pPr>
+        <w:ind w:left="4320" w:hanging="180"/>
+      </w:pPr>
+    </w:lvl>
+    <w:lvl w:ilvl="6" w:tplc="FFFFFFFF" w:tentative="1">
+      <w:start w:val="1"/>
+      <w:numFmt w:val="decimal"/>
+      <w:lvlText w:val="%7."/>
+      <w:lvlJc w:val="left"/>
+      <w:pPr>
+        <w:ind w:left="5040" w:hanging="360"/>
+      </w:pPr>
+    </w:lvl>
+    <w:lvl w:ilvl="7" w:tplc="FFFFFFFF" w:tentative="1">
+      <w:start w:val="1"/>
+      <w:numFmt w:val="lowerLetter"/>
+      <w:lvlText w:val="%8."/>
+      <w:lvlJc w:val="left"/>
+      <w:pPr>
+        <w:ind w:left="5760" w:hanging="360"/>
+      </w:pPr>
+    </w:lvl>
+    <w:lvl w:ilvl="8" w:tplc="FFFFFFFF" w:tentative="1">
+      <w:start w:val="1"/>
+      <w:numFmt w:val="lowerRoman"/>
+      <w:lvlText w:val="%9."/>
+      <w:lvlJc w:val="right"/>
+      <w:pPr>
+        <w:ind w:left="6480" w:hanging="180"/>
+      </w:pPr>
+    </w:lvl>
+  </w:abstractNum>
+  <w:abstractNum w:abstractNumId="4" w15:restartNumberingAfterBreak="0">
     <w:nsid w:val="42737BC9"/>
     <w:multiLevelType w:val="hybridMultilevel"/>
     <w:tmpl w:val="756C3D04"/>
@@ -1918,7 +5079,97 @@
       </w:pPr>
     </w:lvl>
   </w:abstractNum>
-  <w:abstractNum w:abstractNumId="2" w15:restartNumberingAfterBreak="0">
+  <w:abstractNum w:abstractNumId="5" w15:restartNumberingAfterBreak="0">
+    <w:nsid w:val="4E2E76A6"/>
+    <w:multiLevelType w:val="multilevel"/>
+    <w:tmpl w:val="756C3D04"/>
+    <w:styleLink w:val="Listaactual1"/>
+    <w:lvl w:ilvl="0">
+      <w:start w:val="1"/>
+      <w:numFmt w:val="decimal"/>
+      <w:lvlText w:val="%1."/>
+      <w:lvlJc w:val="left"/>
+      <w:pPr>
+        <w:ind w:left="720" w:hanging="360"/>
+      </w:pPr>
+      <w:rPr>
+        <w:rFonts w:hint="default"/>
+      </w:rPr>
+    </w:lvl>
+    <w:lvl w:ilvl="1">
+      <w:start w:val="1"/>
+      <w:numFmt w:val="lowerLetter"/>
+      <w:lvlText w:val="%2."/>
+      <w:lvlJc w:val="left"/>
+      <w:pPr>
+        <w:ind w:left="1440" w:hanging="360"/>
+      </w:pPr>
+    </w:lvl>
+    <w:lvl w:ilvl="2">
+      <w:start w:val="1"/>
+      <w:numFmt w:val="lowerRoman"/>
+      <w:lvlText w:val="%3."/>
+      <w:lvlJc w:val="right"/>
+      <w:pPr>
+        <w:ind w:left="2160" w:hanging="180"/>
+      </w:pPr>
+    </w:lvl>
+    <w:lvl w:ilvl="3">
+      <w:start w:val="1"/>
+      <w:numFmt w:val="decimal"/>
+      <w:lvlText w:val="%4."/>
+      <w:lvlJc w:val="left"/>
+      <w:pPr>
+        <w:ind w:left="2880" w:hanging="360"/>
+      </w:pPr>
+    </w:lvl>
+    <w:lvl w:ilvl="4">
+      <w:start w:val="1"/>
+      <w:numFmt w:val="lowerLetter"/>
+      <w:lvlText w:val="%5."/>
+      <w:lvlJc w:val="left"/>
+      <w:pPr>
+        <w:ind w:left="3600" w:hanging="360"/>
+      </w:pPr>
+    </w:lvl>
+    <w:lvl w:ilvl="5">
+      <w:start w:val="1"/>
+      <w:numFmt w:val="lowerRoman"/>
+      <w:lvlText w:val="%6."/>
+      <w:lvlJc w:val="right"/>
+      <w:pPr>
+        <w:ind w:left="4320" w:hanging="180"/>
+      </w:pPr>
+    </w:lvl>
+    <w:lvl w:ilvl="6">
+      <w:start w:val="1"/>
+      <w:numFmt w:val="decimal"/>
+      <w:lvlText w:val="%7."/>
+      <w:lvlJc w:val="left"/>
+      <w:pPr>
+        <w:ind w:left="5040" w:hanging="360"/>
+      </w:pPr>
+    </w:lvl>
+    <w:lvl w:ilvl="7">
+      <w:start w:val="1"/>
+      <w:numFmt w:val="lowerLetter"/>
+      <w:lvlText w:val="%8."/>
+      <w:lvlJc w:val="left"/>
+      <w:pPr>
+        <w:ind w:left="5760" w:hanging="360"/>
+      </w:pPr>
+    </w:lvl>
+    <w:lvl w:ilvl="8">
+      <w:start w:val="1"/>
+      <w:numFmt w:val="lowerRoman"/>
+      <w:lvlText w:val="%9."/>
+      <w:lvlJc w:val="right"/>
+      <w:pPr>
+        <w:ind w:left="6480" w:hanging="180"/>
+      </w:pPr>
+    </w:lvl>
+  </w:abstractNum>
+  <w:abstractNum w:abstractNumId="6" w15:restartNumberingAfterBreak="0">
     <w:nsid w:val="519C1E37"/>
     <w:multiLevelType w:val="multilevel"/>
     <w:tmpl w:val="A4388C64"/>
@@ -2067,7 +5318,7 @@
       </w:rPr>
     </w:lvl>
   </w:abstractNum>
-  <w:abstractNum w:abstractNumId="3" w15:restartNumberingAfterBreak="0">
+  <w:abstractNum w:abstractNumId="7" w15:restartNumberingAfterBreak="0">
     <w:nsid w:val="64416E88"/>
     <w:multiLevelType w:val="hybridMultilevel"/>
     <w:tmpl w:val="756C3D04"/>
@@ -2157,16 +5408,28 @@
     </w:lvl>
   </w:abstractNum>
   <w:num w:numId="1" w16cid:durableId="515771326">
-    <w:abstractNumId w:val="2"/>
+    <w:abstractNumId w:val="6"/>
   </w:num>
   <w:num w:numId="2" w16cid:durableId="542718523">
     <w:abstractNumId w:val="0"/>
   </w:num>
   <w:num w:numId="3" w16cid:durableId="846941253">
-    <w:abstractNumId w:val="3"/>
+    <w:abstractNumId w:val="7"/>
   </w:num>
   <w:num w:numId="4" w16cid:durableId="447313891">
+    <w:abstractNumId w:val="4"/>
+  </w:num>
+  <w:num w:numId="5" w16cid:durableId="146213896">
     <w:abstractNumId w:val="1"/>
+  </w:num>
+  <w:num w:numId="6" w16cid:durableId="2124952983">
+    <w:abstractNumId w:val="5"/>
+  </w:num>
+  <w:num w:numId="7" w16cid:durableId="997616244">
+    <w:abstractNumId w:val="2"/>
+  </w:num>
+  <w:num w:numId="8" w16cid:durableId="2107383776">
+    <w:abstractNumId w:val="3"/>
   </w:num>
 </w:numbering>
 </file>
@@ -3198,6 +6461,113 @@
       <w:szCs w:val="24"/>
     </w:rPr>
   </w:style>
+  <w:style w:type="numbering" w:customStyle="1" w:styleId="Listaactual1">
+    <w:name w:val="Lista actual1"/>
+    <w:uiPriority w:val="99"/>
+    <w:rsid w:val="00170592"/>
+    <w:pPr>
+      <w:numPr>
+        <w:numId w:val="6"/>
+      </w:numPr>
+    </w:pPr>
+  </w:style>
+  <w:style w:type="paragraph" w:styleId="Sinespaciado">
+    <w:name w:val="No Spacing"/>
+    <w:uiPriority w:val="1"/>
+    <w:qFormat/>
+    <w:rsid w:val="00170592"/>
+    <w:pPr>
+      <w:spacing w:after="0" w:line="240" w:lineRule="auto"/>
+      <w:ind w:left="992"/>
+      <w:jc w:val="both"/>
+    </w:pPr>
+    <w:rPr>
+      <w:rFonts w:ascii="Montserrat" w:eastAsia="Montserrat" w:hAnsi="Montserrat" w:cs="Montserrat"/>
+      <w:kern w:val="0"/>
+      <w:sz w:val="20"/>
+      <w:szCs w:val="20"/>
+      <w:lang w:val="es" w:eastAsia="es-ES"/>
+      <w14:ligatures w14:val="none"/>
+    </w:rPr>
+  </w:style>
+  <w:style w:type="paragraph" w:styleId="ndice1">
+    <w:name w:val="index 1"/>
+    <w:basedOn w:val="Ttulo1"/>
+    <w:next w:val="Normal"/>
+    <w:autoRedefine/>
+    <w:uiPriority w:val="99"/>
+    <w:semiHidden/>
+    <w:unhideWhenUsed/>
+    <w:rsid w:val="00B21EC1"/>
+    <w:pPr>
+      <w:spacing w:after="0" w:line="240" w:lineRule="auto"/>
+      <w:ind w:left="200" w:hanging="200"/>
+    </w:pPr>
+  </w:style>
+  <w:style w:type="paragraph" w:styleId="ndice2">
+    <w:name w:val="index 2"/>
+    <w:basedOn w:val="Ttulo2"/>
+    <w:next w:val="Normal"/>
+    <w:autoRedefine/>
+    <w:uiPriority w:val="99"/>
+    <w:semiHidden/>
+    <w:unhideWhenUsed/>
+    <w:rsid w:val="00B21EC1"/>
+    <w:pPr>
+      <w:spacing w:after="0" w:line="240" w:lineRule="auto"/>
+      <w:ind w:left="400" w:hanging="200"/>
+    </w:pPr>
+  </w:style>
+  <w:style w:type="paragraph" w:styleId="TtuloTDC">
+    <w:name w:val="TOC Heading"/>
+    <w:basedOn w:val="Ttulo1"/>
+    <w:next w:val="Normal"/>
+    <w:uiPriority w:val="39"/>
+    <w:unhideWhenUsed/>
+    <w:qFormat/>
+    <w:rsid w:val="00B21EC1"/>
+    <w:pPr>
+      <w:spacing w:before="240" w:after="0" w:line="259" w:lineRule="auto"/>
+      <w:ind w:left="0"/>
+      <w:jc w:val="left"/>
+      <w:outlineLvl w:val="9"/>
+    </w:pPr>
+    <w:rPr>
+      <w:rFonts w:asciiTheme="majorHAnsi" w:hAnsiTheme="majorHAnsi"/>
+      <w:color w:val="2F5496" w:themeColor="accent1" w:themeShade="BF"/>
+      <w:kern w:val="0"/>
+      <w:sz w:val="32"/>
+      <w:szCs w:val="32"/>
+      <w:lang w:eastAsia="es-ES"/>
+      <w14:ligatures w14:val="none"/>
+    </w:rPr>
+  </w:style>
+  <w:style w:type="paragraph" w:styleId="TDC1">
+    <w:name w:val="toc 1"/>
+    <w:basedOn w:val="Normal"/>
+    <w:next w:val="Normal"/>
+    <w:autoRedefine/>
+    <w:uiPriority w:val="39"/>
+    <w:unhideWhenUsed/>
+    <w:rsid w:val="00B21EC1"/>
+    <w:pPr>
+      <w:spacing w:after="100"/>
+      <w:ind w:left="0"/>
+    </w:pPr>
+  </w:style>
+  <w:style w:type="paragraph" w:styleId="TDC2">
+    <w:name w:val="toc 2"/>
+    <w:basedOn w:val="Normal"/>
+    <w:next w:val="Normal"/>
+    <w:autoRedefine/>
+    <w:uiPriority w:val="39"/>
+    <w:unhideWhenUsed/>
+    <w:rsid w:val="00B21EC1"/>
+    <w:pPr>
+      <w:spacing w:after="100"/>
+      <w:ind w:left="200"/>
+    </w:pPr>
+  </w:style>
 </w:styles>
 </file>
 
@@ -3494,4 +6864,16 @@
     </a:ext>
   </a:extLst>
 </a:theme>
+</file>
+
+<file path=customXml/item1.xml><?xml version="1.0" encoding="utf-8"?>
+<b:Sources xmlns:b="http://schemas.openxmlformats.org/officeDocument/2006/bibliography" xmlns="http://schemas.openxmlformats.org/officeDocument/2006/bibliography" SelectedStyle="\APASixthEditionOfficeOnline.xsl" StyleName="APA" Version="6"/>
+</file>
+
+<file path=customXml/itemProps1.xml><?xml version="1.0" encoding="utf-8"?>
+<ds:datastoreItem xmlns:ds="http://schemas.openxmlformats.org/officeDocument/2006/customXml" ds:itemID="{15CF7AFA-A841-49FE-9E6A-9A41F1049BA2}">
+  <ds:schemaRefs>
+    <ds:schemaRef ds:uri="http://schemas.openxmlformats.org/officeDocument/2006/bibliography"/>
+  </ds:schemaRefs>
+</ds:datastoreItem>
 </file>